--- a/inbox/Application Aware Networking/Book_01_FedAAN_SSA_Landing_Zone_IPAM_FedRAMP.docx
+++ b/inbox/Application Aware Networking/Book_01_FedAAN_SSA_Landing_Zone_IPAM_FedRAMP.docx
@@ -60,312 +60,15 @@
         </w:p>
       </w:sdtContent>
     </w:sdt>
-    <w:p>
-      <w:r>
-        <w:pict>
-          <v:rect style="width:0;height:1.5pt" o:hralign="center" o:hrstd="t" o:hr="t"/>
-        </w:pict>
-      </w:r>
-    </w:p>
-    <w:bookmarkStart w:id="9" w:name="executive-summary"/>
-    <w:p>
-      <w:pPr>
-        <w:pStyle w:val="Heading2"/>
-      </w:pPr>
-      <w:r>
-        <w:t xml:space="preserve">Executive Summary</w:t>
-      </w:r>
-    </w:p>
-    <w:p>
-      <w:pPr>
-        <w:pStyle w:val="FirstParagraph"/>
-      </w:pPr>
-      <w:r>
-        <w:t xml:space="preserve">The Social Security Administration operates four distinct cloud environments — on-premises VMware Cloud Foundation, Microsoft Azure Government (GCC Moderate), AWS GovCloud, and Oracle Cloud Infrastructure (OCI) for OPM HRIT integration. Each environment uses a different Software Defined Networking fabric that replaces traditional broadcast DHCP with fabric-native IP assignment. Without a unified control layer, SSA has no cross-environment IP visibility, no unified DNS security policy, no automated certificate lifecycle, and must collect FedRAMP compliance evidence from four separate sources.</w:t>
-      </w:r>
-    </w:p>
-    <w:p>
-      <w:pPr>
-        <w:pStyle w:val="BodyText"/>
-      </w:pPr>
-      <w:r>
-        <w:rPr>
-          <w:b/>
-          <w:bCs/>
-        </w:rPr>
-        <w:t xml:space="preserve">InfoBlox DDI</w:t>
-      </w:r>
-      <w:r>
-        <w:t xml:space="preserve"> </w:t>
-      </w:r>
-      <w:r>
-        <w:t xml:space="preserve">— the market-leading platform for DNS, DHCP, and IP Address Management — solves all four problems from a single FedRAMP-authorized control plane (CSO FR2017257053, authorized January 2023, hosted on AWS GovCloud).</w:t>
-      </w:r>
-    </w:p>
-    <w:p>
-      <w:pPr>
-        <w:pStyle w:val="BodyText"/>
-      </w:pPr>
-      <w:r>
-        <w:rPr>
-          <w:b/>
-          <w:bCs/>
-        </w:rPr>
-        <w:t xml:space="preserve">The three business outcomes this document demonstrates:</w:t>
-      </w:r>
-    </w:p>
-    <w:p>
-      <w:pPr>
-        <w:pStyle w:val="BodyText"/>
-      </w:pPr>
-      <w:r>
-        <w:rPr>
-          <w:b/>
-          <w:bCs/>
-        </w:rPr>
-        <w:t xml:space="preserve">1. Operational Risk Elimination.</w:t>
-      </w:r>
-      <w:r>
-        <w:t xml:space="preserve"> </w:t>
-      </w:r>
-      <w:r>
-        <w:t xml:space="preserve">A single Infoblox deployment replaces four separate DNS systems, four separate IP inventory processes, and four separate certificate-tracking tools. When a new cloud workload spins up in any environment, Infoblox automatically allocates an IP (cross-cloud conflict checked), creates DNS A and PTR records, and enrolls a machine certificate via SCEP — in seconds, without a change ticket. When a workload decommissions, all three are revoked atomically.</w:t>
-      </w:r>
-    </w:p>
-    <w:p>
-      <w:pPr>
-        <w:pStyle w:val="BodyText"/>
-      </w:pPr>
-      <w:r>
-        <w:rPr>
-          <w:b/>
-          <w:bCs/>
-        </w:rPr>
-        <w:t xml:space="preserve">2. Continuous FedRAMP Compliance.</w:t>
-      </w:r>
-      <w:r>
-        <w:t xml:space="preserve"> </w:t>
-      </w:r>
-      <w:r>
-        <w:t xml:space="preserve">Infoblox is the only DDI platform with its own FedRAMP Moderate CSO authorization, meaning SSA inherits the DDI layer controls rather than re-proving them. Evidence for SC-20/21 (DNSSEC), CM-8 (inventory), IA-5(2) (certificates), AU-12 (audit), and IR-4 (incident response) is generated continuously and automatically — not assembled manually for annual assessments.</w:t>
-      </w:r>
-    </w:p>
-    <w:p>
-      <w:pPr>
-        <w:pStyle w:val="BodyText"/>
-      </w:pPr>
-      <w:r>
-        <w:rPr>
-          <w:b/>
-          <w:bCs/>
-        </w:rPr>
-        <w:t xml:space="preserve">3. M365 GCC Boundary Enforcement.</w:t>
-      </w:r>
-      <w:r>
-        <w:t xml:space="preserve"> </w:t>
-      </w:r>
-      <w:r>
-        <w:t xml:space="preserve">Microsoft publishes M365 GCC endpoint changes up to 12 times per year. Without automation, each change requires four manual updates across NSG rules, VPC security groups, RPZ policies, and VPN split-tunnel configurations — during which a gap exists between when Microsoft changes an endpoint and when SSA’s controls reflect it. Infoblox polls the Microsoft 365 IP &amp; URL Web Service API daily and pushes all four enforcement updates simultaneously, closing the boundary gap window to minutes.</w:t>
-      </w:r>
-    </w:p>
-    <w:p>
-      <w:pPr>
-        <w:pStyle w:val="BodyText"/>
-      </w:pPr>
-      <w:r>
-        <w:rPr>
-          <w:b/>
-          <w:bCs/>
-        </w:rPr>
-        <w:t xml:space="preserve">Vendor relationships:</w:t>
-      </w:r>
-      <w:r>
-        <w:t xml:space="preserve"> </w:t>
-      </w:r>
-      <w:r>
-        <w:t xml:space="preserve">InfoBlox has formal technology partnerships with all three of SSA’s primary cloud vendors. InfoBlox BloxOne’s own FedRAMP-authorized service runs</w:t>
-      </w:r>
-      <w:r>
-        <w:t xml:space="preserve"> </w:t>
-      </w:r>
-      <w:r>
-        <w:rPr>
-          <w:i/>
-          <w:iCs/>
-        </w:rPr>
-        <w:t xml:space="preserve">on</w:t>
-      </w:r>
-      <w:r>
-        <w:t xml:space="preserve"> </w:t>
-      </w:r>
-      <w:r>
-        <w:t xml:space="preserve">AWS GovCloud, making AWS the infrastructure foundation. InfoBlox is a Microsoft Azure Technology Alliance Partner with native Microsoft Sentinel, Defender Threat Intelligence, and Entra ID integrations. InfoBlox is available on the Oracle Cloud Marketplace with OCI connector support for the OPM HRIT integration path.</w:t>
-      </w:r>
-    </w:p>
-    <w:p>
-      <w:pPr>
-        <w:pStyle w:val="BodyText"/>
-      </w:pPr>
-      <w:r>
-        <w:rPr>
-          <w:b/>
-          <w:bCs/>
-        </w:rPr>
-        <w:t xml:space="preserve">The recommendation is clear: procure InfoBlox DDI via the AWS GovCloud Marketplace</w:t>
-      </w:r>
-      <w:r>
-        <w:t xml:space="preserve"> </w:t>
-      </w:r>
-      <w:r>
-        <w:t xml:space="preserve">(no separate IDIQ required), deploy Grid Members in each environment, and build the landing zone DNS and IPAM layer on InfoBlox from day one. Every workload deployed after that point inherits FedRAMP-compliant DNS, IP management, and certificate lifecycle automatically.</w:t>
-      </w:r>
-    </w:p>
-    <w:p>
-      <w:r>
-        <w:pict>
-          <v:rect style="width:0;height:1.5pt" o:hralign="center" o:hrstd="t" o:hr="t"/>
-        </w:pict>
-      </w:r>
-    </w:p>
-    <w:bookmarkEnd w:id="9"/>
-    <w:bookmarkStart w:id="25" w:name="sec-landing-zone"/>
-    <w:p>
-      <w:pPr>
-        <w:pStyle w:val="Heading2"/>
-      </w:pPr>
-      <w:r>
-        <w:t xml:space="preserve">1 What Is a Federal Cloud Landing Zone?</w:t>
-      </w:r>
-    </w:p>
-    <w:p>
-      <w:pPr>
-        <w:pStyle w:val="FirstParagraph"/>
-      </w:pPr>
-      <w:r>
-        <w:t xml:space="preserve">A Cloud Landing Zone is the foundational, pre-configured environment that a federal agency provisions</w:t>
-      </w:r>
-      <w:r>
-        <w:t xml:space="preserve"> </w:t>
-      </w:r>
-      <w:r>
-        <w:rPr>
-          <w:i/>
-          <w:iCs/>
-        </w:rPr>
-        <w:t xml:space="preserve">before</w:t>
-      </w:r>
-      <w:r>
-        <w:t xml:space="preserve"> </w:t>
-      </w:r>
-      <w:r>
-        <w:t xml:space="preserve">any workload is deployed. It establishes the guardrails — network topology, identity controls, logging pipelines, encryption policies, and security baselines — that every subsequent workload inherits automatically.</w:t>
-      </w:r>
-    </w:p>
-    <w:p>
-      <w:pPr>
-        <w:pStyle w:val="BodyText"/>
-      </w:pPr>
-      <w:r>
-        <w:t xml:space="preserve">For SSA operating under FedRAMP Moderate, the landing zone must satisfy four overlapping frameworks simultaneously:</w:t>
-      </w:r>
-    </w:p>
-    <w:p>
-      <w:pPr>
-        <w:pStyle w:val="Compact"/>
-        <w:numPr>
-          <w:ilvl w:val="0"/>
-          <w:numId w:val="1001"/>
-        </w:numPr>
-      </w:pPr>
-      <w:r>
-        <w:rPr>
-          <w:b/>
-          <w:bCs/>
-        </w:rPr>
-        <w:t xml:space="preserve">NIST SP 800-53 Rev 5</w:t>
-      </w:r>
-      <w:r>
-        <w:t xml:space="preserve"> </w:t>
-      </w:r>
-      <w:r>
-        <w:t xml:space="preserve">— the control catalog from which FedRAMP Moderate baselines are drawn</w:t>
-      </w:r>
-    </w:p>
-    <w:p>
-      <w:pPr>
-        <w:pStyle w:val="Compact"/>
-        <w:numPr>
-          <w:ilvl w:val="0"/>
-          <w:numId w:val="1001"/>
-        </w:numPr>
-      </w:pPr>
-      <w:r>
-        <w:rPr>
-          <w:b/>
-          <w:bCs/>
-        </w:rPr>
-        <w:t xml:space="preserve">CISA Zero Trust Maturity Model v2.0</w:t>
-      </w:r>
-      <w:r>
-        <w:t xml:space="preserve"> </w:t>
-      </w:r>
-      <w:r>
-        <w:t xml:space="preserve">— five pillars with three cross-cutting capabilities</w:t>
-      </w:r>
-    </w:p>
-    <w:p>
-      <w:pPr>
-        <w:pStyle w:val="Compact"/>
-        <w:numPr>
-          <w:ilvl w:val="0"/>
-          <w:numId w:val="1001"/>
-        </w:numPr>
-      </w:pPr>
-      <w:r>
-        <w:rPr>
-          <w:b/>
-          <w:bCs/>
-        </w:rPr>
-        <w:t xml:space="preserve">FedRAMP Moderate</w:t>
-      </w:r>
-      <w:r>
-        <w:t xml:space="preserve"> </w:t>
-      </w:r>
-      <w:r>
-        <w:t xml:space="preserve">— boundary definition, continuous monitoring, evidence packaging</w:t>
-      </w:r>
-    </w:p>
-    <w:p>
-      <w:pPr>
-        <w:pStyle w:val="Compact"/>
-        <w:numPr>
-          <w:ilvl w:val="0"/>
-          <w:numId w:val="1001"/>
-        </w:numPr>
-      </w:pPr>
-      <w:r>
-        <w:rPr>
-          <w:b/>
-          <w:bCs/>
-        </w:rPr>
-        <w:t xml:space="preserve">FedRAMP 20x Consolidated Rules (2026)</w:t>
-      </w:r>
-      <w:r>
-        <w:t xml:space="preserve"> </w:t>
-      </w:r>
-      <w:r>
-        <w:t xml:space="preserve">— automated, machine-readable compliance evidence enforced by infrastructure-as-code; Class A/B/C certification pipelines; mandatory January 1, 2027</w:t>
-      </w:r>
-    </w:p>
     <w:tbl>
       <w:tblPr>
         <w:tblStyle w:val="Table"/>
         <w:tblLook w:firstRow="0" w:lastRow="0" w:firstColumn="0" w:lastColumn="0" w:noHBand="0" w:noVBand="0" w:val="0000"/>
         <w:tblBorders>
-          <w:top w:val="single" w:sz="4" w:space="0" w:color="CC1914"/>
-          <w:left w:val="single" w:sz="24" w:space="0" w:color="CC1914"/>
-          <w:bottom w:val="single" w:sz="4" w:space="0" w:color="CC1914"/>
-          <w:right w:val="single" w:sz="4" w:space="0" w:color="CC1914"/>
+          <w:top w:val="single" w:sz="4" w:space="0" w:color="EB9113"/>
+          <w:left w:val="single" w:sz="24" w:space="0" w:color="EB9113"/>
+          <w:bottom w:val="single" w:sz="4" w:space="0" w:color="EB9113"/>
+          <w:right w:val="single" w:sz="4" w:space="0" w:color="EB9113"/>
         </w:tblBorders>
         <w:tblCellMar>
           <w:left w:w="144" w:type="dxa"/>
@@ -379,7 +82,7 @@
         </w:trPr>
         <w:tc>
           <w:tcPr>
-            <w:shd w:color="auto" w:fill="f7dddc" w:val="clear"/>
+            <w:shd w:color="auto" w:fill="fcefdc" w:val="clear"/>
             <w:tcMar>
               <w:top w:w="92" w:type="dxa"/>
               <w:bottom w:w="92" w:type="dxa"/>
@@ -398,18 +101,18 @@
                 <wp:inline>
                   <wp:extent cx="152400" cy="152400"/>
                   <wp:effectExtent b="0" l="0" r="0" t="0"/>
-                  <wp:docPr descr="" title="" id="11" name="Picture"/>
+                  <wp:docPr descr="" title="" id="10" name="Picture"/>
                   <a:graphic>
                     <a:graphicData uri="http://schemas.openxmlformats.org/drawingml/2006/picture">
                       <pic:pic>
                         <pic:nvPicPr>
-                          <pic:cNvPr descr="/opt/quarto/share/formats/docx/important.png" id="12" name="Picture"/>
+                          <pic:cNvPr descr="/opt/quarto/share/formats/docx/warning.png" id="11" name="Picture"/>
                           <pic:cNvPicPr>
                             <a:picLocks noChangeArrowheads="1" noChangeAspect="1"/>
                           </pic:cNvPicPr>
                         </pic:nvPicPr>
                         <pic:blipFill>
-                          <a:blip r:embed="rId10"/>
+                          <a:blip r:embed="rId9"/>
                           <a:stretch>
                             <a:fillRect/>
                           </a:stretch>
@@ -442,7 +145,7 @@
               <w:t xml:space="preserve"> </w:t>
             </w:r>
             <w:r>
-              <w:t xml:space="preserve">Important</w:t>
+              <w:t xml:space="preserve">Draft Proposal — Subject to Review</w:t>
             </w:r>
           </w:p>
         </w:tc>
@@ -466,6 +169,496 @@
               <w:spacing w:before="16" w:after="16"/>
             </w:pPr>
             <w:r>
+              <w:t xml:space="preserve">This document is a</w:t>
+            </w:r>
+            <w:r>
+              <w:t xml:space="preserve"> </w:t>
+            </w:r>
+            <w:r>
+              <w:rPr>
+                <w:b/>
+                <w:bCs/>
+              </w:rPr>
+              <w:t xml:space="preserve">draft proposal</w:t>
+            </w:r>
+            <w:r>
+              <w:t xml:space="preserve"> </w:t>
+            </w:r>
+            <w:r>
+              <w:t xml:space="preserve">developed by the</w:t>
+            </w:r>
+            <w:r>
+              <w:t xml:space="preserve"> </w:t>
+            </w:r>
+            <w:r>
+              <w:rPr>
+                <w:b/>
+                <w:bCs/>
+              </w:rPr>
+              <w:t xml:space="preserve">CSI Team (Cloud Services Infrastructure)</w:t>
+            </w:r>
+            <w:r>
+              <w:t xml:space="preserve">. It is an attempt at a comprehensive SSA-wide technical roadmap and has not been reviewed or approved by the SSA CIO Office, the Office of Information Security (OIS), or organizational leadership. All recommendations, vendor selections, control mappings, and implementation timelines are subject to revision pending formal review by the SSA CIO Office and organizational components.</w:t>
+            </w:r>
+          </w:p>
+          <w:p/>
+        </w:tc>
+      </w:tr>
+    </w:tbl>
+    <w:p>
+      <w:r>
+        <w:pict>
+          <v:rect style="width:0;height:1.5pt" o:hralign="center" o:hrstd="t" o:hr="t"/>
+        </w:pict>
+      </w:r>
+    </w:p>
+    <w:bookmarkStart w:id="12" w:name="executive-summary"/>
+    <w:p>
+      <w:pPr>
+        <w:pStyle w:val="Heading2"/>
+      </w:pPr>
+      <w:r>
+        <w:t xml:space="preserve">Executive Summary</w:t>
+      </w:r>
+    </w:p>
+    <w:p>
+      <w:pPr>
+        <w:pStyle w:val="FirstParagraph"/>
+      </w:pPr>
+      <w:r>
+        <w:t xml:space="preserve">The Social Security Administration operates four distinct cloud environments — on-premises VMware Cloud Foundation, Microsoft Azure Government (GCC Moderate), AWS GovCloud, and Oracle Cloud Infrastructure (OCI) for OPM HRIT integration. Each environment uses a different Software Defined Networking fabric that replaces traditional broadcast DHCP with fabric-native IP assignment. Without a unified control layer, SSA has no cross-environment IP visibility, no unified DNS security policy, no automated certificate lifecycle, and must collect FedRAMP compliance evidence from four separate sources.</w:t>
+      </w:r>
+    </w:p>
+    <w:p>
+      <w:pPr>
+        <w:pStyle w:val="BodyText"/>
+      </w:pPr>
+      <w:r>
+        <w:rPr>
+          <w:b/>
+          <w:bCs/>
+        </w:rPr>
+        <w:t xml:space="preserve">InfoBlox DDI</w:t>
+      </w:r>
+      <w:r>
+        <w:t xml:space="preserve"> </w:t>
+      </w:r>
+      <w:r>
+        <w:t xml:space="preserve">— the market-leading platform for DNS, DHCP, and IP Address Management — solves all four problems from a single FedRAMP-authorized control plane (CSO FR2017257053, authorized January 2023, hosted on AWS GovCloud).</w:t>
+      </w:r>
+    </w:p>
+    <w:p>
+      <w:pPr>
+        <w:pStyle w:val="BodyText"/>
+      </w:pPr>
+      <w:r>
+        <w:rPr>
+          <w:b/>
+          <w:bCs/>
+        </w:rPr>
+        <w:t xml:space="preserve">The three business outcomes this document demonstrates:</w:t>
+      </w:r>
+    </w:p>
+    <w:p>
+      <w:pPr>
+        <w:pStyle w:val="BodyText"/>
+      </w:pPr>
+      <w:r>
+        <w:rPr>
+          <w:b/>
+          <w:bCs/>
+        </w:rPr>
+        <w:t xml:space="preserve">1. Operational Risk Elimination.</w:t>
+      </w:r>
+      <w:r>
+        <w:t xml:space="preserve"> </w:t>
+      </w:r>
+      <w:r>
+        <w:t xml:space="preserve">A single Infoblox deployment replaces four separate DNS systems, four separate IP inventory processes, and four separate certificate-tracking tools. When a new cloud workload spins up in any environment, Infoblox automatically allocates an IP (cross-cloud conflict checked), creates DNS A and PTR records, and enrolls a machine certificate via SCEP — in seconds, without a change ticket. When a workload decommissions, all three are revoked atomically.</w:t>
+      </w:r>
+    </w:p>
+    <w:p>
+      <w:pPr>
+        <w:pStyle w:val="BodyText"/>
+      </w:pPr>
+      <w:r>
+        <w:rPr>
+          <w:b/>
+          <w:bCs/>
+        </w:rPr>
+        <w:t xml:space="preserve">2. Continuous FedRAMP Compliance.</w:t>
+      </w:r>
+      <w:r>
+        <w:t xml:space="preserve"> </w:t>
+      </w:r>
+      <w:r>
+        <w:t xml:space="preserve">Infoblox is one of a small number of DDI platforms with its own FedRAMP Moderate CSO authorization; verify current authorization on the FedRAMP Marketplace at time of procurement, meaning SSA inherits the DDI layer controls rather than re-proving them. Evidence for SC-20/21 (DNSSEC), CM-8 (inventory), IA-5(2) (certificates), AU-12 (audit), and IR-4 (incident response) is generated continuously and automatically — not assembled manually for annual assessments.</w:t>
+      </w:r>
+    </w:p>
+    <w:p>
+      <w:pPr>
+        <w:pStyle w:val="BodyText"/>
+      </w:pPr>
+      <w:r>
+        <w:rPr>
+          <w:b/>
+          <w:bCs/>
+        </w:rPr>
+        <w:t xml:space="preserve">3. M365 GCC Boundary Enforcement.</w:t>
+      </w:r>
+      <w:r>
+        <w:t xml:space="preserve"> </w:t>
+      </w:r>
+      <w:r>
+        <w:t xml:space="preserve">Microsoft publishes M365 GCC endpoint changes up to 12 times per year. Without automation, each change requires four manual updates across NSG rules, VPC security groups, RPZ policies, and VPN split-tunnel configurations — during which a gap exists between when Microsoft changes an endpoint and when SSA’s controls reflect it. Infoblox polls the Microsoft 365 IP &amp; URL Web Service API daily and pushes all four enforcement updates simultaneously, closing the boundary gap window to minutes.</w:t>
+      </w:r>
+    </w:p>
+    <w:p>
+      <w:pPr>
+        <w:pStyle w:val="BodyText"/>
+      </w:pPr>
+      <w:r>
+        <w:rPr>
+          <w:b/>
+          <w:bCs/>
+        </w:rPr>
+        <w:t xml:space="preserve">Vendor relationships:</w:t>
+      </w:r>
+      <w:r>
+        <w:t xml:space="preserve"> </w:t>
+      </w:r>
+      <w:r>
+        <w:t xml:space="preserve">InfoBlox has formal technology partnerships with all three of SSA’s primary cloud vendors. InfoBlox BloxOne’s own FedRAMP-authorized service runs</w:t>
+      </w:r>
+      <w:r>
+        <w:t xml:space="preserve"> </w:t>
+      </w:r>
+      <w:r>
+        <w:rPr>
+          <w:i/>
+          <w:iCs/>
+        </w:rPr>
+        <w:t xml:space="preserve">on</w:t>
+      </w:r>
+      <w:r>
+        <w:t xml:space="preserve"> </w:t>
+      </w:r>
+      <w:r>
+        <w:t xml:space="preserve">AWS GovCloud, making AWS the infrastructure foundation. InfoBlox is a Microsoft Azure Technology Alliance Partner with native Microsoft Sentinel, Defender Threat Intelligence, and Entra ID integrations. InfoBlox is available on the Oracle Cloud Marketplace with OCI connector support for the OPM HRIT integration path.</w:t>
+      </w:r>
+    </w:p>
+    <w:p>
+      <w:pPr>
+        <w:pStyle w:val="BodyText"/>
+      </w:pPr>
+      <w:r>
+        <w:t xml:space="preserve">InfoBlox DDI can be deployed via two architecturally distinct paths; the choice determines the FedRAMP authorization inheritance model:</w:t>
+      </w:r>
+    </w:p>
+    <w:p>
+      <w:pPr>
+        <w:pStyle w:val="BodyText"/>
+      </w:pPr>
+      <w:r>
+        <w:rPr>
+          <w:b/>
+          <w:bCs/>
+        </w:rPr>
+        <w:t xml:space="preserve">Path A — BloxOne DDI (Cloud-Managed, FedRAMP ATO Inherited)</w:t>
+      </w:r>
+    </w:p>
+    <w:p>
+      <w:pPr>
+        <w:pStyle w:val="BodyText"/>
+      </w:pPr>
+      <w:r>
+        <w:t xml:space="preserve">InfoBlox operates the management control plane on AWS GovCloud (CSO FR2017257053, authorized January 2023). The agency deploys BloxOne On-Prem Hosts in each environment; they connect to the InfoBlox-hosted management plane. FedRAMP authorization is inherited from InfoBlox’s ATO — the agency does not carry this component independently. Procurement via AWS GovCloud Marketplace (no separate IDIQ required). Best fit if the agency prefers a managed control plane and the simplest FedRAMP inheritance path.</w:t>
+      </w:r>
+    </w:p>
+    <w:p>
+      <w:pPr>
+        <w:pStyle w:val="BodyText"/>
+      </w:pPr>
+      <w:r>
+        <w:rPr>
+          <w:b/>
+          <w:bCs/>
+        </w:rPr>
+        <w:t xml:space="preserve">Path B — NIOS Grid (Agency-Operated, On-Premises Hub)</w:t>
+      </w:r>
+    </w:p>
+    <w:p>
+      <w:pPr>
+        <w:pStyle w:val="BodyText"/>
+      </w:pPr>
+      <w:r>
+        <w:t xml:space="preserve">The agency deploys an InfoBlox NIOS virtual appliance as the Grid Master on-premises (VMware ESXi or physical InfoBlox appliance). Grid Members are deployed in each environment (AWS GovCloud, Azure Government, Oracle OCI, additional on-premises sites) as spokes. The on-premises Grid Master is the authoritative hub; all Grid Members replicate configuration from it and handle local DNS/DHCP/IPAM for their environment. The agency documents NIOS within its own FedRAMP boundary — no ATO inheritance from InfoBlox’s CSO. Procurement via GSA Schedule (GS-35F) or agency IDIQ contract vehicle.</w:t>
+      </w:r>
+    </w:p>
+    <w:p>
+      <w:pPr>
+        <w:pStyle w:val="BlockText"/>
+      </w:pPr>
+      <w:r>
+        <w:rPr>
+          <w:b/>
+          <w:bCs/>
+        </w:rPr>
+        <w:t xml:space="preserve">SSA topology note:</w:t>
+      </w:r>
+      <w:r>
+        <w:t xml:space="preserve"> </w:t>
+      </w:r>
+      <w:r>
+        <w:t xml:space="preserve">For SSA’s multi-cloud architecture spanning AWS GovCloud, Azure Government, Oracle OCI, and on-premises VMware, Path B — NIOS Grid with an on-premises Grid Master — more closely matches SSA’s topology. No single cloud provider is the hub; all four environments are equal spokes of the on-premises control plane. The decision between Path A and Path B should involve OIS and the CIO Office, as it determines whether InfoBlox is a shared-responsibility SaaS or an agency-operated infrastructure component. Agency selection pending.</w:t>
+      </w:r>
+    </w:p>
+    <w:p>
+      <w:r>
+        <w:pict>
+          <v:rect style="width:0;height:1.5pt" o:hralign="center" o:hrstd="t" o:hr="t"/>
+        </w:pict>
+      </w:r>
+    </w:p>
+    <w:bookmarkEnd w:id="12"/>
+    <w:bookmarkStart w:id="28" w:name="sec-landing-zone"/>
+    <w:p>
+      <w:pPr>
+        <w:pStyle w:val="Heading2"/>
+      </w:pPr>
+      <w:r>
+        <w:t xml:space="preserve">1 What Is a Federal Cloud Landing Zone?</w:t>
+      </w:r>
+    </w:p>
+    <w:p>
+      <w:pPr>
+        <w:pStyle w:val="FirstParagraph"/>
+      </w:pPr>
+      <w:r>
+        <w:t xml:space="preserve">A Cloud Landing Zone is the foundational, pre-configured environment that a federal agency provisions</w:t>
+      </w:r>
+      <w:r>
+        <w:t xml:space="preserve"> </w:t>
+      </w:r>
+      <w:r>
+        <w:rPr>
+          <w:i/>
+          <w:iCs/>
+        </w:rPr>
+        <w:t xml:space="preserve">before</w:t>
+      </w:r>
+      <w:r>
+        <w:t xml:space="preserve"> </w:t>
+      </w:r>
+      <w:r>
+        <w:t xml:space="preserve">any workload is deployed. It establishes the guardrails — network topology, identity controls, logging pipelines, encryption policies, and security baselines — that every subsequent workload inherits automatically.</w:t>
+      </w:r>
+    </w:p>
+    <w:p>
+      <w:pPr>
+        <w:pStyle w:val="BodyText"/>
+      </w:pPr>
+      <w:r>
+        <w:t xml:space="preserve">For SSA operating under FedRAMP Moderate, the landing zone must satisfy four overlapping frameworks simultaneously:</w:t>
+      </w:r>
+    </w:p>
+    <w:p>
+      <w:pPr>
+        <w:pStyle w:val="Compact"/>
+        <w:numPr>
+          <w:ilvl w:val="0"/>
+          <w:numId w:val="1001"/>
+        </w:numPr>
+      </w:pPr>
+      <w:r>
+        <w:rPr>
+          <w:b/>
+          <w:bCs/>
+        </w:rPr>
+        <w:t xml:space="preserve">NIST SP 800-53 Rev 5</w:t>
+      </w:r>
+      <w:r>
+        <w:t xml:space="preserve"> </w:t>
+      </w:r>
+      <w:r>
+        <w:t xml:space="preserve">— the control catalog from which FedRAMP Moderate baselines are drawn</w:t>
+      </w:r>
+    </w:p>
+    <w:p>
+      <w:pPr>
+        <w:pStyle w:val="Compact"/>
+        <w:numPr>
+          <w:ilvl w:val="0"/>
+          <w:numId w:val="1001"/>
+        </w:numPr>
+      </w:pPr>
+      <w:r>
+        <w:rPr>
+          <w:b/>
+          <w:bCs/>
+        </w:rPr>
+        <w:t xml:space="preserve">CISA Zero Trust Maturity Model v2.0</w:t>
+      </w:r>
+      <w:r>
+        <w:t xml:space="preserve"> </w:t>
+      </w:r>
+      <w:r>
+        <w:t xml:space="preserve">— five pillars with three cross-cutting capabilities</w:t>
+      </w:r>
+    </w:p>
+    <w:p>
+      <w:pPr>
+        <w:pStyle w:val="Compact"/>
+        <w:numPr>
+          <w:ilvl w:val="0"/>
+          <w:numId w:val="1001"/>
+        </w:numPr>
+      </w:pPr>
+      <w:r>
+        <w:rPr>
+          <w:b/>
+          <w:bCs/>
+        </w:rPr>
+        <w:t xml:space="preserve">FedRAMP Moderate</w:t>
+      </w:r>
+      <w:r>
+        <w:t xml:space="preserve"> </w:t>
+      </w:r>
+      <w:r>
+        <w:t xml:space="preserve">— boundary definition, continuous monitoring, evidence packaging</w:t>
+      </w:r>
+    </w:p>
+    <w:p>
+      <w:pPr>
+        <w:pStyle w:val="Compact"/>
+        <w:numPr>
+          <w:ilvl w:val="0"/>
+          <w:numId w:val="1001"/>
+        </w:numPr>
+      </w:pPr>
+      <w:r>
+        <w:rPr>
+          <w:b/>
+          <w:bCs/>
+        </w:rPr>
+        <w:t xml:space="preserve">FedRAMP 20x Consolidated Rules (2026)</w:t>
+      </w:r>
+      <w:r>
+        <w:t xml:space="preserve"> </w:t>
+      </w:r>
+      <w:r>
+        <w:t xml:space="preserve">— automated, machine-readable compliance evidence enforced by infrastructure-as-code; Class A/B/C certification pipelines; mandatory January 1, 2027</w:t>
+      </w:r>
+    </w:p>
+    <w:tbl>
+      <w:tblPr>
+        <w:tblStyle w:val="Table"/>
+        <w:tblLook w:firstRow="0" w:lastRow="0" w:firstColumn="0" w:lastColumn="0" w:noHBand="0" w:noVBand="0" w:val="0000"/>
+        <w:tblBorders>
+          <w:top w:val="single" w:sz="4" w:space="0" w:color="CC1914"/>
+          <w:left w:val="single" w:sz="24" w:space="0" w:color="CC1914"/>
+          <w:bottom w:val="single" w:sz="4" w:space="0" w:color="CC1914"/>
+          <w:right w:val="single" w:sz="4" w:space="0" w:color="CC1914"/>
+        </w:tblBorders>
+        <w:tblCellMar>
+          <w:left w:w="144" w:type="dxa"/>
+          <w:right w:w="144" w:type="dxa"/>
+        </w:tblCellMar>
+        <w:tblLook w:firstRow="0" w:lastRow="0" w:firstColumn="0" w:lastColumn="0" w:noHBand="0" w:noVBand="0" w:val="0000"/>
+      </w:tblPr>
+      <w:tr>
+        <w:trPr>
+          <w:cantSplit/>
+        </w:trPr>
+        <w:tc>
+          <w:tcPr>
+            <w:shd w:color="auto" w:fill="f7dddc" w:val="clear"/>
+            <w:tcMar>
+              <w:top w:w="92" w:type="dxa"/>
+              <w:bottom w:w="92" w:type="dxa"/>
+            </w:tcMar>
+          </w:tcPr>
+          <w:p>
+            <w:pPr>
+              <w:pStyle w:val="FirstParagraph"/>
+            </w:pPr>
+            <w:pPr>
+              <w:spacing w:before="0" w:after="0"/>
+              <w:textAlignment w:val="center"/>
+            </w:pPr>
+            <w:r>
+              <w:drawing>
+                <wp:inline>
+                  <wp:extent cx="152400" cy="152400"/>
+                  <wp:effectExtent b="0" l="0" r="0" t="0"/>
+                  <wp:docPr descr="" title="" id="14" name="Picture"/>
+                  <a:graphic>
+                    <a:graphicData uri="http://schemas.openxmlformats.org/drawingml/2006/picture">
+                      <pic:pic>
+                        <pic:nvPicPr>
+                          <pic:cNvPr descr="/opt/quarto/share/formats/docx/important.png" id="15" name="Picture"/>
+                          <pic:cNvPicPr>
+                            <a:picLocks noChangeArrowheads="1" noChangeAspect="1"/>
+                          </pic:cNvPicPr>
+                        </pic:nvPicPr>
+                        <pic:blipFill>
+                          <a:blip r:embed="rId13"/>
+                          <a:stretch>
+                            <a:fillRect/>
+                          </a:stretch>
+                        </pic:blipFill>
+                        <pic:spPr bwMode="auto">
+                          <a:xfrm>
+                            <a:off x="0" y="0"/>
+                            <a:ext cx="152400" cy="152400"/>
+                          </a:xfrm>
+                          <a:prstGeom prst="rect">
+                            <a:avLst/>
+                          </a:prstGeom>
+                          <a:noFill/>
+                          <a:ln w="9525">
+                            <a:noFill/>
+                            <a:headEnd/>
+                            <a:tailEnd/>
+                          </a:ln>
+                        </pic:spPr>
+                      </pic:pic>
+                    </a:graphicData>
+                  </a:graphic>
+                </wp:inline>
+              </w:drawing>
+            </w:r>
+            <w:r>
+              <w:t xml:space="preserve"> </w:t>
+            </w:r>
+            <w:r>
+              <w:t xml:space="preserve"> </w:t>
+            </w:r>
+            <w:r>
+              <w:t xml:space="preserve">Important</w:t>
+            </w:r>
+          </w:p>
+        </w:tc>
+      </w:tr>
+      <w:tr>
+        <w:trPr>
+          <w:cantSplit/>
+        </w:trPr>
+        <w:tc>
+          <w:tcPr>
+            <w:tcMar>
+              <w:top w:w="108" w:type="dxa"/>
+              <w:bottom w:w="108" w:type="dxa"/>
+            </w:tcMar>
+          </w:tcPr>
+          <w:p>
+            <w:pPr>
+              <w:pStyle w:val="BodyText"/>
+            </w:pPr>
+            <w:pPr>
+              <w:spacing w:before="16" w:after="16"/>
+            </w:pPr>
+            <w:r>
               <w:rPr>
                 <w:b/>
                 <w:bCs/>
@@ -505,18 +698,18 @@
           <wp:inline>
             <wp:extent cx="5334000" cy="2963333"/>
             <wp:effectExtent b="0" l="0" r="0" t="0"/>
-            <wp:docPr descr="FedRAMP 20x Consolidated Rules for 2026 — Class Timelines and Key Dates" title="" id="14" name="Picture"/>
+            <wp:docPr descr="FedRAMP 20x Consolidated Rules for 2026 — Class Timelines and Key Dates" title="" id="17" name="Picture"/>
             <a:graphic>
               <a:graphicData uri="http://schemas.openxmlformats.org/drawingml/2006/picture">
                 <pic:pic>
                   <pic:nvPicPr>
-                    <pic:cNvPr descr="figs/lz-fig-10-fedramp-20x.png" id="15" name="Picture"/>
+                    <pic:cNvPr descr="figs/lz-fig-10-fedramp-20x.png" id="18" name="Picture"/>
                     <pic:cNvPicPr>
                       <a:picLocks noChangeArrowheads="1" noChangeAspect="1"/>
                     </pic:cNvPicPr>
                   </pic:nvPicPr>
                   <pic:blipFill>
-                    <a:blip r:embed="rId13"/>
+                    <a:blip r:embed="rId16"/>
                     <a:stretch>
                       <a:fillRect/>
                     </a:stretch>
@@ -592,18 +785,18 @@
                 <wp:inline>
                   <wp:extent cx="152400" cy="152400"/>
                   <wp:effectExtent b="0" l="0" r="0" t="0"/>
-                  <wp:docPr descr="" title="" id="16" name="Picture"/>
+                  <wp:docPr descr="" title="" id="19" name="Picture"/>
                   <a:graphic>
                     <a:graphicData uri="http://schemas.openxmlformats.org/drawingml/2006/picture">
                       <pic:pic>
                         <pic:nvPicPr>
-                          <pic:cNvPr descr="/opt/quarto/share/formats/docx/important.png" id="17" name="Picture"/>
+                          <pic:cNvPr descr="/opt/quarto/share/formats/docx/important.png" id="20" name="Picture"/>
                           <pic:cNvPicPr>
                             <a:picLocks noChangeArrowheads="1" noChangeAspect="1"/>
                           </pic:cNvPicPr>
                         </pic:nvPicPr>
                         <pic:blipFill>
-                          <a:blip r:embed="rId10"/>
+                          <a:blip r:embed="rId13"/>
                           <a:stretch>
                             <a:fillRect/>
                           </a:stretch>
@@ -677,7 +870,7 @@
         </w:tc>
       </w:tr>
     </w:tbl>
-    <w:bookmarkStart w:id="24" w:name="sec-scope"/>
+    <w:bookmarkStart w:id="27" w:name="sec-scope"/>
     <w:p>
       <w:pPr>
         <w:pStyle w:val="Heading3"/>
@@ -695,18 +888,18 @@
           <wp:inline>
             <wp:extent cx="5334000" cy="2963333"/>
             <wp:effectExtent b="0" l="0" r="0" t="0"/>
-            <wp:docPr descr="Four Environments — Blind Islands vs. Unified InfoBlox Visibility" title="" id="19" name="Picture"/>
+            <wp:docPr descr="Four Environments — Blind Islands vs. Unified InfoBlox Visibility" title="" id="22" name="Picture"/>
             <a:graphic>
               <a:graphicData uri="http://schemas.openxmlformats.org/drawingml/2006/picture">
                 <pic:pic>
                   <pic:nvPicPr>
-                    <pic:cNvPr descr="figs/lz-fig-12-four-env.png" id="20" name="Picture"/>
+                    <pic:cNvPr descr="figs/lz-fig-12-four-env.png" id="23" name="Picture"/>
                     <pic:cNvPicPr>
                       <a:picLocks noChangeArrowheads="1" noChangeAspect="1"/>
                     </pic:cNvPicPr>
                   </pic:nvPicPr>
                   <pic:blipFill>
-                    <a:blip r:embed="rId18"/>
+                    <a:blip r:embed="rId21"/>
                     <a:stretch>
                       <a:fillRect/>
                     </a:stretch>
@@ -750,18 +943,18 @@
           <wp:inline>
             <wp:extent cx="5334000" cy="3111500"/>
             <wp:effectExtent b="0" l="0" r="0" t="0"/>
-            <wp:docPr descr="InfoBlox DDI as the Unified Control Plane for SSA’s Four-Environment Landing Zone" title="" id="22" name="Picture"/>
+            <wp:docPr descr="InfoBlox DDI as the Unified Control Plane for SSA’s Four-Environment Landing Zone" title="" id="25" name="Picture"/>
             <a:graphic>
               <a:graphicData uri="http://schemas.openxmlformats.org/drawingml/2006/picture">
                 <pic:pic>
                   <pic:nvPicPr>
-                    <pic:cNvPr descr="figs/lz-fig-01-control-hub.png" id="23" name="Picture"/>
+                    <pic:cNvPr descr="figs/lz-fig-01-control-hub.png" id="26" name="Picture"/>
                     <pic:cNvPicPr>
                       <a:picLocks noChangeArrowheads="1" noChangeAspect="1"/>
                     </pic:cNvPicPr>
                   </pic:nvPicPr>
                   <pic:blipFill>
-                    <a:blip r:embed="rId21"/>
+                    <a:blip r:embed="rId24"/>
                     <a:stretch>
                       <a:fillRect/>
                     </a:stretch>
@@ -1147,9 +1340,9 @@
         </w:pict>
       </w:r>
     </w:p>
-    <w:bookmarkEnd w:id="24"/>
-    <w:bookmarkEnd w:id="25"/>
-    <w:bookmarkStart w:id="39" w:name="sec-sdn"/>
+    <w:bookmarkEnd w:id="27"/>
+    <w:bookmarkEnd w:id="28"/>
+    <w:bookmarkStart w:id="42" w:name="sec-sdn"/>
     <w:p>
       <w:pPr>
         <w:pStyle w:val="Heading2"/>
@@ -1167,18 +1360,18 @@
           <wp:inline>
             <wp:extent cx="5334000" cy="2963333"/>
             <wp:effectExtent b="0" l="0" r="0" t="0"/>
-            <wp:docPr descr="DNS Query Journey: InfoBlox RPZ Enforcement Gate" title="" id="27" name="Picture"/>
+            <wp:docPr descr="DNS Query Journey: InfoBlox RPZ Enforcement Gate" title="" id="30" name="Picture"/>
             <a:graphic>
               <a:graphicData uri="http://schemas.openxmlformats.org/drawingml/2006/picture">
                 <pic:pic>
                   <pic:nvPicPr>
-                    <pic:cNvPr descr="figs/lz-fig-08-dns-journey.png" id="28" name="Picture"/>
+                    <pic:cNvPr descr="figs/lz-fig-08-dns-journey.png" id="31" name="Picture"/>
                     <pic:cNvPicPr>
                       <a:picLocks noChangeArrowheads="1" noChangeAspect="1"/>
                     </pic:cNvPicPr>
                   </pic:nvPicPr>
                   <pic:blipFill>
-                    <a:blip r:embed="rId26"/>
+                    <a:blip r:embed="rId29"/>
                     <a:stretch>
                       <a:fillRect/>
                     </a:stretch>
@@ -1222,18 +1415,18 @@
           <wp:inline>
             <wp:extent cx="5334000" cy="2844800"/>
             <wp:effectExtent b="0" l="0" r="0" t="0"/>
-            <wp:docPr descr="SDN Replaces Broadcast DHCP — InfoBlox Restores Enterprise Visibility" title="" id="30" name="Picture"/>
+            <wp:docPr descr="SDN Replaces Broadcast DHCP — InfoBlox Restores Enterprise Visibility" title="" id="33" name="Picture"/>
             <a:graphic>
               <a:graphicData uri="http://schemas.openxmlformats.org/drawingml/2006/picture">
                 <pic:pic>
                   <pic:nvPicPr>
-                    <pic:cNvPr descr="figs/lz-fig-02-sdn-dhcp.png" id="31" name="Picture"/>
+                    <pic:cNvPr descr="figs/lz-fig-02-sdn-dhcp.png" id="34" name="Picture"/>
                     <pic:cNvPicPr>
                       <a:picLocks noChangeArrowheads="1" noChangeAspect="1"/>
                     </pic:cNvPicPr>
                   </pic:nvPicPr>
                   <pic:blipFill>
-                    <a:blip r:embed="rId29"/>
+                    <a:blip r:embed="rId32"/>
                     <a:stretch>
                       <a:fillRect/>
                     </a:stretch>
@@ -1276,7 +1469,7 @@
         <w:t xml:space="preserve">Traditional DHCP (RFC 2131) depends on Layer 2 broadcast. This model fundamentally breaks in Software Defined Networking environments because SDN uses overlay protocols (VXLAN, Geneve, STT) that operate at Layer 3 and suppress Layer 2 broadcasts by design.</w:t>
       </w:r>
     </w:p>
-    <w:bookmarkStart w:id="35" w:name="sec-nsx"/>
+    <w:bookmarkStart w:id="38" w:name="sec-nsx"/>
     <w:p>
       <w:pPr>
         <w:pStyle w:val="Heading3"/>
@@ -1446,18 +1639,18 @@
                 <wp:inline>
                   <wp:extent cx="152400" cy="152400"/>
                   <wp:effectExtent b="0" l="0" r="0" t="0"/>
-                  <wp:docPr descr="" title="" id="33" name="Picture"/>
+                  <wp:docPr descr="" title="" id="36" name="Picture"/>
                   <a:graphic>
                     <a:graphicData uri="http://schemas.openxmlformats.org/drawingml/2006/picture">
                       <pic:pic>
                         <pic:nvPicPr>
-                          <pic:cNvPr descr="/opt/quarto/share/formats/docx/tip.png" id="34" name="Picture"/>
+                          <pic:cNvPr descr="/opt/quarto/share/formats/docx/tip.png" id="37" name="Picture"/>
                           <pic:cNvPicPr>
                             <a:picLocks noChangeArrowheads="1" noChangeAspect="1"/>
                           </pic:cNvPicPr>
                         </pic:nvPicPr>
                         <pic:blipFill>
-                          <a:blip r:embed="rId32"/>
+                          <a:blip r:embed="rId35"/>
                           <a:stretch>
                             <a:fillRect/>
                           </a:stretch>
@@ -1531,8 +1724,8 @@
         </w:tc>
       </w:tr>
     </w:tbl>
-    <w:bookmarkEnd w:id="35"/>
-    <w:bookmarkStart w:id="36" w:name="sec-azure"/>
+    <w:bookmarkEnd w:id="38"/>
+    <w:bookmarkStart w:id="39" w:name="sec-azure"/>
     <w:p>
       <w:pPr>
         <w:pStyle w:val="Heading3"/>
@@ -1581,8 +1774,8 @@
         <w:t xml:space="preserve">continuously pulls VNet subnet configurations and VM NIC IP assignments via the Azure Resource Manager API, writing every Azure IP into the Azure-GCC Network View in the InfoBlox IPAM database.</w:t>
       </w:r>
     </w:p>
-    <w:bookmarkEnd w:id="36"/>
-    <w:bookmarkStart w:id="37" w:name="sec-aws-dhcp"/>
+    <w:bookmarkEnd w:id="39"/>
+    <w:bookmarkStart w:id="40" w:name="sec-aws-dhcp"/>
     <w:p>
       <w:pPr>
         <w:pStyle w:val="Heading3"/>
@@ -1639,8 +1832,8 @@
         <w:t xml:space="preserve">syncs EC2 instance IP assignments, subnet CIDRs, and VPC IPAM pool allocations into the AWS-GovCloud Network View.</w:t>
       </w:r>
     </w:p>
-    <w:bookmarkEnd w:id="37"/>
-    <w:bookmarkStart w:id="38" w:name="sec-oci-dhcp"/>
+    <w:bookmarkEnd w:id="40"/>
+    <w:bookmarkStart w:id="41" w:name="sec-oci-dhcp"/>
     <w:p>
       <w:pPr>
         <w:pStyle w:val="Heading3"/>
@@ -1672,9 +1865,9 @@
         </w:pict>
       </w:r>
     </w:p>
-    <w:bookmarkEnd w:id="38"/>
-    <w:bookmarkEnd w:id="39"/>
-    <w:bookmarkStart w:id="70" w:name="sec-infoblox"/>
+    <w:bookmarkEnd w:id="41"/>
+    <w:bookmarkEnd w:id="42"/>
+    <w:bookmarkStart w:id="82" w:name="sec-infoblox"/>
     <w:p>
       <w:pPr>
         <w:pStyle w:val="Heading2"/>
@@ -1707,7 +1900,62 @@
         <w:t xml:space="preserve">— not replacing the SDN fabric’s internal IP assignment mechanisms, but serving as the authoritative record and policy engine above them.</w:t>
       </w:r>
     </w:p>
-    <w:bookmarkStart w:id="40" w:name="sec-value"/>
+    <w:p>
+      <w:pPr>
+        <w:pStyle w:val="CaptionedFigure"/>
+      </w:pPr>
+      <w:r>
+        <w:drawing>
+          <wp:inline>
+            <wp:extent cx="5334000" cy="2461846"/>
+            <wp:effectExtent b="0" l="0" r="0" t="0"/>
+            <wp:docPr descr="From Manual Address Management to a Policy-Driven DDI Control Plane" title="" id="44" name="Picture"/>
+            <a:graphic>
+              <a:graphicData uri="http://schemas.openxmlformats.org/drawingml/2006/picture">
+                <pic:pic>
+                  <pic:nvPicPr>
+                    <pic:cNvPr descr="figs/lz-fig-19-legacy-modern-ipam.png" id="45" name="Picture"/>
+                    <pic:cNvPicPr>
+                      <a:picLocks noChangeArrowheads="1" noChangeAspect="1"/>
+                    </pic:cNvPicPr>
+                  </pic:nvPicPr>
+                  <pic:blipFill>
+                    <a:blip r:embed="rId43"/>
+                    <a:stretch>
+                      <a:fillRect/>
+                    </a:stretch>
+                  </pic:blipFill>
+                  <pic:spPr bwMode="auto">
+                    <a:xfrm>
+                      <a:off x="0" y="0"/>
+                      <a:ext cx="5334000" cy="2461846"/>
+                    </a:xfrm>
+                    <a:prstGeom prst="rect">
+                      <a:avLst/>
+                    </a:prstGeom>
+                    <a:noFill/>
+                    <a:ln w="9525">
+                      <a:noFill/>
+                      <a:headEnd/>
+                      <a:tailEnd/>
+                    </a:ln>
+                  </pic:spPr>
+                </pic:pic>
+              </a:graphicData>
+            </a:graphic>
+          </wp:inline>
+        </w:drawing>
+      </w:r>
+    </w:p>
+    <w:p>
+      <w:pPr>
+        <w:pStyle w:val="ImageCaption"/>
+      </w:pPr>
+      <w:r>
+        <w:t xml:space="preserve">From Manual Address Management to a Policy-Driven DDI Control Plane</w:t>
+      </w:r>
+    </w:p>
+    <w:bookmarkStart w:id="46" w:name="sec-value"/>
     <w:p>
       <w:pPr>
         <w:pStyle w:val="Heading3"/>
@@ -2021,16 +2269,269 @@
         </w:tc>
       </w:tr>
     </w:tbl>
-    <w:bookmarkEnd w:id="40"/>
-    <w:bookmarkStart w:id="54" w:name="sec-microsoft"/>
+    <w:bookmarkEnd w:id="46"/>
+    <w:bookmarkStart w:id="52" w:name="sec-gridmaster-trust"/>
     <w:p>
       <w:pPr>
         <w:pStyle w:val="Heading3"/>
       </w:pPr>
       <w:r>
-        <w:t xml:space="preserve">3.2 Microsoft Partnership: M365 GCC Endpoint Lifecycle</w:t>
-      </w:r>
-    </w:p>
+        <w:t xml:space="preserve">3.2 Grid Master Deployment — On-Premises VMware and the Trust Case</w:t>
+      </w:r>
+    </w:p>
+    <w:p>
+      <w:pPr>
+        <w:pStyle w:val="FirstParagraph"/>
+      </w:pPr>
+      <w:r>
+        <w:t xml:space="preserve">For SSA, the InfoBlox NIOS Grid Master should be deployed as a</w:t>
+      </w:r>
+      <w:r>
+        <w:t xml:space="preserve"> </w:t>
+      </w:r>
+      <w:r>
+        <w:rPr>
+          <w:b/>
+          <w:bCs/>
+        </w:rPr>
+        <w:t xml:space="preserve">virtual machine on on-premises VMware infrastructure</w:t>
+      </w:r>
+      <w:r>
+        <w:t xml:space="preserve"> </w:t>
+      </w:r>
+      <w:r>
+        <w:t xml:space="preserve">(Path B from the Executive Summary). This is not only a technical topology choice — it is a trust architecture decision. DNS, DHCP, and IPAM together constitute the network naming and addressing control plane: every device’s address, every workload’s hostname, and every certificate’s subject name flows through them. Placing the Grid Master on-premises means SSA retains:</w:t>
+      </w:r>
+    </w:p>
+    <w:p>
+      <w:pPr>
+        <w:pStyle w:val="Compact"/>
+        <w:numPr>
+          <w:ilvl w:val="0"/>
+          <w:numId w:val="1003"/>
+        </w:numPr>
+      </w:pPr>
+      <w:r>
+        <w:rPr>
+          <w:b/>
+          <w:bCs/>
+        </w:rPr>
+        <w:t xml:space="preserve">Hypervisor-layer control</w:t>
+      </w:r>
+      <w:r>
+        <w:t xml:space="preserve"> </w:t>
+      </w:r>
+      <w:r>
+        <w:t xml:space="preserve">— the Grid Master VM runs under SSA infrastructure team governance, not a cloud provider’s control plane</w:t>
+      </w:r>
+    </w:p>
+    <w:p>
+      <w:pPr>
+        <w:pStyle w:val="Compact"/>
+        <w:numPr>
+          <w:ilvl w:val="0"/>
+          <w:numId w:val="1003"/>
+        </w:numPr>
+      </w:pPr>
+      <w:r>
+        <w:rPr>
+          <w:b/>
+          <w:bCs/>
+        </w:rPr>
+        <w:t xml:space="preserve">Physical network isolation</w:t>
+      </w:r>
+      <w:r>
+        <w:t xml:space="preserve"> </w:t>
+      </w:r>
+      <w:r>
+        <w:t xml:space="preserve">— the master is reachable from all four environments via dedicated management interfaces, not via public internet or cloud-provider backbone</w:t>
+      </w:r>
+    </w:p>
+    <w:p>
+      <w:pPr>
+        <w:pStyle w:val="Compact"/>
+        <w:numPr>
+          <w:ilvl w:val="0"/>
+          <w:numId w:val="1003"/>
+        </w:numPr>
+      </w:pPr>
+      <w:r>
+        <w:rPr>
+          <w:b/>
+          <w:bCs/>
+        </w:rPr>
+        <w:t xml:space="preserve">No single-cloud dependency</w:t>
+      </w:r>
+      <w:r>
+        <w:t xml:space="preserve"> </w:t>
+      </w:r>
+      <w:r>
+        <w:t xml:space="preserve">— if any one cloud environment (AWS GovCloud, Azure Government, OCI) experiences an outage or a control-plane incident, the Grid Master continues to function from on-premises</w:t>
+      </w:r>
+    </w:p>
+    <w:p>
+      <w:pPr>
+        <w:pStyle w:val="Compact"/>
+        <w:numPr>
+          <w:ilvl w:val="0"/>
+          <w:numId w:val="1003"/>
+        </w:numPr>
+      </w:pPr>
+      <w:r>
+        <w:rPr>
+          <w:b/>
+          <w:bCs/>
+        </w:rPr>
+        <w:t xml:space="preserve">Boundary clarity</w:t>
+      </w:r>
+      <w:r>
+        <w:t xml:space="preserve"> </w:t>
+      </w:r>
+      <w:r>
+        <w:t xml:space="preserve">— the NIOS Grid falls within SSA’s own FedRAMP authorization boundary; the agency controls the ATO evidence rather than inheriting it from a vendor CSO</w:t>
+      </w:r>
+    </w:p>
+    <w:tbl>
+      <w:tblPr>
+        <w:tblStyle w:val="Table"/>
+        <w:tblLook w:firstRow="0" w:lastRow="0" w:firstColumn="0" w:lastColumn="0" w:noHBand="0" w:noVBand="0" w:val="0000"/>
+        <w:tblBorders>
+          <w:top w:val="single" w:sz="4" w:space="0" w:color="CC1914"/>
+          <w:left w:val="single" w:sz="24" w:space="0" w:color="CC1914"/>
+          <w:bottom w:val="single" w:sz="4" w:space="0" w:color="CC1914"/>
+          <w:right w:val="single" w:sz="4" w:space="0" w:color="CC1914"/>
+        </w:tblBorders>
+        <w:tblCellMar>
+          <w:left w:w="144" w:type="dxa"/>
+          <w:right w:w="144" w:type="dxa"/>
+        </w:tblCellMar>
+        <w:tblLook w:firstRow="0" w:lastRow="0" w:firstColumn="0" w:lastColumn="0" w:noHBand="0" w:noVBand="0" w:val="0000"/>
+      </w:tblPr>
+      <w:tr>
+        <w:trPr>
+          <w:cantSplit/>
+        </w:trPr>
+        <w:tc>
+          <w:tcPr>
+            <w:shd w:color="auto" w:fill="f7dddc" w:val="clear"/>
+            <w:tcMar>
+              <w:top w:w="92" w:type="dxa"/>
+              <w:bottom w:w="92" w:type="dxa"/>
+            </w:tcMar>
+          </w:tcPr>
+          <w:p>
+            <w:pPr>
+              <w:pStyle w:val="FirstParagraph"/>
+            </w:pPr>
+            <w:pPr>
+              <w:spacing w:before="0" w:after="0"/>
+              <w:textAlignment w:val="center"/>
+            </w:pPr>
+            <w:r>
+              <w:drawing>
+                <wp:inline>
+                  <wp:extent cx="152400" cy="152400"/>
+                  <wp:effectExtent b="0" l="0" r="0" t="0"/>
+                  <wp:docPr descr="" title="" id="47" name="Picture"/>
+                  <a:graphic>
+                    <a:graphicData uri="http://schemas.openxmlformats.org/drawingml/2006/picture">
+                      <pic:pic>
+                        <pic:nvPicPr>
+                          <pic:cNvPr descr="/opt/quarto/share/formats/docx/important.png" id="48" name="Picture"/>
+                          <pic:cNvPicPr>
+                            <a:picLocks noChangeArrowheads="1" noChangeAspect="1"/>
+                          </pic:cNvPicPr>
+                        </pic:nvPicPr>
+                        <pic:blipFill>
+                          <a:blip r:embed="rId13"/>
+                          <a:stretch>
+                            <a:fillRect/>
+                          </a:stretch>
+                        </pic:blipFill>
+                        <pic:spPr bwMode="auto">
+                          <a:xfrm>
+                            <a:off x="0" y="0"/>
+                            <a:ext cx="152400" cy="152400"/>
+                          </a:xfrm>
+                          <a:prstGeom prst="rect">
+                            <a:avLst/>
+                          </a:prstGeom>
+                          <a:noFill/>
+                          <a:ln w="9525">
+                            <a:noFill/>
+                            <a:headEnd/>
+                            <a:tailEnd/>
+                          </a:ln>
+                        </pic:spPr>
+                      </pic:pic>
+                    </a:graphicData>
+                  </a:graphic>
+                </wp:inline>
+              </w:drawing>
+            </w:r>
+            <w:r>
+              <w:t xml:space="preserve"> </w:t>
+            </w:r>
+            <w:r>
+              <w:t xml:space="preserve"> </w:t>
+            </w:r>
+            <w:r>
+              <w:t xml:space="preserve">Important</w:t>
+            </w:r>
+          </w:p>
+        </w:tc>
+      </w:tr>
+      <w:tr>
+        <w:trPr>
+          <w:cantSplit/>
+        </w:trPr>
+        <w:tc>
+          <w:tcPr>
+            <w:tcMar>
+              <w:top w:w="108" w:type="dxa"/>
+              <w:bottom w:w="108" w:type="dxa"/>
+            </w:tcMar>
+          </w:tcPr>
+          <w:p>
+            <w:pPr>
+              <w:pStyle w:val="BodyText"/>
+            </w:pPr>
+            <w:pPr>
+              <w:spacing w:before="16"/>
+            </w:pPr>
+            <w:r>
+              <w:rPr>
+                <w:b/>
+                <w:bCs/>
+              </w:rPr>
+              <w:t xml:space="preserve">Trust rationale:</w:t>
+            </w:r>
+            <w:r>
+              <w:t xml:space="preserve"> </w:t>
+            </w:r>
+            <w:r>
+              <w:t xml:space="preserve">DNS poisoning, DHCP scope hijacking, and IPAM record manipulation are among the highest-impact attack vectors against network infrastructure. An adversary who controls the Grid Master can redirect any FQDN, drain any IP subnet, or suppress any workload’s DNS record — effectively owning the naming plane for all four SSA environments simultaneously. On-premises VMware deployment keeps this function under SSA’s direct institutional control.</w:t>
+            </w:r>
+          </w:p>
+          <w:p>
+            <w:pPr>
+              <w:pStyle w:val="BodyText"/>
+            </w:pPr>
+            <w:pPr>
+              <w:spacing w:after="16"/>
+            </w:pPr>
+            <w:r>
+              <w:rPr>
+                <w:b/>
+                <w:bCs/>
+              </w:rPr>
+              <w:t xml:space="preserve">OIS and the CIO Office must validate the trust boundary decision and define the Grid Admin role-holder accountability model before the Grid is deployed.</w:t>
+            </w:r>
+          </w:p>
+          <w:p/>
+        </w:tc>
+      </w:tr>
+    </w:tbl>
     <w:p>
       <w:pPr>
         <w:pStyle w:val="CaptionedFigure"/>
@@ -2038,20 +2539,569 @@
       <w:r>
         <w:drawing>
           <wp:inline>
-            <wp:extent cx="5334000" cy="3022600"/>
+            <wp:extent cx="5334000" cy="2667000"/>
             <wp:effectExtent b="0" l="0" r="0" t="0"/>
-            <wp:docPr descr="Microsoft × InfoBlox Technology Partnership — Six Integration Points" title="" id="42" name="Picture"/>
+            <wp:docPr descr="InfoBlox NIOS Grid Master — Least-Privilege Delegation Model" title="" id="50" name="Picture"/>
             <a:graphic>
               <a:graphicData uri="http://schemas.openxmlformats.org/drawingml/2006/picture">
                 <pic:pic>
                   <pic:nvPicPr>
-                    <pic:cNvPr descr="figs/lz-fig-03-ms-partnership.png" id="43" name="Picture"/>
+                    <pic:cNvPr descr="figs/lz-fig-20-ipam-delegation.png" id="51" name="Picture"/>
                     <pic:cNvPicPr>
                       <a:picLocks noChangeArrowheads="1" noChangeAspect="1"/>
                     </pic:cNvPicPr>
                   </pic:nvPicPr>
                   <pic:blipFill>
-                    <a:blip r:embed="rId41"/>
+                    <a:blip r:embed="rId49"/>
+                    <a:stretch>
+                      <a:fillRect/>
+                    </a:stretch>
+                  </pic:blipFill>
+                  <pic:spPr bwMode="auto">
+                    <a:xfrm>
+                      <a:off x="0" y="0"/>
+                      <a:ext cx="5334000" cy="2667000"/>
+                    </a:xfrm>
+                    <a:prstGeom prst="rect">
+                      <a:avLst/>
+                    </a:prstGeom>
+                    <a:noFill/>
+                    <a:ln w="9525">
+                      <a:noFill/>
+                      <a:headEnd/>
+                      <a:tailEnd/>
+                    </a:ln>
+                  </pic:spPr>
+                </pic:pic>
+              </a:graphicData>
+            </a:graphic>
+          </wp:inline>
+        </w:drawing>
+      </w:r>
+    </w:p>
+    <w:p>
+      <w:pPr>
+        <w:pStyle w:val="ImageCaption"/>
+      </w:pPr>
+      <w:r>
+        <w:t xml:space="preserve">InfoBlox NIOS Grid Master — Least-Privilege Delegation Model</w:t>
+      </w:r>
+    </w:p>
+    <w:bookmarkEnd w:id="52"/>
+    <w:bookmarkStart w:id="53" w:name="sec-ipam-delegation"/>
+    <w:p>
+      <w:pPr>
+        <w:pStyle w:val="Heading3"/>
+      </w:pPr>
+      <w:r>
+        <w:t xml:space="preserve">3.3 Least-Privilege Role Delegation</w:t>
+      </w:r>
+    </w:p>
+    <w:p>
+      <w:pPr>
+        <w:pStyle w:val="FirstParagraph"/>
+      </w:pPr>
+      <w:r>
+        <w:t xml:space="preserve">The Grid Master holds total administrative authority over DNS, DHCP, and IPAM. That authority</w:t>
+      </w:r>
+      <w:r>
+        <w:t xml:space="preserve"> </w:t>
+      </w:r>
+      <w:r>
+        <w:rPr>
+          <w:b/>
+          <w:bCs/>
+        </w:rPr>
+        <w:t xml:space="preserve">must not reside in a single operational role</w:t>
+      </w:r>
+      <w:r>
+        <w:t xml:space="preserve">. SSA should structure InfoBlox administrative access as four delegated function areas, each assigned to the owning CIO Component with read/write access scoped only to their area:</w:t>
+      </w:r>
+    </w:p>
+    <w:p>
+      <w:pPr>
+        <w:pStyle w:val="TableCaption"/>
+      </w:pPr>
+      <w:r>
+        <w:t xml:space="preserve">InfoBlox Least-Privilege Role Delegation</w:t>
+      </w:r>
+    </w:p>
+    <w:tbl>
+      <w:tblPr>
+        <w:tblStyle w:val="Table"/>
+        <w:tblW w:type="pct" w:w="5000"/>
+        <w:tblLayout w:type="fixed"/>
+        <w:tblLook w:firstRow="1" w:lastRow="0" w:firstColumn="0" w:lastColumn="0" w:noHBand="0" w:noVBand="0" w:val="0020"/>
+        <w:tblCaption w:val="InfoBlox Least-Privilege Role Delegation"/>
+      </w:tblPr>
+      <w:tblGrid>
+        <w:gridCol w:w="1980"/>
+        <w:gridCol w:w="1980"/>
+        <w:gridCol w:w="1980"/>
+        <w:gridCol w:w="1980"/>
+      </w:tblGrid>
+      <w:tr>
+        <w:trPr>
+          <w:tblHeader w:val="on"/>
+        </w:trPr>
+        <w:tc>
+          <w:tcPr/>
+          <w:p>
+            <w:pPr>
+              <w:pStyle w:val="Compact"/>
+            </w:pPr>
+            <w:r>
+              <w:t xml:space="preserve">Function</w:t>
+            </w:r>
+          </w:p>
+        </w:tc>
+        <w:tc>
+          <w:tcPr/>
+          <w:p>
+            <w:pPr>
+              <w:pStyle w:val="Compact"/>
+            </w:pPr>
+            <w:r>
+              <w:t xml:space="preserve">Delegated To</w:t>
+            </w:r>
+          </w:p>
+        </w:tc>
+        <w:tc>
+          <w:tcPr/>
+          <w:p>
+            <w:pPr>
+              <w:pStyle w:val="Compact"/>
+            </w:pPr>
+            <w:r>
+              <w:t xml:space="preserve">Scope</w:t>
+            </w:r>
+          </w:p>
+        </w:tc>
+        <w:tc>
+          <w:tcPr/>
+          <w:p>
+            <w:pPr>
+              <w:pStyle w:val="Compact"/>
+            </w:pPr>
+            <w:r>
+              <w:t xml:space="preserve">Cannot Access</w:t>
+            </w:r>
+          </w:p>
+        </w:tc>
+      </w:tr>
+      <w:tr>
+        <w:tc>
+          <w:tcPr/>
+          <w:p>
+            <w:pPr>
+              <w:pStyle w:val="Compact"/>
+            </w:pPr>
+            <w:r>
+              <w:rPr>
+                <w:b/>
+                <w:bCs/>
+              </w:rPr>
+              <w:t xml:space="preserve">DNS zone management</w:t>
+            </w:r>
+          </w:p>
+        </w:tc>
+        <w:tc>
+          <w:tcPr/>
+          <w:p>
+            <w:pPr>
+              <w:pStyle w:val="Compact"/>
+            </w:pPr>
+            <w:r>
+              <w:t xml:space="preserve">Network / DNS Team</w:t>
+            </w:r>
+          </w:p>
+        </w:tc>
+        <w:tc>
+          <w:tcPr/>
+          <w:p>
+            <w:pPr>
+              <w:pStyle w:val="Compact"/>
+            </w:pPr>
+            <w:r>
+              <w:t xml:space="preserve">Read/write on assigned DNS zones; DNSSEC key custody shared with OIS</w:t>
+            </w:r>
+          </w:p>
+        </w:tc>
+        <w:tc>
+          <w:tcPr/>
+          <w:p>
+            <w:pPr>
+              <w:pStyle w:val="Compact"/>
+            </w:pPr>
+            <w:r>
+              <w:t xml:space="preserve">Other CIO Component zones; DHCP config; SCEP triggers</w:t>
+            </w:r>
+          </w:p>
+        </w:tc>
+      </w:tr>
+      <w:tr>
+        <w:tc>
+          <w:tcPr/>
+          <w:p>
+            <w:pPr>
+              <w:pStyle w:val="Compact"/>
+            </w:pPr>
+            <w:r>
+              <w:rPr>
+                <w:b/>
+                <w:bCs/>
+              </w:rPr>
+              <w:t xml:space="preserve">DHCP scope management</w:t>
+            </w:r>
+          </w:p>
+        </w:tc>
+        <w:tc>
+          <w:tcPr/>
+          <w:p>
+            <w:pPr>
+              <w:pStyle w:val="Compact"/>
+            </w:pPr>
+            <w:r>
+              <w:t xml:space="preserve">Network Infrastructure Team</w:t>
+            </w:r>
+          </w:p>
+        </w:tc>
+        <w:tc>
+          <w:tcPr/>
+          <w:p>
+            <w:pPr>
+              <w:pStyle w:val="Compact"/>
+            </w:pPr>
+            <w:r>
+              <w:t xml:space="preserve">Read/write on assigned IP subnets and DHCP scopes</w:t>
+            </w:r>
+          </w:p>
+        </w:tc>
+        <w:tc>
+          <w:tcPr/>
+          <w:p>
+            <w:pPr>
+              <w:pStyle w:val="Compact"/>
+            </w:pPr>
+            <w:r>
+              <w:t xml:space="preserve">DNS zone records; other teams’ subnets; SCEP policy</w:t>
+            </w:r>
+          </w:p>
+        </w:tc>
+      </w:tr>
+      <w:tr>
+        <w:tc>
+          <w:tcPr/>
+          <w:p>
+            <w:pPr>
+              <w:pStyle w:val="Compact"/>
+            </w:pPr>
+            <w:r>
+              <w:rPr>
+                <w:b/>
+                <w:bCs/>
+              </w:rPr>
+              <w:t xml:space="preserve">SCEP / cert binding</w:t>
+            </w:r>
+          </w:p>
+        </w:tc>
+        <w:tc>
+          <w:tcPr/>
+          <w:p>
+            <w:pPr>
+              <w:pStyle w:val="Compact"/>
+            </w:pPr>
+            <w:r>
+              <w:t xml:space="preserve">OIS / PKI Team</w:t>
+            </w:r>
+          </w:p>
+        </w:tc>
+        <w:tc>
+          <w:tcPr/>
+          <w:p>
+            <w:pPr>
+              <w:pStyle w:val="Compact"/>
+            </w:pPr>
+            <w:r>
+              <w:t xml:space="preserve">Trigger SCEP enrollment at A-record creation; bind cert CN to DNS FQDN</w:t>
+            </w:r>
+          </w:p>
+        </w:tc>
+        <w:tc>
+          <w:tcPr/>
+          <w:p>
+            <w:pPr>
+              <w:pStyle w:val="Compact"/>
+            </w:pPr>
+            <w:r>
+              <w:t xml:space="preserve">Zone configuration; DHCP scopes; other teams’ cert policies</w:t>
+            </w:r>
+          </w:p>
+        </w:tc>
+      </w:tr>
+      <w:tr>
+        <w:tc>
+          <w:tcPr/>
+          <w:p>
+            <w:pPr>
+              <w:pStyle w:val="Compact"/>
+            </w:pPr>
+            <w:r>
+              <w:rPr>
+                <w:b/>
+                <w:bCs/>
+              </w:rPr>
+              <w:t xml:space="preserve">Cloud Grid Member management</w:t>
+            </w:r>
+          </w:p>
+        </w:tc>
+        <w:tc>
+          <w:tcPr/>
+          <w:p>
+            <w:pPr>
+              <w:pStyle w:val="Compact"/>
+            </w:pPr>
+            <w:r>
+              <w:t xml:space="preserve">Per-environment Cloud Infra Teams (AWS GovCloud, Azure Government, OCI)</w:t>
+            </w:r>
+          </w:p>
+        </w:tc>
+        <w:tc>
+          <w:tcPr/>
+          <w:p>
+            <w:pPr>
+              <w:pStyle w:val="Compact"/>
+            </w:pPr>
+            <w:r>
+              <w:t xml:space="preserve">Configure local Grid Member for assigned cloud environment</w:t>
+            </w:r>
+          </w:p>
+        </w:tc>
+        <w:tc>
+          <w:tcPr/>
+          <w:p>
+            <w:pPr>
+              <w:pStyle w:val="Compact"/>
+            </w:pPr>
+            <w:r>
+              <w:t xml:space="preserve">Grid Master policy; other environments’ Grid Members</w:t>
+            </w:r>
+          </w:p>
+        </w:tc>
+      </w:tr>
+      <w:tr>
+        <w:tc>
+          <w:tcPr/>
+          <w:p>
+            <w:pPr>
+              <w:pStyle w:val="Compact"/>
+            </w:pPr>
+            <w:r>
+              <w:rPr>
+                <w:b/>
+                <w:bCs/>
+              </w:rPr>
+              <w:t xml:space="preserve">Grid Admin (full authority)</w:t>
+            </w:r>
+          </w:p>
+        </w:tc>
+        <w:tc>
+          <w:tcPr/>
+          <w:p>
+            <w:pPr>
+              <w:pStyle w:val="Compact"/>
+            </w:pPr>
+            <w:r>
+              <w:t xml:space="preserve">CIO/OIS-designated Grid Administrator</w:t>
+            </w:r>
+          </w:p>
+        </w:tc>
+        <w:tc>
+          <w:tcPr/>
+          <w:p>
+            <w:pPr>
+              <w:pStyle w:val="Compact"/>
+            </w:pPr>
+            <w:r>
+              <w:t xml:space="preserve">Full DDI policy control</w:t>
+            </w:r>
+          </w:p>
+        </w:tc>
+        <w:tc>
+          <w:tcPr/>
+          <w:p>
+            <w:pPr>
+              <w:pStyle w:val="Compact"/>
+            </w:pPr>
+            <w:r>
+              <w:t xml:space="preserve">— (must be protected with MFA + privileged access workstation)</w:t>
+            </w:r>
+          </w:p>
+        </w:tc>
+      </w:tr>
+    </w:tbl>
+    <w:p>
+      <w:pPr>
+        <w:pStyle w:val="BodyText"/>
+      </w:pPr>
+      <w:r>
+        <w:rPr>
+          <w:b/>
+          <w:bCs/>
+        </w:rPr>
+        <w:t xml:space="preserve">DNS function separation applies to sub-functions as well.</w:t>
+      </w:r>
+      <w:r>
+        <w:t xml:space="preserve"> </w:t>
+      </w:r>
+      <w:r>
+        <w:t xml:space="preserve">Within DNS zone management, component-level zone delegation allows different CIO Components to own their sub-namespaces:</w:t>
+      </w:r>
+    </w:p>
+    <w:p>
+      <w:pPr>
+        <w:pStyle w:val="Compact"/>
+        <w:numPr>
+          <w:ilvl w:val="0"/>
+          <w:numId w:val="1004"/>
+        </w:numPr>
+      </w:pPr>
+      <w:r>
+        <w:rPr>
+          <w:rStyle w:val="VerbatimChar"/>
+        </w:rPr>
+        <w:t xml:space="preserve">aws.ssa.gov</w:t>
+      </w:r>
+      <w:r>
+        <w:t xml:space="preserve"> </w:t>
+      </w:r>
+      <w:r>
+        <w:t xml:space="preserve">sub-zone — delegated to Cloud Infrastructure team (AWS)</w:t>
+      </w:r>
+    </w:p>
+    <w:p>
+      <w:pPr>
+        <w:pStyle w:val="Compact"/>
+        <w:numPr>
+          <w:ilvl w:val="0"/>
+          <w:numId w:val="1004"/>
+        </w:numPr>
+      </w:pPr>
+      <w:r>
+        <w:rPr>
+          <w:rStyle w:val="VerbatimChar"/>
+        </w:rPr>
+        <w:t xml:space="preserve">azure.ssa.gov</w:t>
+      </w:r>
+      <w:r>
+        <w:t xml:space="preserve"> </w:t>
+      </w:r>
+      <w:r>
+        <w:t xml:space="preserve">sub-zone — delegated to Cloud Infrastructure team (Azure)</w:t>
+      </w:r>
+    </w:p>
+    <w:p>
+      <w:pPr>
+        <w:pStyle w:val="Compact"/>
+        <w:numPr>
+          <w:ilvl w:val="0"/>
+          <w:numId w:val="1004"/>
+        </w:numPr>
+      </w:pPr>
+      <w:r>
+        <w:rPr>
+          <w:rStyle w:val="VerbatimChar"/>
+        </w:rPr>
+        <w:t xml:space="preserve">oci.ssa.gov</w:t>
+      </w:r>
+      <w:r>
+        <w:t xml:space="preserve"> </w:t>
+      </w:r>
+      <w:r>
+        <w:t xml:space="preserve">sub-zone — delegated to Cloud Infrastructure team (OCI)</w:t>
+      </w:r>
+    </w:p>
+    <w:p>
+      <w:pPr>
+        <w:pStyle w:val="Compact"/>
+        <w:numPr>
+          <w:ilvl w:val="0"/>
+          <w:numId w:val="1004"/>
+        </w:numPr>
+      </w:pPr>
+      <w:r>
+        <w:rPr>
+          <w:rStyle w:val="VerbatimChar"/>
+        </w:rPr>
+        <w:t xml:space="preserve">onprem.ssa.gov</w:t>
+      </w:r>
+      <w:r>
+        <w:t xml:space="preserve"> </w:t>
+      </w:r>
+      <w:r>
+        <w:t xml:space="preserve">sub-zone — delegated to on-premises Network Infrastructure team</w:t>
+      </w:r>
+    </w:p>
+    <w:p>
+      <w:pPr>
+        <w:pStyle w:val="Compact"/>
+        <w:numPr>
+          <w:ilvl w:val="0"/>
+          <w:numId w:val="1004"/>
+        </w:numPr>
+      </w:pPr>
+      <w:r>
+        <w:rPr>
+          <w:rStyle w:val="VerbatimChar"/>
+        </w:rPr>
+        <w:t xml:space="preserve">apps.ssa.gov</w:t>
+      </w:r>
+      <w:r>
+        <w:t xml:space="preserve"> </w:t>
+      </w:r>
+      <w:r>
+        <w:t xml:space="preserve">sub-zone — delegated to Application Development / DevOps</w:t>
+      </w:r>
+    </w:p>
+    <w:p>
+      <w:pPr>
+        <w:pStyle w:val="FirstParagraph"/>
+      </w:pPr>
+      <w:r>
+        <w:t xml:space="preserve">Each delegated zone owner can create, modify, and delete records within their zone without touching any other component’s DNS namespace. The Grid Master enforces zone-level access control; cross-zone queries still resolve via Grid Member forwarding, but record modification rights are strictly scoped.</w:t>
+      </w:r>
+    </w:p>
+    <w:bookmarkEnd w:id="53"/>
+    <w:bookmarkStart w:id="66" w:name="sec-microsoft"/>
+    <w:p>
+      <w:pPr>
+        <w:pStyle w:val="Heading3"/>
+      </w:pPr>
+      <w:r>
+        <w:t xml:space="preserve">3.4 Microsoft Partnership: M365 GCC Endpoint Lifecycle</w:t>
+      </w:r>
+    </w:p>
+    <w:p>
+      <w:pPr>
+        <w:pStyle w:val="CaptionedFigure"/>
+      </w:pPr>
+      <w:r>
+        <w:drawing>
+          <wp:inline>
+            <wp:extent cx="5334000" cy="3022600"/>
+            <wp:effectExtent b="0" l="0" r="0" t="0"/>
+            <wp:docPr descr="Microsoft × InfoBlox Technology Partnership — Six Integration Points" title="" id="55" name="Picture"/>
+            <a:graphic>
+              <a:graphicData uri="http://schemas.openxmlformats.org/drawingml/2006/picture">
+                <pic:pic>
+                  <pic:nvPicPr>
+                    <pic:cNvPr descr="figs/lz-fig-03-ms-partnership.png" id="56" name="Picture"/>
+                    <pic:cNvPicPr>
+                      <a:picLocks noChangeArrowheads="1" noChangeAspect="1"/>
+                    </pic:cNvPicPr>
+                  </pic:nvPicPr>
+                  <pic:blipFill>
+                    <a:blip r:embed="rId54"/>
                     <a:stretch>
                       <a:fillRect/>
                     </a:stretch>
@@ -2326,13 +3376,13 @@
         </w:tc>
       </w:tr>
     </w:tbl>
-    <w:bookmarkStart w:id="53" w:name="m365-gcc-boundary-enforcement"/>
+    <w:bookmarkStart w:id="65" w:name="m365-gcc-boundary-enforcement"/>
     <w:p>
       <w:pPr>
         <w:pStyle w:val="Heading4"/>
       </w:pPr>
       <w:r>
-        <w:t xml:space="preserve">3.2.1 M365 GCC Boundary Enforcement</w:t>
+        <w:t xml:space="preserve">3.4.1 M365 GCC Boundary Enforcement</w:t>
       </w:r>
     </w:p>
     <w:p>
@@ -2344,18 +3394,18 @@
           <wp:inline>
             <wp:extent cx="5334000" cy="2963333"/>
             <wp:effectExtent b="0" l="0" r="0" t="0"/>
-            <wp:docPr descr="M365 GCC Boundary Gap: Manual vs. Automated Enforcement" title="" id="45" name="Picture"/>
+            <wp:docPr descr="M365 GCC Boundary Gap: Manual vs. Automated Enforcement" title="" id="58" name="Picture"/>
             <a:graphic>
               <a:graphicData uri="http://schemas.openxmlformats.org/drawingml/2006/picture">
                 <pic:pic>
                   <pic:nvPicPr>
-                    <pic:cNvPr descr="figs/lz-fig-13-boundary-gap.png" id="46" name="Picture"/>
+                    <pic:cNvPr descr="figs/lz-fig-13-boundary-gap.png" id="59" name="Picture"/>
                     <pic:cNvPicPr>
                       <a:picLocks noChangeArrowheads="1" noChangeAspect="1"/>
                     </pic:cNvPicPr>
                   </pic:nvPicPr>
                   <pic:blipFill>
-                    <a:blip r:embed="rId44"/>
+                    <a:blip r:embed="rId57"/>
                     <a:stretch>
                       <a:fillRect/>
                     </a:stretch>
@@ -2399,18 +3449,18 @@
           <wp:inline>
             <wp:extent cx="5334000" cy="2578100"/>
             <wp:effectExtent b="0" l="0" r="0" t="0"/>
-            <wp:docPr descr="M365 GCC Endpoint Lifecycle Automation — One Poll, Four Enforcement Updates" title="" id="48" name="Picture"/>
+            <wp:docPr descr="M365 GCC Endpoint Lifecycle Automation — One Poll, Four Enforcement Updates" title="" id="61" name="Picture"/>
             <a:graphic>
               <a:graphicData uri="http://schemas.openxmlformats.org/drawingml/2006/picture">
                 <pic:pic>
                   <pic:nvPicPr>
-                    <pic:cNvPr descr="figs/lz-fig-04-m365-pipeline.png" id="49" name="Picture"/>
+                    <pic:cNvPr descr="figs/lz-fig-04-m365-pipeline.png" id="62" name="Picture"/>
                     <pic:cNvPicPr>
                       <a:picLocks noChangeArrowheads="1" noChangeAspect="1"/>
                     </pic:cNvPicPr>
                   </pic:nvPicPr>
                   <pic:blipFill>
-                    <a:blip r:embed="rId47"/>
+                    <a:blip r:embed="rId60"/>
                     <a:stretch>
                       <a:fillRect/>
                     </a:stretch>
@@ -2479,7 +3529,7 @@
         <w:pStyle w:val="Compact"/>
         <w:numPr>
           <w:ilvl w:val="0"/>
-          <w:numId w:val="1003"/>
+          <w:numId w:val="1005"/>
         </w:numPr>
       </w:pPr>
       <w:r>
@@ -2501,7 +3551,7 @@
         <w:pStyle w:val="Compact"/>
         <w:numPr>
           <w:ilvl w:val="0"/>
-          <w:numId w:val="1003"/>
+          <w:numId w:val="1005"/>
         </w:numPr>
       </w:pPr>
       <w:r>
@@ -2523,7 +3573,7 @@
         <w:pStyle w:val="Compact"/>
         <w:numPr>
           <w:ilvl w:val="0"/>
-          <w:numId w:val="1003"/>
+          <w:numId w:val="1005"/>
         </w:numPr>
       </w:pPr>
       <w:r>
@@ -2545,7 +3595,7 @@
         <w:pStyle w:val="Compact"/>
         <w:numPr>
           <w:ilvl w:val="0"/>
-          <w:numId w:val="1003"/>
+          <w:numId w:val="1005"/>
         </w:numPr>
       </w:pPr>
       <w:r>
@@ -2567,7 +3617,7 @@
         <w:pStyle w:val="Compact"/>
         <w:numPr>
           <w:ilvl w:val="0"/>
-          <w:numId w:val="1003"/>
+          <w:numId w:val="1005"/>
         </w:numPr>
       </w:pPr>
       <w:r>
@@ -2589,7 +3639,7 @@
         <w:pStyle w:val="Compact"/>
         <w:numPr>
           <w:ilvl w:val="0"/>
-          <w:numId w:val="1003"/>
+          <w:numId w:val="1005"/>
         </w:numPr>
       </w:pPr>
       <w:r>
@@ -2611,7 +3661,7 @@
         <w:pStyle w:val="Compact"/>
         <w:numPr>
           <w:ilvl w:val="0"/>
-          <w:numId w:val="1003"/>
+          <w:numId w:val="1005"/>
         </w:numPr>
       </w:pPr>
       <w:r>
@@ -2669,18 +3719,18 @@
                 <wp:inline>
                   <wp:extent cx="152400" cy="152400"/>
                   <wp:effectExtent b="0" l="0" r="0" t="0"/>
-                  <wp:docPr descr="" title="" id="51" name="Picture"/>
+                  <wp:docPr descr="" title="" id="63" name="Picture"/>
                   <a:graphic>
                     <a:graphicData uri="http://schemas.openxmlformats.org/drawingml/2006/picture">
                       <pic:pic>
                         <pic:nvPicPr>
-                          <pic:cNvPr descr="/opt/quarto/share/formats/docx/warning.png" id="52" name="Picture"/>
+                          <pic:cNvPr descr="/opt/quarto/share/formats/docx/warning.png" id="64" name="Picture"/>
                           <pic:cNvPicPr>
                             <a:picLocks noChangeArrowheads="1" noChangeAspect="1"/>
                           </pic:cNvPicPr>
                         </pic:nvPicPr>
                         <pic:blipFill>
-                          <a:blip r:embed="rId50"/>
+                          <a:blip r:embed="rId9"/>
                           <a:stretch>
                             <a:fillRect/>
                           </a:stretch>
@@ -2754,15 +3804,15 @@
         </w:tc>
       </w:tr>
     </w:tbl>
-    <w:bookmarkEnd w:id="53"/>
-    <w:bookmarkEnd w:id="54"/>
-    <w:bookmarkStart w:id="63" w:name="sec-aws"/>
+    <w:bookmarkEnd w:id="65"/>
+    <w:bookmarkEnd w:id="66"/>
+    <w:bookmarkStart w:id="75" w:name="sec-aws"/>
     <w:p>
       <w:pPr>
         <w:pStyle w:val="Heading3"/>
       </w:pPr>
       <w:r>
-        <w:t xml:space="preserve">3.3 AWS Partnership: BloxOne Runs ON AWS GovCloud</w:t>
+        <w:t xml:space="preserve">3.5 AWS Partnership: BloxOne Runs ON AWS GovCloud</w:t>
       </w:r>
     </w:p>
     <w:p>
@@ -2774,18 +3824,18 @@
           <wp:inline>
             <wp:extent cx="5334000" cy="2844800"/>
             <wp:effectExtent b="0" l="0" r="0" t="0"/>
-            <wp:docPr descr="AWS GovCloud × InfoBlox — BloxOne DDI Federal Hosted on AWS, LZA DNS Alignment" title="" id="56" name="Picture"/>
+            <wp:docPr descr="AWS GovCloud × InfoBlox — BloxOne DDI Federal Hosted on AWS, LZA DNS Alignment" title="" id="68" name="Picture"/>
             <a:graphic>
               <a:graphicData uri="http://schemas.openxmlformats.org/drawingml/2006/picture">
                 <pic:pic>
                   <pic:nvPicPr>
-                    <pic:cNvPr descr="figs/lz-fig-07-aws-lza.png" id="57" name="Picture"/>
+                    <pic:cNvPr descr="figs/lz-fig-07-aws-lza.png" id="69" name="Picture"/>
                     <pic:cNvPicPr>
                       <a:picLocks noChangeArrowheads="1" noChangeAspect="1"/>
                     </pic:cNvPicPr>
                   </pic:nvPicPr>
                   <pic:blipFill>
-                    <a:blip r:embed="rId55"/>
+                    <a:blip r:embed="rId67"/>
                     <a:stretch>
                       <a:fillRect/>
                     </a:stretch>
@@ -2885,18 +3935,18 @@
                 <wp:inline>
                   <wp:extent cx="152400" cy="152400"/>
                   <wp:effectExtent b="0" l="0" r="0" t="0"/>
-                  <wp:docPr descr="" title="" id="58" name="Picture"/>
+                  <wp:docPr descr="" title="" id="70" name="Picture"/>
                   <a:graphic>
                     <a:graphicData uri="http://schemas.openxmlformats.org/drawingml/2006/picture">
                       <pic:pic>
                         <pic:nvPicPr>
-                          <pic:cNvPr descr="/opt/quarto/share/formats/docx/tip.png" id="59" name="Picture"/>
+                          <pic:cNvPr descr="/opt/quarto/share/formats/docx/tip.png" id="71" name="Picture"/>
                           <pic:cNvPicPr>
                             <a:picLocks noChangeArrowheads="1" noChangeAspect="1"/>
                           </pic:cNvPicPr>
                         </pic:nvPicPr>
                         <pic:blipFill>
-                          <a:blip r:embed="rId32"/>
+                          <a:blip r:embed="rId35"/>
                           <a:stretch>
                             <a:fillRect/>
                           </a:stretch>
@@ -2983,7 +4033,7 @@
         <w:pStyle w:val="Compact"/>
         <w:numPr>
           <w:ilvl w:val="0"/>
-          <w:numId w:val="1004"/>
+          <w:numId w:val="1006"/>
         </w:numPr>
       </w:pPr>
       <w:r>
@@ -3005,7 +4055,7 @@
         <w:pStyle w:val="Compact"/>
         <w:numPr>
           <w:ilvl w:val="0"/>
-          <w:numId w:val="1004"/>
+          <w:numId w:val="1006"/>
         </w:numPr>
       </w:pPr>
       <w:r>
@@ -3027,7 +4077,7 @@
         <w:pStyle w:val="Compact"/>
         <w:numPr>
           <w:ilvl w:val="0"/>
-          <w:numId w:val="1004"/>
+          <w:numId w:val="1006"/>
         </w:numPr>
       </w:pPr>
       <w:r>
@@ -3049,7 +4099,7 @@
         <w:pStyle w:val="Compact"/>
         <w:numPr>
           <w:ilvl w:val="0"/>
-          <w:numId w:val="1004"/>
+          <w:numId w:val="1006"/>
         </w:numPr>
       </w:pPr>
       <w:r>
@@ -3071,7 +4121,7 @@
         <w:pStyle w:val="Compact"/>
         <w:numPr>
           <w:ilvl w:val="0"/>
-          <w:numId w:val="1004"/>
+          <w:numId w:val="1006"/>
         </w:numPr>
       </w:pPr>
       <w:r>
@@ -3129,18 +4179,18 @@
                 <wp:inline>
                   <wp:extent cx="152400" cy="152400"/>
                   <wp:effectExtent b="0" l="0" r="0" t="0"/>
-                  <wp:docPr descr="" title="" id="61" name="Picture"/>
+                  <wp:docPr descr="" title="" id="73" name="Picture"/>
                   <a:graphic>
                     <a:graphicData uri="http://schemas.openxmlformats.org/drawingml/2006/picture">
                       <pic:pic>
                         <pic:nvPicPr>
-                          <pic:cNvPr descr="/opt/quarto/share/formats/docx/note.png" id="62" name="Picture"/>
+                          <pic:cNvPr descr="/opt/quarto/share/formats/docx/note.png" id="74" name="Picture"/>
                           <pic:cNvPicPr>
                             <a:picLocks noChangeArrowheads="1" noChangeAspect="1"/>
                           </pic:cNvPicPr>
                         </pic:nvPicPr>
                         <pic:blipFill>
-                          <a:blip r:embed="rId60"/>
+                          <a:blip r:embed="rId72"/>
                           <a:stretch>
                             <a:fillRect/>
                           </a:stretch>
@@ -3230,14 +4280,14 @@
         </w:tc>
       </w:tr>
     </w:tbl>
-    <w:bookmarkEnd w:id="63"/>
-    <w:bookmarkStart w:id="69" w:name="sec-oracle"/>
+    <w:bookmarkEnd w:id="75"/>
+    <w:bookmarkStart w:id="81" w:name="sec-oracle"/>
     <w:p>
       <w:pPr>
         <w:pStyle w:val="Heading3"/>
       </w:pPr>
       <w:r>
-        <w:t xml:space="preserve">3.4 Oracle Cloud / OCI: OPM HRIT Future Integration</w:t>
+        <w:t xml:space="preserve">3.6 Oracle Cloud / OCI: OPM HRIT Future Integration</w:t>
       </w:r>
     </w:p>
     <w:p>
@@ -3249,18 +4299,18 @@
           <wp:inline>
             <wp:extent cx="5334000" cy="2933700"/>
             <wp:effectExtent b="0" l="0" r="0" t="0"/>
-            <wp:docPr descr="OPM HRIT on Oracle OCI — SSA Inter-Agency Integration via InfoBlox Certificate Monitor" title="" id="65" name="Picture"/>
+            <wp:docPr descr="OPM HRIT on Oracle OCI — SSA Inter-Agency Integration via InfoBlox Certificate Monitor" title="" id="77" name="Picture"/>
             <a:graphic>
               <a:graphicData uri="http://schemas.openxmlformats.org/drawingml/2006/picture">
                 <pic:pic>
                   <pic:nvPicPr>
-                    <pic:cNvPr descr="figs/lz-fig-06-opm-hrit.png" id="66" name="Picture"/>
+                    <pic:cNvPr descr="figs/lz-fig-06-opm-hrit.png" id="78" name="Picture"/>
                     <pic:cNvPicPr>
                       <a:picLocks noChangeArrowheads="1" noChangeAspect="1"/>
                     </pic:cNvPicPr>
                   </pic:nvPicPr>
                   <pic:blipFill>
-                    <a:blip r:embed="rId64"/>
+                    <a:blip r:embed="rId76"/>
                     <a:stretch>
                       <a:fillRect/>
                     </a:stretch>
@@ -3565,18 +4615,18 @@
                 <wp:inline>
                   <wp:extent cx="152400" cy="152400"/>
                   <wp:effectExtent b="0" l="0" r="0" t="0"/>
-                  <wp:docPr descr="" title="" id="67" name="Picture"/>
+                  <wp:docPr descr="" title="" id="79" name="Picture"/>
                   <a:graphic>
                     <a:graphicData uri="http://schemas.openxmlformats.org/drawingml/2006/picture">
                       <pic:pic>
                         <pic:nvPicPr>
-                          <pic:cNvPr descr="/opt/quarto/share/formats/docx/important.png" id="68" name="Picture"/>
+                          <pic:cNvPr descr="/opt/quarto/share/formats/docx/important.png" id="80" name="Picture"/>
                           <pic:cNvPicPr>
                             <a:picLocks noChangeArrowheads="1" noChangeAspect="1"/>
                           </pic:cNvPicPr>
                         </pic:nvPicPr>
                         <pic:blipFill>
-                          <a:blip r:embed="rId10"/>
+                          <a:blip r:embed="rId13"/>
                           <a:stretch>
                             <a:fillRect/>
                           </a:stretch>
@@ -3657,9 +4707,9 @@
         </w:pict>
       </w:r>
     </w:p>
-    <w:bookmarkEnd w:id="69"/>
-    <w:bookmarkEnd w:id="70"/>
-    <w:bookmarkStart w:id="79" w:name="sec-certs"/>
+    <w:bookmarkEnd w:id="81"/>
+    <w:bookmarkEnd w:id="82"/>
+    <w:bookmarkStart w:id="94" w:name="sec-certs"/>
     <w:p>
       <w:pPr>
         <w:pStyle w:val="Heading2"/>
@@ -3678,7 +4728,7 @@
       <w:r>
         <w:t xml:space="preserve"> </w:t>
       </w:r>
-      <w:hyperlink r:id="rId71">
+      <w:hyperlink r:id="rId83">
         <w:r>
           <w:rPr>
             <w:rStyle w:val="Hyperlink"/>
@@ -3699,18 +4749,18 @@
           <wp:inline>
             <wp:extent cx="5334000" cy="2963333"/>
             <wp:effectExtent b="0" l="0" r="0" t="0"/>
-            <wp:docPr descr="Certificate Lifecycle: Automated from IP Allocation to mTLS" title="" id="73" name="Picture"/>
+            <wp:docPr descr="Certificate Lifecycle: Automated from IP Allocation to mTLS" title="" id="85" name="Picture"/>
             <a:graphic>
               <a:graphicData uri="http://schemas.openxmlformats.org/drawingml/2006/picture">
                 <pic:pic>
                   <pic:nvPicPr>
-                    <pic:cNvPr descr="figs/lz-fig-09-cert-lifecycle.png" id="74" name="Picture"/>
+                    <pic:cNvPr descr="figs/lz-fig-09-cert-lifecycle.png" id="86" name="Picture"/>
                     <pic:cNvPicPr>
                       <a:picLocks noChangeArrowheads="1" noChangeAspect="1"/>
                     </pic:cNvPicPr>
                   </pic:nvPicPr>
                   <pic:blipFill>
-                    <a:blip r:embed="rId72"/>
+                    <a:blip r:embed="rId84"/>
                     <a:stretch>
                       <a:fillRect/>
                     </a:stretch>
@@ -3745,7 +4795,7 @@
         <w:t xml:space="preserve">Certificate Lifecycle: Automated from IP Allocation to mTLS</w:t>
       </w:r>
     </w:p>
-    <w:bookmarkStart w:id="75" w:name="sec-cert-lifecycle"/>
+    <w:bookmarkStart w:id="87" w:name="sec-cert-lifecycle"/>
     <w:p>
       <w:pPr>
         <w:pStyle w:val="Heading3"/>
@@ -3767,7 +4817,7 @@
         <w:pStyle w:val="Compact"/>
         <w:numPr>
           <w:ilvl w:val="0"/>
-          <w:numId w:val="1005"/>
+          <w:numId w:val="1007"/>
         </w:numPr>
       </w:pPr>
       <w:r>
@@ -3779,7 +4829,7 @@
         <w:pStyle w:val="Compact"/>
         <w:numPr>
           <w:ilvl w:val="0"/>
-          <w:numId w:val="1005"/>
+          <w:numId w:val="1007"/>
         </w:numPr>
       </w:pPr>
       <w:r>
@@ -3791,7 +4841,7 @@
         <w:pStyle w:val="Compact"/>
         <w:numPr>
           <w:ilvl w:val="0"/>
-          <w:numId w:val="1005"/>
+          <w:numId w:val="1007"/>
         </w:numPr>
       </w:pPr>
       <w:r>
@@ -3812,7 +4862,7 @@
         <w:pStyle w:val="Compact"/>
         <w:numPr>
           <w:ilvl w:val="0"/>
-          <w:numId w:val="1005"/>
+          <w:numId w:val="1007"/>
         </w:numPr>
       </w:pPr>
       <w:r>
@@ -3824,7 +4874,7 @@
         <w:pStyle w:val="Compact"/>
         <w:numPr>
           <w:ilvl w:val="0"/>
-          <w:numId w:val="1005"/>
+          <w:numId w:val="1007"/>
         </w:numPr>
       </w:pPr>
       <w:r>
@@ -3836,7 +4886,7 @@
         <w:pStyle w:val="Compact"/>
         <w:numPr>
           <w:ilvl w:val="0"/>
-          <w:numId w:val="1005"/>
+          <w:numId w:val="1007"/>
         </w:numPr>
       </w:pPr>
       <w:r>
@@ -3848,7 +4898,7 @@
         <w:pStyle w:val="Compact"/>
         <w:numPr>
           <w:ilvl w:val="0"/>
-          <w:numId w:val="1005"/>
+          <w:numId w:val="1007"/>
         </w:numPr>
       </w:pPr>
       <w:r>
@@ -3860,15 +4910,15 @@
         <w:pStyle w:val="Compact"/>
         <w:numPr>
           <w:ilvl w:val="0"/>
-          <w:numId w:val="1005"/>
+          <w:numId w:val="1007"/>
         </w:numPr>
       </w:pPr>
       <w:r>
         <w:t xml:space="preserve">90/30/7 days before expiry, InfoBlox Certificate Tracker generates alerts for timely renewal</w:t>
       </w:r>
     </w:p>
-    <w:bookmarkEnd w:id="75"/>
-    <w:bookmarkStart w:id="78" w:name="sec-cert-platforms"/>
+    <w:bookmarkEnd w:id="87"/>
+    <w:bookmarkStart w:id="93" w:name="sec-cert-platforms"/>
     <w:p>
       <w:pPr>
         <w:pStyle w:val="Heading3"/>
@@ -4181,18 +5231,18 @@
                 <wp:inline>
                   <wp:extent cx="152400" cy="152400"/>
                   <wp:effectExtent b="0" l="0" r="0" t="0"/>
-                  <wp:docPr descr="" title="" id="76" name="Picture"/>
+                  <wp:docPr descr="" title="" id="88" name="Picture"/>
                   <a:graphic>
                     <a:graphicData uri="http://schemas.openxmlformats.org/drawingml/2006/picture">
                       <pic:pic>
                         <pic:nvPicPr>
-                          <pic:cNvPr descr="/opt/quarto/share/formats/docx/tip.png" id="77" name="Picture"/>
+                          <pic:cNvPr descr="/opt/quarto/share/formats/docx/tip.png" id="89" name="Picture"/>
                           <pic:cNvPicPr>
                             <a:picLocks noChangeArrowheads="1" noChangeAspect="1"/>
                           </pic:cNvPicPr>
                         </pic:nvPicPr>
                         <pic:blipFill>
-                          <a:blip r:embed="rId32"/>
+                          <a:blip r:embed="rId35"/>
                           <a:stretch>
                             <a:fillRect/>
                           </a:stretch>
@@ -4279,15 +5329,327 @@
       </w:tr>
     </w:tbl>
     <w:p>
+      <w:pPr>
+        <w:pStyle w:val="BodyText"/>
+      </w:pPr>
+      <w:r>
+        <w:t xml:space="preserve"> </w:t>
+      </w:r>
+    </w:p>
+    <w:tbl>
+      <w:tblPr>
+        <w:tblStyle w:val="Table"/>
+        <w:tblLook w:firstRow="0" w:lastRow="0" w:firstColumn="0" w:lastColumn="0" w:noHBand="0" w:noVBand="0" w:val="0000"/>
+        <w:tblBorders>
+          <w:top w:val="single" w:sz="4" w:space="0" w:color="0758E5"/>
+          <w:left w:val="single" w:sz="24" w:space="0" w:color="0758E5"/>
+          <w:bottom w:val="single" w:sz="4" w:space="0" w:color="0758E5"/>
+          <w:right w:val="single" w:sz="4" w:space="0" w:color="0758E5"/>
+        </w:tblBorders>
+        <w:tblCellMar>
+          <w:left w:w="144" w:type="dxa"/>
+          <w:right w:w="144" w:type="dxa"/>
+        </w:tblCellMar>
+        <w:tblLook w:firstRow="0" w:lastRow="0" w:firstColumn="0" w:lastColumn="0" w:noHBand="0" w:noVBand="0" w:val="0000"/>
+      </w:tblPr>
+      <w:tr>
+        <w:trPr>
+          <w:cantSplit/>
+        </w:trPr>
+        <w:tc>
+          <w:tcPr>
+            <w:shd w:color="auto" w:fill="dae6fb" w:val="clear"/>
+            <w:tcMar>
+              <w:top w:w="92" w:type="dxa"/>
+              <w:bottom w:w="92" w:type="dxa"/>
+            </w:tcMar>
+          </w:tcPr>
+          <w:p>
+            <w:pPr>
+              <w:pStyle w:val="BodyText"/>
+            </w:pPr>
+            <w:pPr>
+              <w:spacing w:before="0" w:after="0"/>
+              <w:textAlignment w:val="center"/>
+            </w:pPr>
+            <w:r>
+              <w:drawing>
+                <wp:inline>
+                  <wp:extent cx="152400" cy="152400"/>
+                  <wp:effectExtent b="0" l="0" r="0" t="0"/>
+                  <wp:docPr descr="" title="" id="90" name="Picture"/>
+                  <a:graphic>
+                    <a:graphicData uri="http://schemas.openxmlformats.org/drawingml/2006/picture">
+                      <pic:pic>
+                        <pic:nvPicPr>
+                          <pic:cNvPr descr="/opt/quarto/share/formats/docx/note.png" id="91" name="Picture"/>
+                          <pic:cNvPicPr>
+                            <a:picLocks noChangeArrowheads="1" noChangeAspect="1"/>
+                          </pic:cNvPicPr>
+                        </pic:nvPicPr>
+                        <pic:blipFill>
+                          <a:blip r:embed="rId72"/>
+                          <a:stretch>
+                            <a:fillRect/>
+                          </a:stretch>
+                        </pic:blipFill>
+                        <pic:spPr bwMode="auto">
+                          <a:xfrm>
+                            <a:off x="0" y="0"/>
+                            <a:ext cx="152400" cy="152400"/>
+                          </a:xfrm>
+                          <a:prstGeom prst="rect">
+                            <a:avLst/>
+                          </a:prstGeom>
+                          <a:noFill/>
+                          <a:ln w="9525">
+                            <a:noFill/>
+                            <a:headEnd/>
+                            <a:tailEnd/>
+                          </a:ln>
+                        </pic:spPr>
+                      </pic:pic>
+                    </a:graphicData>
+                  </a:graphic>
+                </wp:inline>
+              </w:drawing>
+            </w:r>
+            <w:r>
+              <w:t xml:space="preserve"> </w:t>
+            </w:r>
+            <w:r>
+              <w:t xml:space="preserve"> </w:t>
+            </w:r>
+            <w:r>
+              <w:t xml:space="preserve">Note</w:t>
+            </w:r>
+          </w:p>
+        </w:tc>
+      </w:tr>
+      <w:tr>
+        <w:trPr>
+          <w:cantSplit/>
+        </w:trPr>
+        <w:tc>
+          <w:tcPr>
+            <w:tcMar>
+              <w:top w:w="108" w:type="dxa"/>
+              <w:bottom w:w="108" w:type="dxa"/>
+            </w:tcMar>
+          </w:tcPr>
+          <w:p>
+            <w:pPr>
+              <w:pStyle w:val="BodyText"/>
+            </w:pPr>
+            <w:pPr>
+              <w:spacing w:before="16"/>
+            </w:pPr>
+            <w:r>
+              <w:rPr>
+                <w:b/>
+                <w:bCs/>
+              </w:rPr>
+              <w:t xml:space="preserve">Cross-Book Link — NAC Endpoints and DNS/Certificate Binding (Books 02 and 03):</w:t>
+            </w:r>
+            <w:r>
+              <w:t xml:space="preserve"> </w:t>
+            </w:r>
+            <w:r>
+              <w:t xml:space="preserve">The DNS A-record + SCEP certificate compound provisioning described above applies to</w:t>
+            </w:r>
+            <w:r>
+              <w:t xml:space="preserve"> </w:t>
+            </w:r>
+            <w:r>
+              <w:rPr>
+                <w:b/>
+                <w:bCs/>
+              </w:rPr>
+              <w:t xml:space="preserve">cloud workloads</w:t>
+            </w:r>
+            <w:r>
+              <w:t xml:space="preserve"> </w:t>
+            </w:r>
+            <w:r>
+              <w:t xml:space="preserve">(VMs and containers). For</w:t>
+            </w:r>
+            <w:r>
+              <w:t xml:space="preserve"> </w:t>
+            </w:r>
+            <w:r>
+              <w:rPr>
+                <w:b/>
+                <w:bCs/>
+              </w:rPr>
+              <w:t xml:space="preserve">NAC-enrolled endpoint devices</w:t>
+            </w:r>
+            <w:r>
+              <w:t xml:space="preserve"> </w:t>
+            </w:r>
+            <w:r>
+              <w:t xml:space="preserve">— laptops, workstations, and managed endpoints that authenticate via 802.1X EAP-TLS — the same compound pattern applies but is triggered differently:</w:t>
+            </w:r>
+          </w:p>
+          <w:p>
+            <w:pPr>
+              <w:pStyle w:val="Compact"/>
+              <w:numPr>
+                <w:ilvl w:val="0"/>
+                <w:numId w:val="1008"/>
+              </w:numPr>
+            </w:pPr>
+            <w:r>
+              <w:rPr>
+                <w:b/>
+                <w:bCs/>
+              </w:rPr>
+              <w:t xml:space="preserve">Intune/SCEP enrollment</w:t>
+            </w:r>
+            <w:r>
+              <w:t xml:space="preserve"> </w:t>
+            </w:r>
+            <w:r>
+              <w:t xml:space="preserve">(covered in</w:t>
+            </w:r>
+            <w:r>
+              <w:t xml:space="preserve"> </w:t>
+            </w:r>
+            <w:hyperlink r:id="rId92">
+              <w:r>
+                <w:rPr>
+                  <w:rStyle w:val="Hyperlink"/>
+                </w:rPr>
+                <w:t xml:space="preserve">Book 02</w:t>
+              </w:r>
+            </w:hyperlink>
+            <w:r>
+              <w:t xml:space="preserve">) issues the machine certificate with</w:t>
+            </w:r>
+            <w:r>
+              <w:t xml:space="preserve"> </w:t>
+            </w:r>
+            <w:r>
+              <w:rPr>
+                <w:rStyle w:val="VerbatimChar"/>
+              </w:rPr>
+              <w:t xml:space="preserve">CN={{DeviceName}}</w:t>
+            </w:r>
+            <w:r>
+              <w:t xml:space="preserve"> </w:t>
+            </w:r>
+            <w:r>
+              <w:t xml:space="preserve">and SAN bound to the device’s Entra ID FQDN.</w:t>
+            </w:r>
+          </w:p>
+          <w:p>
+            <w:pPr>
+              <w:pStyle w:val="Compact"/>
+              <w:numPr>
+                <w:ilvl w:val="0"/>
+                <w:numId w:val="1008"/>
+              </w:numPr>
+            </w:pPr>
+            <w:r>
+              <w:rPr>
+                <w:b/>
+                <w:bCs/>
+              </w:rPr>
+              <w:t xml:space="preserve">DNS A/PTR record</w:t>
+            </w:r>
+            <w:r>
+              <w:t xml:space="preserve"> </w:t>
+            </w:r>
+            <w:r>
+              <w:t xml:space="preserve">for the endpoint should be confirmed or created in InfoBlox at DHCP lease assignment — binding the device’s DNS hostname (from Entra ID) to the DHCP-assigned IP address in the IPAM record.</w:t>
+            </w:r>
+          </w:p>
+          <w:p>
+            <w:pPr>
+              <w:pStyle w:val="Compact"/>
+              <w:numPr>
+                <w:ilvl w:val="0"/>
+                <w:numId w:val="1008"/>
+              </w:numPr>
+            </w:pPr>
+            <w:r>
+              <w:t xml:space="preserve">Together, steps 1 and 2 produce a device where</w:t>
+            </w:r>
+            <w:r>
+              <w:t xml:space="preserve"> </w:t>
+            </w:r>
+            <w:r>
+              <w:rPr>
+                <w:b/>
+                <w:bCs/>
+              </w:rPr>
+              <w:t xml:space="preserve">name, address, and key are bound at admission</w:t>
+            </w:r>
+            <w:r>
+              <w:t xml:space="preserve"> </w:t>
+            </w:r>
+            <w:r>
+              <w:t xml:space="preserve">— the same compound guarantee that workload provisioning achieves, extended to the endpoint population.</w:t>
+            </w:r>
+          </w:p>
+          <w:p>
+            <w:pPr>
+              <w:pStyle w:val="FirstParagraph"/>
+            </w:pPr>
+            <w:pPr>
+              <w:spacing w:after="16"/>
+            </w:pPr>
+            <w:r>
+              <w:t xml:space="preserve">This linkage — that every NAC-admitted device carries both a DNS hostname and a machine certificate, and that InfoBlox holds the authoritative binding record — is the shared foundation of</w:t>
+            </w:r>
+            <w:r>
+              <w:t xml:space="preserve"> </w:t>
+            </w:r>
+            <w:hyperlink r:id="rId92">
+              <w:r>
+                <w:rPr>
+                  <w:rStyle w:val="Hyperlink"/>
+                </w:rPr>
+                <w:t xml:space="preserve">Book 02</w:t>
+              </w:r>
+            </w:hyperlink>
+            <w:r>
+              <w:t xml:space="preserve"> </w:t>
+            </w:r>
+            <w:r>
+              <w:t xml:space="preserve">(NAC/802.1X) and</w:t>
+            </w:r>
+            <w:r>
+              <w:t xml:space="preserve"> </w:t>
+            </w:r>
+            <w:hyperlink r:id="rId83">
+              <w:r>
+                <w:rPr>
+                  <w:rStyle w:val="Hyperlink"/>
+                </w:rPr>
+                <w:t xml:space="preserve">Book 03</w:t>
+              </w:r>
+            </w:hyperlink>
+            <w:r>
+              <w:t xml:space="preserve"> </w:t>
+            </w:r>
+            <w:r>
+              <w:t xml:space="preserve">(Cryptographic Identity). The design decision for this binding must be validated with OIS.</w:t>
+            </w:r>
+          </w:p>
+          <w:p/>
+        </w:tc>
+      </w:tr>
+    </w:tbl>
+    <w:p>
       <w:r>
         <w:pict>
           <v:rect style="width:0;height:1.5pt" o:hralign="center" o:hrstd="t" o:hr="t"/>
         </w:pict>
       </w:r>
     </w:p>
-    <w:bookmarkEnd w:id="78"/>
-    <w:bookmarkEnd w:id="79"/>
-    <w:bookmarkStart w:id="93" w:name="sec-subdomain"/>
+    <w:bookmarkEnd w:id="93"/>
+    <w:bookmarkEnd w:id="94"/>
+    <w:bookmarkStart w:id="108" w:name="sec-subdomain"/>
     <w:p>
       <w:pPr>
         <w:pStyle w:val="Heading2"/>
@@ -4328,7 +5690,7 @@
         <w:t xml:space="preserve">— not merely a name-to-IP directory. The namespace structure determines security policy scope (which RPZ rules apply to which services), certificate coverage (what wildcards are valid and at what depth), split-horizon resolution boundaries (which records are private vs. public), and the granularity of observability (whether a DNS query log entry identifies a cloud, environment, and service from the FQDN alone). Without deliberate namespace design, the outcome is DNS sprawl, certificate chaos, and opaque logs.</w:t>
       </w:r>
     </w:p>
-    <w:bookmarkStart w:id="80" w:name="sec-subdomain-why"/>
+    <w:bookmarkStart w:id="95" w:name="sec-subdomain-why"/>
     <w:p>
       <w:pPr>
         <w:pStyle w:val="Heading3"/>
@@ -4480,8 +5842,8 @@
         <w:t xml:space="preserve">is not.</w:t>
       </w:r>
     </w:p>
-    <w:bookmarkEnd w:id="80"/>
-    <w:bookmarkStart w:id="84" w:name="sec-subdomain-structure"/>
+    <w:bookmarkEnd w:id="95"/>
+    <w:bookmarkStart w:id="99" w:name="sec-subdomain-structure"/>
     <w:p>
       <w:pPr>
         <w:pStyle w:val="Heading3"/>
@@ -4626,12 +5988,12 @@
           <wp:inline>
             <wp:extent cx="5334000" cy="2359269"/>
             <wp:effectExtent b="0" l="0" r="0" t="0"/>
-            <wp:docPr descr="SSA Subdomain Namespace Hierarchy — ssa.gov Zone Architecture" title="" id="82" name="Picture"/>
+            <wp:docPr descr="SSA Subdomain Namespace Hierarchy — ssa.gov Zone Architecture" title="" id="97" name="Picture"/>
             <a:graphic>
               <a:graphicData uri="http://schemas.openxmlformats.org/drawingml/2006/picture">
                 <pic:pic>
                   <pic:nvPicPr>
-                    <pic:cNvPr descr="figs/lz-fig-16-subdomain-hierarchy.svg" id="83" name="Picture"/>
+                    <pic:cNvPr descr="figs/lz-fig-16-subdomain-hierarchy.svg" id="98" name="Picture"/>
                     <pic:cNvPicPr>
                       <a:picLocks noChangeArrowheads="1" noChangeAspect="1"/>
                     </pic:cNvPicPr>
@@ -4643,7 +6005,7 @@
                           <a14:useLocalDpi xmlns:a14="http://schemas.microsoft.com/office/drawing/2010/main" val="0"/>
                         </a:ext>
                         <a:ext uri="{96DAC541-7B7A-43D3-8B79-37D633B846F1}">
-                          <asvg:svgBlip xmlns:asvg="http://schemas.microsoft.com/office/drawing/2016/SVG/main" r:embed="rId81"/>
+                          <asvg:svgBlip xmlns:asvg="http://schemas.microsoft.com/office/drawing/2016/SVG/main" r:embed="rId96"/>
                         </a:ext>
                       </a:extLst>
                     </a:blip>
@@ -4729,8 +6091,8 @@
         <w:t xml:space="preserve">unless geography carries an independent operational meaning (separate certificate, separate RPZ policy, separate routing). Each additional label multiplies certificate scope complexity and diagnostic friction.</w:t>
       </w:r>
     </w:p>
-    <w:bookmarkEnd w:id="84"/>
-    <w:bookmarkStart w:id="85" w:name="sec-subdomain-certs"/>
+    <w:bookmarkEnd w:id="99"/>
+    <w:bookmarkStart w:id="100" w:name="sec-subdomain-certs"/>
     <w:p>
       <w:pPr>
         <w:pStyle w:val="Heading3"/>
@@ -5080,8 +6442,8 @@
         <w:t xml:space="preserve">. The namespace zone determines the CA path; no per-workload certificate configuration is required.</w:t>
       </w:r>
     </w:p>
-    <w:bookmarkEnd w:id="85"/>
-    <w:bookmarkStart w:id="89" w:name="sec-subdomain-split"/>
+    <w:bookmarkEnd w:id="100"/>
+    <w:bookmarkStart w:id="104" w:name="sec-subdomain-split"/>
     <w:p>
       <w:pPr>
         <w:pStyle w:val="Heading3"/>
@@ -5565,12 +6927,12 @@
           <wp:inline>
             <wp:extent cx="5334000" cy="2359269"/>
             <wp:effectExtent b="0" l="0" r="0" t="0"/>
-            <wp:docPr descr="InfoBlox Split-Horizon DNS — Three-View Configuration for SSA" title="" id="87" name="Picture"/>
+            <wp:docPr descr="InfoBlox Split-Horizon DNS — Three-View Configuration for SSA" title="" id="102" name="Picture"/>
             <a:graphic>
               <a:graphicData uri="http://schemas.openxmlformats.org/drawingml/2006/picture">
                 <pic:pic>
                   <pic:nvPicPr>
-                    <pic:cNvPr descr="figs/lz-fig-17-split-horizon.svg" id="88" name="Picture"/>
+                    <pic:cNvPr descr="figs/lz-fig-17-split-horizon.svg" id="103" name="Picture"/>
                     <pic:cNvPicPr>
                       <a:picLocks noChangeArrowheads="1" noChangeAspect="1"/>
                     </pic:cNvPicPr>
@@ -5582,7 +6944,7 @@
                           <a14:useLocalDpi xmlns:a14="http://schemas.microsoft.com/office/drawing/2010/main" val="0"/>
                         </a:ext>
                         <a:ext uri="{96DAC541-7B7A-43D3-8B79-37D633B846F1}">
-                          <asvg:svgBlip xmlns:asvg="http://schemas.microsoft.com/office/drawing/2016/SVG/main" r:embed="rId86"/>
+                          <asvg:svgBlip xmlns:asvg="http://schemas.microsoft.com/office/drawing/2016/SVG/main" r:embed="rId101"/>
                         </a:ext>
                       </a:extLst>
                     </a:blip>
@@ -5620,8 +6982,8 @@
         <w:t xml:space="preserve">InfoBlox Split-Horizon DNS — Three-View Configuration for SSA</w:t>
       </w:r>
     </w:p>
-    <w:bookmarkEnd w:id="89"/>
-    <w:bookmarkStart w:id="90" w:name="sec-subdomain-iac"/>
+    <w:bookmarkEnd w:id="104"/>
+    <w:bookmarkStart w:id="105" w:name="sec-subdomain-iac"/>
     <w:p>
       <w:pPr>
         <w:pStyle w:val="Heading3"/>
@@ -6104,8 +7466,8 @@
         <w:t xml:space="preserve">pointing to the load balancer IP — created on Service creation, removed on Service deletion, with no manual DNS management required.</w:t>
       </w:r>
     </w:p>
-    <w:bookmarkEnd w:id="90"/>
-    <w:bookmarkStart w:id="91" w:name="sec-subdomain-rpz"/>
+    <w:bookmarkEnd w:id="105"/>
+    <w:bookmarkStart w:id="106" w:name="sec-subdomain-rpz"/>
     <w:p>
       <w:pPr>
         <w:pStyle w:val="Heading3"/>
@@ -6307,8 +7669,8 @@
         <w:t xml:space="preserve">that does not match the management-plane allow-list returns an RPZ NXDOMAIN before any TCP connection is attempted. The subdomain boundary is the security boundary — without it, RPZ policy must be applied at the individual record level, which is operationally unmanageable at scale.</w:t>
       </w:r>
     </w:p>
-    <w:bookmarkEnd w:id="91"/>
-    <w:bookmarkStart w:id="92" w:name="sec-subdomain-nist"/>
+    <w:bookmarkEnd w:id="106"/>
+    <w:bookmarkStart w:id="107" w:name="sec-subdomain-nist"/>
     <w:p>
       <w:pPr>
         <w:pStyle w:val="Heading3"/>
@@ -6511,9 +7873,9 @@
         </w:pict>
       </w:r>
     </w:p>
-    <w:bookmarkEnd w:id="92"/>
-    <w:bookmarkEnd w:id="93"/>
-    <w:bookmarkStart w:id="95" w:name="sec-dns-steering"/>
+    <w:bookmarkEnd w:id="107"/>
+    <w:bookmarkEnd w:id="108"/>
+    <w:bookmarkStart w:id="113" w:name="sec-dns-steering"/>
     <w:p>
       <w:pPr>
         <w:pStyle w:val="Heading2"/>
@@ -6528,6 +7890,61 @@
       </w:pPr>
       <w:r>
         <w:t xml:space="preserve">Global server load balancing has always been a DNS function wearing an appliance badge. When a hardware GSLB appliance decides which data center or cloud region answers a user’s request, the mechanism it uses is a DNS response: the appliance acts as an authoritative name server that answers the same query differently depending on endpoint health, requestor topology, and policy weight. Strip away the chassis, and what remains is health-checked, policy-driven authoritative DNS — a control-plane function of the naming and addressing layer, not a data-plane function of any appliance tier.</w:t>
+      </w:r>
+    </w:p>
+    <w:p>
+      <w:pPr>
+        <w:pStyle w:val="CaptionedFigure"/>
+      </w:pPr>
+      <w:r>
+        <w:drawing>
+          <wp:inline>
+            <wp:extent cx="5334000" cy="2667000"/>
+            <wp:effectExtent b="0" l="0" r="0" t="0"/>
+            <wp:docPr descr="InfoBlox DTC — DNS-Based Traffic Steering Across On-Premises and Multi-Cloud Endpoints" title="" id="110" name="Picture"/>
+            <a:graphic>
+              <a:graphicData uri="http://schemas.openxmlformats.org/drawingml/2006/picture">
+                <pic:pic>
+                  <pic:nvPicPr>
+                    <pic:cNvPr descr="figs/lz-fig-18-dns-traffic-steering.png" id="111" name="Picture"/>
+                    <pic:cNvPicPr>
+                      <a:picLocks noChangeArrowheads="1" noChangeAspect="1"/>
+                    </pic:cNvPicPr>
+                  </pic:nvPicPr>
+                  <pic:blipFill>
+                    <a:blip r:embed="rId109"/>
+                    <a:stretch>
+                      <a:fillRect/>
+                    </a:stretch>
+                  </pic:blipFill>
+                  <pic:spPr bwMode="auto">
+                    <a:xfrm>
+                      <a:off x="0" y="0"/>
+                      <a:ext cx="5334000" cy="2667000"/>
+                    </a:xfrm>
+                    <a:prstGeom prst="rect">
+                      <a:avLst/>
+                    </a:prstGeom>
+                    <a:noFill/>
+                    <a:ln w="9525">
+                      <a:noFill/>
+                      <a:headEnd/>
+                      <a:tailEnd/>
+                    </a:ln>
+                  </pic:spPr>
+                </pic:pic>
+              </a:graphicData>
+            </a:graphic>
+          </wp:inline>
+        </w:drawing>
+      </w:r>
+    </w:p>
+    <w:p>
+      <w:pPr>
+        <w:pStyle w:val="ImageCaption"/>
+      </w:pPr>
+      <w:r>
+        <w:t xml:space="preserve">InfoBlox DTC — DNS-Based Traffic Steering Across On-Premises and Multi-Cloud Endpoints</w:t>
       </w:r>
     </w:p>
     <w:p>
@@ -6592,7 +8009,7 @@
       <w:r>
         <w:t xml:space="preserve"> </w:t>
       </w:r>
-      <w:hyperlink r:id="rId94">
+      <w:hyperlink r:id="rId112">
         <w:r>
           <w:rPr>
             <w:rStyle w:val="Hyperlink"/>
@@ -6639,8 +8056,8 @@
         </w:pict>
       </w:r>
     </w:p>
-    <w:bookmarkEnd w:id="95"/>
-    <w:bookmarkStart w:id="98" w:name="sec-nist"/>
+    <w:bookmarkEnd w:id="113"/>
+    <w:bookmarkStart w:id="116" w:name="sec-nist"/>
     <w:p>
       <w:pPr>
         <w:pStyle w:val="Heading2"/>
@@ -7528,18 +8945,18 @@
                 <wp:inline>
                   <wp:extent cx="152400" cy="152400"/>
                   <wp:effectExtent b="0" l="0" r="0" t="0"/>
-                  <wp:docPr descr="" title="" id="96" name="Picture"/>
+                  <wp:docPr descr="" title="" id="114" name="Picture"/>
                   <a:graphic>
                     <a:graphicData uri="http://schemas.openxmlformats.org/drawingml/2006/picture">
                       <pic:pic>
                         <pic:nvPicPr>
-                          <pic:cNvPr descr="/opt/quarto/share/formats/docx/important.png" id="97" name="Picture"/>
+                          <pic:cNvPr descr="/opt/quarto/share/formats/docx/important.png" id="115" name="Picture"/>
                           <pic:cNvPicPr>
                             <a:picLocks noChangeArrowheads="1" noChangeAspect="1"/>
                           </pic:cNvPicPr>
                         </pic:nvPicPr>
                         <pic:blipFill>
-                          <a:blip r:embed="rId10"/>
+                          <a:blip r:embed="rId13"/>
                           <a:stretch>
                             <a:fillRect/>
                           </a:stretch>
@@ -7668,8 +9085,8 @@
         </w:pict>
       </w:r>
     </w:p>
-    <w:bookmarkEnd w:id="98"/>
-    <w:bookmarkStart w:id="106" w:name="sec-ztmm"/>
+    <w:bookmarkEnd w:id="116"/>
+    <w:bookmarkStart w:id="124" w:name="sec-ztmm"/>
     <w:p>
       <w:pPr>
         <w:pStyle w:val="Heading2"/>
@@ -7695,18 +9112,18 @@
           <wp:inline>
             <wp:extent cx="5334000" cy="2963333"/>
             <wp:effectExtent b="0" l="0" r="0" t="0"/>
-            <wp:docPr descr="CISA Zero Trust Maturity — Networks Pillar Progression" title="" id="100" name="Picture"/>
+            <wp:docPr descr="CISA Zero Trust Maturity — Networks Pillar Progression" title="" id="118" name="Picture"/>
             <a:graphic>
               <a:graphicData uri="http://schemas.openxmlformats.org/drawingml/2006/picture">
                 <pic:pic>
                   <pic:nvPicPr>
-                    <pic:cNvPr descr="figs/lz-fig-11-zt-staircase.png" id="101" name="Picture"/>
+                    <pic:cNvPr descr="figs/lz-fig-11-zt-staircase.png" id="119" name="Picture"/>
                     <pic:cNvPicPr>
                       <a:picLocks noChangeArrowheads="1" noChangeAspect="1"/>
                     </pic:cNvPicPr>
                   </pic:nvPicPr>
                   <pic:blipFill>
-                    <a:blip r:embed="rId99"/>
+                    <a:blip r:embed="rId117"/>
                     <a:stretch>
                       <a:fillRect/>
                     </a:stretch>
@@ -7741,7 +9158,7 @@
         <w:t xml:space="preserve">CISA Zero Trust Maturity — Networks Pillar Progression</w:t>
       </w:r>
     </w:p>
-    <w:bookmarkStart w:id="102" w:name="sec-zt-networks"/>
+    <w:bookmarkStart w:id="120" w:name="sec-zt-networks"/>
     <w:p>
       <w:pPr>
         <w:pStyle w:val="Heading3"/>
@@ -8020,8 +9437,8 @@
         </w:tc>
       </w:tr>
     </w:tbl>
-    <w:bookmarkEnd w:id="102"/>
-    <w:bookmarkStart w:id="103" w:name="sec-zt-identity"/>
+    <w:bookmarkEnd w:id="120"/>
+    <w:bookmarkStart w:id="121" w:name="sec-zt-identity"/>
     <w:p>
       <w:pPr>
         <w:pStyle w:val="Heading3"/>
@@ -8043,7 +9460,7 @@
         <w:pStyle w:val="Compact"/>
         <w:numPr>
           <w:ilvl w:val="0"/>
-          <w:numId w:val="1006"/>
+          <w:numId w:val="1009"/>
         </w:numPr>
       </w:pPr>
       <w:r>
@@ -8055,7 +9472,7 @@
         <w:pStyle w:val="Compact"/>
         <w:numPr>
           <w:ilvl w:val="0"/>
-          <w:numId w:val="1006"/>
+          <w:numId w:val="1009"/>
         </w:numPr>
       </w:pPr>
       <w:r>
@@ -8067,15 +9484,15 @@
         <w:pStyle w:val="Compact"/>
         <w:numPr>
           <w:ilvl w:val="0"/>
-          <w:numId w:val="1006"/>
+          <w:numId w:val="1009"/>
         </w:numPr>
       </w:pPr>
       <w:r>
         <w:t xml:space="preserve">Certificate expiry alerting prevents identity credential expiration — a common cause of authentication outages</w:t>
       </w:r>
     </w:p>
-    <w:bookmarkEnd w:id="103"/>
-    <w:bookmarkStart w:id="104" w:name="sec-zt-visibility"/>
+    <w:bookmarkEnd w:id="121"/>
+    <w:bookmarkStart w:id="122" w:name="sec-zt-visibility"/>
     <w:p>
       <w:pPr>
         <w:pStyle w:val="Heading3"/>
@@ -8097,7 +9514,7 @@
         <w:pStyle w:val="Compact"/>
         <w:numPr>
           <w:ilvl w:val="0"/>
-          <w:numId w:val="1007"/>
+          <w:numId w:val="1010"/>
         </w:numPr>
       </w:pPr>
       <w:r>
@@ -8119,7 +9536,7 @@
         <w:pStyle w:val="Compact"/>
         <w:numPr>
           <w:ilvl w:val="0"/>
-          <w:numId w:val="1007"/>
+          <w:numId w:val="1010"/>
         </w:numPr>
       </w:pPr>
       <w:r>
@@ -8141,7 +9558,7 @@
         <w:pStyle w:val="Compact"/>
         <w:numPr>
           <w:ilvl w:val="0"/>
-          <w:numId w:val="1007"/>
+          <w:numId w:val="1010"/>
         </w:numPr>
       </w:pPr>
       <w:r>
@@ -8166,8 +9583,8 @@
         <w:t xml:space="preserve">All three streams flow to the SIEM in consistent syslog format — enabling correlation across DNS, IP, and certificate events that individually appear innocuous but together may indicate lateral movement or data exfiltration.</w:t>
       </w:r>
     </w:p>
-    <w:bookmarkEnd w:id="104"/>
-    <w:bookmarkStart w:id="105" w:name="sec-zt-automation"/>
+    <w:bookmarkEnd w:id="122"/>
+    <w:bookmarkStart w:id="123" w:name="sec-zt-automation"/>
     <w:p>
       <w:pPr>
         <w:pStyle w:val="Heading3"/>
@@ -8189,7 +9606,7 @@
         <w:pStyle w:val="Compact"/>
         <w:numPr>
           <w:ilvl w:val="0"/>
-          <w:numId w:val="1008"/>
+          <w:numId w:val="1011"/>
         </w:numPr>
       </w:pPr>
       <w:r>
@@ -8201,7 +9618,7 @@
         <w:pStyle w:val="Compact"/>
         <w:numPr>
           <w:ilvl w:val="0"/>
-          <w:numId w:val="1008"/>
+          <w:numId w:val="1011"/>
         </w:numPr>
       </w:pPr>
       <w:r>
@@ -8213,7 +9630,7 @@
         <w:pStyle w:val="Compact"/>
         <w:numPr>
           <w:ilvl w:val="0"/>
-          <w:numId w:val="1008"/>
+          <w:numId w:val="1011"/>
         </w:numPr>
       </w:pPr>
       <w:r>
@@ -8227,9 +9644,9 @@
         </w:pict>
       </w:r>
     </w:p>
-    <w:bookmarkEnd w:id="105"/>
-    <w:bookmarkEnd w:id="106"/>
-    <w:bookmarkStart w:id="116" w:name="sec-boundary"/>
+    <w:bookmarkEnd w:id="123"/>
+    <w:bookmarkEnd w:id="124"/>
+    <w:bookmarkStart w:id="133" w:name="sec-boundary"/>
     <w:p>
       <w:pPr>
         <w:pStyle w:val="Heading2"/>
@@ -8247,18 +9664,18 @@
           <wp:inline>
             <wp:extent cx="5334000" cy="2963333"/>
             <wp:effectExtent b="0" l="0" r="0" t="0"/>
-            <wp:docPr descr="InfoBlox RPZ: The DNS-Layer FedRAMP Boundary Gate" title="" id="108" name="Picture"/>
+            <wp:docPr descr="InfoBlox RPZ: The DNS-Layer FedRAMP Boundary Gate" title="" id="126" name="Picture"/>
             <a:graphic>
               <a:graphicData uri="http://schemas.openxmlformats.org/drawingml/2006/picture">
                 <pic:pic>
                   <pic:nvPicPr>
-                    <pic:cNvPr descr="figs/lz-fig-15-rpz-gate.png" id="109" name="Picture"/>
+                    <pic:cNvPr descr="figs/lz-fig-15-rpz-gate.png" id="127" name="Picture"/>
                     <pic:cNvPicPr>
                       <a:picLocks noChangeArrowheads="1" noChangeAspect="1"/>
                     </pic:cNvPicPr>
                   </pic:nvPicPr>
                   <pic:blipFill>
-                    <a:blip r:embed="rId107"/>
+                    <a:blip r:embed="rId125"/>
                     <a:stretch>
                       <a:fillRect/>
                     </a:stretch>
@@ -8302,18 +9719,18 @@
           <wp:inline>
             <wp:extent cx="5334000" cy="3022600"/>
             <wp:effectExtent b="0" l="0" r="0" t="0"/>
-            <wp:docPr descr="InfoBlox DDI as the FedRAMP Authorization Boundary Enforcement Layer" title="" id="111" name="Picture"/>
+            <wp:docPr descr="InfoBlox DDI as the FedRAMP Authorization Boundary Enforcement Layer" title="" id="129" name="Picture"/>
             <a:graphic>
               <a:graphicData uri="http://schemas.openxmlformats.org/drawingml/2006/picture">
                 <pic:pic>
                   <pic:nvPicPr>
-                    <pic:cNvPr descr="figs/lz-fig-05-boundary.png" id="112" name="Picture"/>
+                    <pic:cNvPr descr="figs/lz-fig-05-boundary.png" id="130" name="Picture"/>
                     <pic:cNvPicPr>
                       <a:picLocks noChangeArrowheads="1" noChangeAspect="1"/>
                     </pic:cNvPicPr>
                   </pic:nvPicPr>
                   <pic:blipFill>
-                    <a:blip r:embed="rId110"/>
+                    <a:blip r:embed="rId128"/>
                     <a:stretch>
                       <a:fillRect/>
                     </a:stretch>
@@ -8447,18 +9864,18 @@
                 <wp:inline>
                   <wp:extent cx="152400" cy="152400"/>
                   <wp:effectExtent b="0" l="0" r="0" t="0"/>
-                  <wp:docPr descr="" title="" id="113" name="Picture"/>
+                  <wp:docPr descr="" title="" id="131" name="Picture"/>
                   <a:graphic>
                     <a:graphicData uri="http://schemas.openxmlformats.org/drawingml/2006/picture">
                       <pic:pic>
                         <pic:nvPicPr>
-                          <pic:cNvPr descr="/opt/quarto/share/formats/docx/important.png" id="114" name="Picture"/>
+                          <pic:cNvPr descr="/opt/quarto/share/formats/docx/important.png" id="132" name="Picture"/>
                           <pic:cNvPicPr>
                             <a:picLocks noChangeArrowheads="1" noChangeAspect="1"/>
                           </pic:cNvPicPr>
                         </pic:nvPicPr>
                         <pic:blipFill>
-                          <a:blip r:embed="rId10"/>
+                          <a:blip r:embed="rId13"/>
                           <a:stretch>
                             <a:fillRect/>
                           </a:stretch>
@@ -8543,7 +9960,7 @@
             <w:r>
               <w:t xml:space="preserve"> </w:t>
             </w:r>
-            <w:hyperlink r:id="rId115">
+            <w:hyperlink r:id="rId92">
               <w:r>
                 <w:rPr>
                   <w:rStyle w:val="Hyperlink"/>
@@ -8582,7 +9999,7 @@
         <w:pStyle w:val="Compact"/>
         <w:numPr>
           <w:ilvl w:val="0"/>
-          <w:numId w:val="1009"/>
+          <w:numId w:val="1012"/>
         </w:numPr>
       </w:pPr>
       <w:r>
@@ -8594,7 +10011,7 @@
         <w:pStyle w:val="Compact"/>
         <w:numPr>
           <w:ilvl w:val="0"/>
-          <w:numId w:val="1009"/>
+          <w:numId w:val="1012"/>
         </w:numPr>
       </w:pPr>
       <w:r>
@@ -8606,7 +10023,7 @@
         <w:pStyle w:val="Compact"/>
         <w:numPr>
           <w:ilvl w:val="0"/>
-          <w:numId w:val="1009"/>
+          <w:numId w:val="1012"/>
         </w:numPr>
       </w:pPr>
       <w:r>
@@ -8618,7 +10035,7 @@
         <w:pStyle w:val="Compact"/>
         <w:numPr>
           <w:ilvl w:val="0"/>
-          <w:numId w:val="1009"/>
+          <w:numId w:val="1012"/>
         </w:numPr>
       </w:pPr>
       <w:r>
@@ -8630,7 +10047,7 @@
         <w:pStyle w:val="Compact"/>
         <w:numPr>
           <w:ilvl w:val="0"/>
-          <w:numId w:val="1009"/>
+          <w:numId w:val="1012"/>
         </w:numPr>
       </w:pPr>
       <w:r>
@@ -8662,8 +10079,8 @@
         </w:pict>
       </w:r>
     </w:p>
-    <w:bookmarkEnd w:id="116"/>
-    <w:bookmarkStart w:id="121" w:name="sec-fedramp"/>
+    <w:bookmarkEnd w:id="133"/>
+    <w:bookmarkStart w:id="138" w:name="sec-fedramp"/>
     <w:p>
       <w:pPr>
         <w:pStyle w:val="Heading2"/>
@@ -8672,7 +10089,7 @@
         <w:t xml:space="preserve">10 FedRAMP Moderate and FedRAMP 20x Controls</w:t>
       </w:r>
     </w:p>
-    <w:bookmarkStart w:id="117" w:name="sec-fedramp-moderate"/>
+    <w:bookmarkStart w:id="134" w:name="sec-fedramp-moderate"/>
     <w:p>
       <w:pPr>
         <w:pStyle w:val="Heading3"/>
@@ -9083,8 +10500,8 @@
         </w:tc>
       </w:tr>
     </w:tbl>
-    <w:bookmarkEnd w:id="117"/>
-    <w:bookmarkStart w:id="120" w:name="sec-fedramp-20x"/>
+    <w:bookmarkEnd w:id="134"/>
+    <w:bookmarkStart w:id="137" w:name="sec-fedramp-20x"/>
     <w:p>
       <w:pPr>
         <w:pStyle w:val="Heading3"/>
@@ -9634,18 +11051,18 @@
                 <wp:inline>
                   <wp:extent cx="152400" cy="152400"/>
                   <wp:effectExtent b="0" l="0" r="0" t="0"/>
-                  <wp:docPr descr="" title="" id="118" name="Picture"/>
+                  <wp:docPr descr="" title="" id="135" name="Picture"/>
                   <a:graphic>
                     <a:graphicData uri="http://schemas.openxmlformats.org/drawingml/2006/picture">
                       <pic:pic>
                         <pic:nvPicPr>
-                          <pic:cNvPr descr="/opt/quarto/share/formats/docx/tip.png" id="119" name="Picture"/>
+                          <pic:cNvPr descr="/opt/quarto/share/formats/docx/tip.png" id="136" name="Picture"/>
                           <pic:cNvPicPr>
                             <a:picLocks noChangeArrowheads="1" noChangeAspect="1"/>
                           </pic:cNvPicPr>
                         </pic:nvPicPr>
                         <pic:blipFill>
-                          <a:blip r:embed="rId32"/>
+                          <a:blip r:embed="rId35"/>
                           <a:stretch>
                             <a:fillRect/>
                           </a:stretch>
@@ -9726,9 +11143,9 @@
         </w:pict>
       </w:r>
     </w:p>
-    <w:bookmarkEnd w:id="120"/>
-    <w:bookmarkEnd w:id="121"/>
-    <w:bookmarkStart w:id="122" w:name="sec-interagency"/>
+    <w:bookmarkEnd w:id="137"/>
+    <w:bookmarkEnd w:id="138"/>
+    <w:bookmarkStart w:id="139" w:name="sec-interagency"/>
     <w:p>
       <w:pPr>
         <w:pStyle w:val="Heading2"/>
@@ -9766,7 +11183,7 @@
         <w:pStyle w:val="Compact"/>
         <w:numPr>
           <w:ilvl w:val="0"/>
-          <w:numId w:val="1010"/>
+          <w:numId w:val="1013"/>
         </w:numPr>
       </w:pPr>
       <w:r>
@@ -9778,7 +11195,7 @@
         <w:pStyle w:val="Compact"/>
         <w:numPr>
           <w:ilvl w:val="0"/>
-          <w:numId w:val="1010"/>
+          <w:numId w:val="1013"/>
         </w:numPr>
       </w:pPr>
       <w:r>
@@ -9790,7 +11207,7 @@
         <w:pStyle w:val="Compact"/>
         <w:numPr>
           <w:ilvl w:val="0"/>
-          <w:numId w:val="1010"/>
+          <w:numId w:val="1013"/>
         </w:numPr>
       </w:pPr>
       <w:r>
@@ -9802,7 +11219,7 @@
         <w:pStyle w:val="Compact"/>
         <w:numPr>
           <w:ilvl w:val="0"/>
-          <w:numId w:val="1010"/>
+          <w:numId w:val="1013"/>
         </w:numPr>
       </w:pPr>
       <w:r>
@@ -9836,7 +11253,7 @@
         <w:pStyle w:val="Compact"/>
         <w:numPr>
           <w:ilvl w:val="0"/>
-          <w:numId w:val="1011"/>
+          <w:numId w:val="1014"/>
         </w:numPr>
       </w:pPr>
       <w:r>
@@ -9858,7 +11275,7 @@
         <w:pStyle w:val="Compact"/>
         <w:numPr>
           <w:ilvl w:val="0"/>
-          <w:numId w:val="1011"/>
+          <w:numId w:val="1014"/>
         </w:numPr>
       </w:pPr>
       <w:r>
@@ -9880,7 +11297,7 @@
         <w:pStyle w:val="Compact"/>
         <w:numPr>
           <w:ilvl w:val="0"/>
-          <w:numId w:val="1011"/>
+          <w:numId w:val="1014"/>
         </w:numPr>
       </w:pPr>
       <w:r>
@@ -9902,7 +11319,7 @@
         <w:pStyle w:val="Compact"/>
         <w:numPr>
           <w:ilvl w:val="0"/>
-          <w:numId w:val="1011"/>
+          <w:numId w:val="1014"/>
         </w:numPr>
       </w:pPr>
       <w:r>
@@ -9924,7 +11341,7 @@
         <w:pStyle w:val="Compact"/>
         <w:numPr>
           <w:ilvl w:val="0"/>
-          <w:numId w:val="1011"/>
+          <w:numId w:val="1014"/>
         </w:numPr>
       </w:pPr>
       <w:r>
@@ -9948,8 +11365,8 @@
         </w:pict>
       </w:r>
     </w:p>
-    <w:bookmarkEnd w:id="122"/>
-    <w:bookmarkStart w:id="123" w:name="sec-summary"/>
+    <w:bookmarkEnd w:id="139"/>
+    <w:bookmarkStart w:id="140" w:name="sec-summary"/>
     <w:p>
       <w:pPr>
         <w:pStyle w:val="Heading2"/>
@@ -10709,8 +12126,8 @@
         </w:pict>
       </w:r>
     </w:p>
-    <w:bookmarkEnd w:id="123"/>
-    <w:bookmarkStart w:id="134" w:name="sec-roadmap"/>
+    <w:bookmarkEnd w:id="140"/>
+    <w:bookmarkStart w:id="151" w:name="sec-roadmap"/>
     <w:p>
       <w:pPr>
         <w:pStyle w:val="Heading2"/>
@@ -10748,18 +12165,18 @@
           <wp:inline>
             <wp:extent cx="5334000" cy="3526366"/>
             <wp:effectExtent b="0" l="0" r="0" t="0"/>
-            <wp:docPr descr="InfoBlox DDI Landing Zone — Six-Phase Buildout Roadmap" title="" id="125" name="Picture"/>
+            <wp:docPr descr="InfoBlox DDI Landing Zone — Six-Phase Buildout Roadmap" title="" id="142" name="Picture"/>
             <a:graphic>
               <a:graphicData uri="http://schemas.openxmlformats.org/drawingml/2006/picture">
                 <pic:pic>
                   <pic:nvPicPr>
-                    <pic:cNvPr descr="figs/lz-fig-14-roadmap.png" id="126" name="Picture"/>
+                    <pic:cNvPr descr="figs/lz-fig-14-roadmap.png" id="143" name="Picture"/>
                     <pic:cNvPicPr>
                       <a:picLocks noChangeArrowheads="1" noChangeAspect="1"/>
                     </pic:cNvPicPr>
                   </pic:nvPicPr>
                   <pic:blipFill>
-                    <a:blip r:embed="rId124"/>
+                    <a:blip r:embed="rId141"/>
                     <a:stretch>
                       <a:fillRect/>
                     </a:stretch>
@@ -10794,7 +12211,7 @@
         <w:t xml:space="preserve">InfoBlox DDI Landing Zone — Six-Phase Buildout Roadmap</w:t>
       </w:r>
     </w:p>
-    <w:bookmarkStart w:id="127" w:name="X6998601d02e0784d9756e9b3df61efe56f843a2"/>
+    <w:bookmarkStart w:id="144" w:name="X6998601d02e0784d9756e9b3df61efe56f843a2"/>
     <w:p>
       <w:pPr>
         <w:pStyle w:val="Heading3"/>
@@ -10808,7 +12225,7 @@
         <w:pStyle w:val="Compact"/>
         <w:numPr>
           <w:ilvl w:val="0"/>
-          <w:numId w:val="1012"/>
+          <w:numId w:val="1015"/>
         </w:numPr>
       </w:pPr>
       <w:r>
@@ -10836,7 +12253,7 @@
         <w:pStyle w:val="Compact"/>
         <w:numPr>
           <w:ilvl w:val="0"/>
-          <w:numId w:val="1012"/>
+          <w:numId w:val="1015"/>
         </w:numPr>
       </w:pPr>
       <w:r>
@@ -10864,7 +12281,7 @@
         <w:pStyle w:val="Compact"/>
         <w:numPr>
           <w:ilvl w:val="0"/>
-          <w:numId w:val="1012"/>
+          <w:numId w:val="1015"/>
         </w:numPr>
       </w:pPr>
       <w:r>
@@ -10876,15 +12293,15 @@
         <w:pStyle w:val="Compact"/>
         <w:numPr>
           <w:ilvl w:val="0"/>
-          <w:numId w:val="1012"/>
+          <w:numId w:val="1015"/>
         </w:numPr>
       </w:pPr>
       <w:r>
         <w:t xml:space="preserve">Engage InfoBlox Professional Services for VCF 9.1 DDI integration workshop</w:t>
       </w:r>
     </w:p>
-    <w:bookmarkEnd w:id="127"/>
-    <w:bookmarkStart w:id="128" w:name="phase-1-on-premises-foundation-months-13"/>
+    <w:bookmarkEnd w:id="144"/>
+    <w:bookmarkStart w:id="145" w:name="phase-1-on-premises-foundation-months-13"/>
     <w:p>
       <w:pPr>
         <w:pStyle w:val="Heading3"/>
@@ -10898,7 +12315,7 @@
         <w:pStyle w:val="Compact"/>
         <w:numPr>
           <w:ilvl w:val="0"/>
-          <w:numId w:val="1013"/>
+          <w:numId w:val="1016"/>
         </w:numPr>
       </w:pPr>
       <w:r>
@@ -10910,7 +12327,7 @@
         <w:pStyle w:val="Compact"/>
         <w:numPr>
           <w:ilvl w:val="0"/>
-          <w:numId w:val="1013"/>
+          <w:numId w:val="1016"/>
         </w:numPr>
       </w:pPr>
       <w:r>
@@ -10922,7 +12339,7 @@
         <w:pStyle w:val="Compact"/>
         <w:numPr>
           <w:ilvl w:val="0"/>
-          <w:numId w:val="1013"/>
+          <w:numId w:val="1016"/>
         </w:numPr>
       </w:pPr>
       <w:r>
@@ -10931,7 +12348,7 @@
       <w:r>
         <w:t xml:space="preserve"> </w:t>
       </w:r>
-      <w:hyperlink r:id="rId115">
+      <w:hyperlink r:id="rId92">
         <w:r>
           <w:rPr>
             <w:rStyle w:val="Hyperlink"/>
@@ -10951,149 +12368,11 @@
         <w:pStyle w:val="Compact"/>
         <w:numPr>
           <w:ilvl w:val="0"/>
-          <w:numId w:val="1013"/>
+          <w:numId w:val="1016"/>
         </w:numPr>
       </w:pPr>
       <w:r>
         <w:t xml:space="preserve">Configure syslog forwarding from all Grid Members to SIEM (Splunk/Sentinel); verify AU-12 event receipt</w:t>
-      </w:r>
-    </w:p>
-    <w:p>
-      <w:pPr>
-        <w:pStyle w:val="Compact"/>
-        <w:numPr>
-          <w:ilvl w:val="0"/>
-          <w:numId w:val="1013"/>
-        </w:numPr>
-      </w:pPr>
-      <w:r>
-        <w:t xml:space="preserve">Deploy SCEP connector to ADCS; test automated cert enrollment from new IP host record</w:t>
-      </w:r>
-    </w:p>
-    <w:p>
-      <w:pPr>
-        <w:pStyle w:val="Compact"/>
-        <w:numPr>
-          <w:ilvl w:val="0"/>
-          <w:numId w:val="1013"/>
-        </w:numPr>
-      </w:pPr>
-      <w:r>
-        <w:t xml:space="preserve">Generate first CM-8 IP inventory export; reconcile against existing CMDB</w:t>
-      </w:r>
-    </w:p>
-    <w:bookmarkEnd w:id="128"/>
-    <w:bookmarkStart w:id="129" w:name="Xc4c0bc48ec731a428e8eb5363949c17466fc71f"/>
-    <w:p>
-      <w:pPr>
-        <w:pStyle w:val="Heading3"/>
-      </w:pPr>
-      <w:r>
-        <w:t xml:space="preserve">Phase 2 — VMware VCF 9.1 Integration (Months 2–4)</w:t>
-      </w:r>
-    </w:p>
-    <w:p>
-      <w:pPr>
-        <w:pStyle w:val="Compact"/>
-        <w:numPr>
-          <w:ilvl w:val="0"/>
-          <w:numId w:val="1014"/>
-        </w:numPr>
-      </w:pPr>
-      <w:r>
-        <w:t xml:space="preserve">Update VCF to 9.1; configure VCF-A to use InfoBlox WAPI as external IPAM backend</w:t>
-      </w:r>
-    </w:p>
-    <w:p>
-      <w:pPr>
-        <w:pStyle w:val="Compact"/>
-        <w:numPr>
-          <w:ilvl w:val="0"/>
-          <w:numId w:val="1014"/>
-        </w:numPr>
-      </w:pPr>
-      <w:r>
-        <w:t xml:space="preserve">Update NSX-T DHCP Server Profiles to route DNS to InfoBlox Grid Member IP</w:t>
-      </w:r>
-    </w:p>
-    <w:p>
-      <w:pPr>
-        <w:pStyle w:val="Compact"/>
-        <w:numPr>
-          <w:ilvl w:val="0"/>
-          <w:numId w:val="1014"/>
-        </w:numPr>
-      </w:pPr>
-      <w:r>
-        <w:t xml:space="preserve">Verify NSX-T VM IP assignments appear in InfoBlox On-Premises Network View within 60 seconds</w:t>
-      </w:r>
-    </w:p>
-    <w:bookmarkEnd w:id="129"/>
-    <w:bookmarkStart w:id="130" w:name="X77a697cf21d0ca41f2584ad67baf5270bd4b388"/>
-    <w:p>
-      <w:pPr>
-        <w:pStyle w:val="Heading3"/>
-      </w:pPr>
-      <w:r>
-        <w:t xml:space="preserve">Phase 3 — Azure Government Integration (Months 3–5)</w:t>
-      </w:r>
-    </w:p>
-    <w:p>
-      <w:pPr>
-        <w:pStyle w:val="Compact"/>
-        <w:numPr>
-          <w:ilvl w:val="0"/>
-          <w:numId w:val="1015"/>
-        </w:numPr>
-      </w:pPr>
-      <w:r>
-        <w:t xml:space="preserve">Deploy InfoBlox Grid Member as Azure VM in Hub VNet; configure Azure DNS Private Resolver to forward to Grid Member</w:t>
-      </w:r>
-    </w:p>
-    <w:p>
-      <w:pPr>
-        <w:pStyle w:val="Compact"/>
-        <w:numPr>
-          <w:ilvl w:val="0"/>
-          <w:numId w:val="1015"/>
-        </w:numPr>
-      </w:pPr>
-      <w:r>
-        <w:t xml:space="preserve">Register all Azure VNet/subnet CIDRs in InfoBlox Azure-GCC Network View; enable Azure connector</w:t>
-      </w:r>
-    </w:p>
-    <w:p>
-      <w:pPr>
-        <w:pStyle w:val="Compact"/>
-        <w:numPr>
-          <w:ilvl w:val="0"/>
-          <w:numId w:val="1015"/>
-        </w:numPr>
-      </w:pPr>
-      <w:r>
-        <w:t xml:space="preserve">Configure Azure Key Vault Certificate Manager polling in InfoBlox Certificate Tracker</w:t>
-      </w:r>
-    </w:p>
-    <w:p>
-      <w:pPr>
-        <w:pStyle w:val="Compact"/>
-        <w:numPr>
-          <w:ilvl w:val="0"/>
-          <w:numId w:val="1015"/>
-        </w:numPr>
-      </w:pPr>
-      <w:r>
-        <w:t xml:space="preserve">Configure M365 GCC endpoint API polling; test RPZ passthrough and commercial M365 RPZ block</w:t>
-      </w:r>
-    </w:p>
-    <w:bookmarkEnd w:id="130"/>
-    <w:bookmarkStart w:id="131" w:name="Xa43eec936343295a8326917a9cf352928776252"/>
-    <w:p>
-      <w:pPr>
-        <w:pStyle w:val="Heading3"/>
-      </w:pPr>
-      <w:r>
-        <w:t xml:space="preserve">Phase 4 — AWS GovCloud Integration (Months 5–7)</w:t>
       </w:r>
     </w:p>
     <w:p>
@@ -11105,7 +12384,7 @@
         </w:numPr>
       </w:pPr>
       <w:r>
-        <w:t xml:space="preserve">Deploy InfoBlox Grid Member as EC2 instance in Transit VPC</w:t>
+        <w:t xml:space="preserve">Deploy SCEP connector to ADCS; test automated cert enrollment from new IP host record</w:t>
       </w:r>
     </w:p>
     <w:p>
@@ -11117,53 +12396,17 @@
         </w:numPr>
       </w:pPr>
       <w:r>
-        <w:t xml:space="preserve">Update VPC DHCP Options Sets to use Grid Member IP as domain-name-server</w:t>
-      </w:r>
-    </w:p>
-    <w:p>
-      <w:pPr>
-        <w:pStyle w:val="Compact"/>
-        <w:numPr>
-          <w:ilvl w:val="0"/>
-          <w:numId w:val="1016"/>
-        </w:numPr>
-      </w:pPr>
-      <w:r>
-        <w:t xml:space="preserve">Enable InfoBlox AWS connector; register all VPC CIDR allocations in AWS-GovCloud Network View</w:t>
-      </w:r>
-    </w:p>
-    <w:p>
-      <w:pPr>
-        <w:pStyle w:val="Compact"/>
-        <w:numPr>
-          <w:ilvl w:val="0"/>
-          <w:numId w:val="1016"/>
-        </w:numPr>
-      </w:pPr>
-      <w:r>
-        <w:t xml:space="preserve">Configure ACM DNS validation CNAME automation; test certificate issuance for an internal ALB</w:t>
-      </w:r>
-    </w:p>
-    <w:p>
-      <w:pPr>
-        <w:pStyle w:val="Compact"/>
-        <w:numPr>
-          <w:ilvl w:val="0"/>
-          <w:numId w:val="1016"/>
-        </w:numPr>
-      </w:pPr>
-      <w:r>
-        <w:t xml:space="preserve">Integrate InfoBlox RPZ events with AWS Security Hub findings</w:t>
-      </w:r>
-    </w:p>
-    <w:bookmarkEnd w:id="131"/>
-    <w:bookmarkStart w:id="132" w:name="Xca1eadb88ebaa0b3ed62b98ccc9ae1a6edf20c4"/>
+        <w:t xml:space="preserve">Generate first CM-8 IP inventory export; reconcile against existing CMDB</w:t>
+      </w:r>
+    </w:p>
+    <w:bookmarkEnd w:id="145"/>
+    <w:bookmarkStart w:id="146" w:name="Xc4c0bc48ec731a428e8eb5363949c17466fc71f"/>
     <w:p>
       <w:pPr>
         <w:pStyle w:val="Heading3"/>
       </w:pPr>
       <w:r>
-        <w:t xml:space="preserve">Phase 5 — OCI OPM HRIT Integration (Months 7–9)</w:t>
+        <w:t xml:space="preserve">Phase 2 — VMware VCF 9.1 Integration (Months 2–4)</w:t>
       </w:r>
     </w:p>
     <w:p>
@@ -11175,7 +12418,7 @@
         </w:numPr>
       </w:pPr>
       <w:r>
-        <w:t xml:space="preserve">Import all known OPM HRIT service endpoint IPs and FQDNs as external host records</w:t>
+        <w:t xml:space="preserve">Update VCF to 9.1; configure VCF-A to use InfoBlox WAPI as external IPAM backend</w:t>
       </w:r>
     </w:p>
     <w:p>
@@ -11187,7 +12430,7 @@
         </w:numPr>
       </w:pPr>
       <w:r>
-        <w:t xml:space="preserve">Configure InfoBlox conditional forwarder for OPM HRIT FQDNs through FastConnect path</w:t>
+        <w:t xml:space="preserve">Update NSX-T DHCP Server Profiles to route DNS to InfoBlox Grid Member IP</w:t>
       </w:r>
     </w:p>
     <w:p>
@@ -11199,29 +12442,17 @@
         </w:numPr>
       </w:pPr>
       <w:r>
-        <w:t xml:space="preserve">Connect InfoBlox Certificate Tracker to OPM HRIT HTTPS endpoints; verify 90-day cert expiry alert fires</w:t>
-      </w:r>
-    </w:p>
-    <w:p>
-      <w:pPr>
-        <w:pStyle w:val="Compact"/>
-        <w:numPr>
-          <w:ilvl w:val="0"/>
-          <w:numId w:val="1017"/>
-        </w:numPr>
-      </w:pPr>
-      <w:r>
-        <w:t xml:space="preserve">Document OCI integration in SSP SA-9 external services table with OPM as system owner</w:t>
-      </w:r>
-    </w:p>
-    <w:bookmarkEnd w:id="132"/>
-    <w:bookmarkStart w:id="133" w:name="X6450109d4d09342385afb6f44eead155ff42378"/>
+        <w:t xml:space="preserve">Verify NSX-T VM IP assignments appear in InfoBlox On-Premises Network View within 60 seconds</w:t>
+      </w:r>
+    </w:p>
+    <w:bookmarkEnd w:id="146"/>
+    <w:bookmarkStart w:id="147" w:name="X77a697cf21d0ca41f2584ad67baf5270bd4b388"/>
     <w:p>
       <w:pPr>
         <w:pStyle w:val="Heading3"/>
       </w:pPr>
       <w:r>
-        <w:t xml:space="preserve">Phase 6 — FedRAMP Continuous Monitoring (Months 9–12)</w:t>
+        <w:t xml:space="preserve">Phase 3 — Azure Government Integration (Months 3–5)</w:t>
       </w:r>
     </w:p>
     <w:p>
@@ -11233,7 +12464,7 @@
         </w:numPr>
       </w:pPr>
       <w:r>
-        <w:t xml:space="preserve">Complete InfoBlox FedRAMP ATO documentation in SSP; reference CSO FR2017257053 for DDI layer control inheritance</w:t>
+        <w:t xml:space="preserve">Deploy InfoBlox Grid Member as Azure VM in Hub VNet; configure Azure DNS Private Resolver to forward to Grid Member</w:t>
       </w:r>
     </w:p>
     <w:p>
@@ -11245,7 +12476,7 @@
         </w:numPr>
       </w:pPr>
       <w:r>
-        <w:t xml:space="preserve">Configure all eight FedRAMP control evidence exports as scheduled reports</w:t>
+        <w:t xml:space="preserve">Register all Azure VNet/subnet CIDRs in InfoBlox Azure-GCC Network View; enable Azure connector</w:t>
       </w:r>
     </w:p>
     <w:p>
@@ -11257,7 +12488,7 @@
         </w:numPr>
       </w:pPr>
       <w:r>
-        <w:t xml:space="preserve">Implement IaC Terraform pipeline: IP allocation → DNS record → SCEP cert enrollment as single atomic pipeline</w:t>
+        <w:t xml:space="preserve">Configure Azure Key Vault Certificate Manager polling in InfoBlox Certificate Tracker</w:t>
       </w:r>
     </w:p>
     <w:p>
@@ -11269,6 +12500,192 @@
         </w:numPr>
       </w:pPr>
       <w:r>
+        <w:t xml:space="preserve">Configure M365 GCC endpoint API polling; test RPZ passthrough and commercial M365 RPZ block</w:t>
+      </w:r>
+    </w:p>
+    <w:bookmarkEnd w:id="147"/>
+    <w:bookmarkStart w:id="148" w:name="Xa43eec936343295a8326917a9cf352928776252"/>
+    <w:p>
+      <w:pPr>
+        <w:pStyle w:val="Heading3"/>
+      </w:pPr>
+      <w:r>
+        <w:t xml:space="preserve">Phase 4 — AWS GovCloud Integration (Months 5–7)</w:t>
+      </w:r>
+    </w:p>
+    <w:p>
+      <w:pPr>
+        <w:pStyle w:val="Compact"/>
+        <w:numPr>
+          <w:ilvl w:val="0"/>
+          <w:numId w:val="1019"/>
+        </w:numPr>
+      </w:pPr>
+      <w:r>
+        <w:t xml:space="preserve">Deploy InfoBlox Grid Member as EC2 instance in Transit VPC</w:t>
+      </w:r>
+    </w:p>
+    <w:p>
+      <w:pPr>
+        <w:pStyle w:val="Compact"/>
+        <w:numPr>
+          <w:ilvl w:val="0"/>
+          <w:numId w:val="1019"/>
+        </w:numPr>
+      </w:pPr>
+      <w:r>
+        <w:t xml:space="preserve">Update VPC DHCP Options Sets to use Grid Member IP as domain-name-server</w:t>
+      </w:r>
+    </w:p>
+    <w:p>
+      <w:pPr>
+        <w:pStyle w:val="Compact"/>
+        <w:numPr>
+          <w:ilvl w:val="0"/>
+          <w:numId w:val="1019"/>
+        </w:numPr>
+      </w:pPr>
+      <w:r>
+        <w:t xml:space="preserve">Enable InfoBlox AWS connector; register all VPC CIDR allocations in AWS-GovCloud Network View</w:t>
+      </w:r>
+    </w:p>
+    <w:p>
+      <w:pPr>
+        <w:pStyle w:val="Compact"/>
+        <w:numPr>
+          <w:ilvl w:val="0"/>
+          <w:numId w:val="1019"/>
+        </w:numPr>
+      </w:pPr>
+      <w:r>
+        <w:t xml:space="preserve">Configure ACM DNS validation CNAME automation; test certificate issuance for an internal ALB</w:t>
+      </w:r>
+    </w:p>
+    <w:p>
+      <w:pPr>
+        <w:pStyle w:val="Compact"/>
+        <w:numPr>
+          <w:ilvl w:val="0"/>
+          <w:numId w:val="1019"/>
+        </w:numPr>
+      </w:pPr>
+      <w:r>
+        <w:t xml:space="preserve">Integrate InfoBlox RPZ events with AWS Security Hub findings</w:t>
+      </w:r>
+    </w:p>
+    <w:bookmarkEnd w:id="148"/>
+    <w:bookmarkStart w:id="149" w:name="Xca1eadb88ebaa0b3ed62b98ccc9ae1a6edf20c4"/>
+    <w:p>
+      <w:pPr>
+        <w:pStyle w:val="Heading3"/>
+      </w:pPr>
+      <w:r>
+        <w:t xml:space="preserve">Phase 5 — OCI OPM HRIT Integration (Months 7–9)</w:t>
+      </w:r>
+    </w:p>
+    <w:p>
+      <w:pPr>
+        <w:pStyle w:val="Compact"/>
+        <w:numPr>
+          <w:ilvl w:val="0"/>
+          <w:numId w:val="1020"/>
+        </w:numPr>
+      </w:pPr>
+      <w:r>
+        <w:t xml:space="preserve">Import all known OPM HRIT service endpoint IPs and FQDNs as external host records</w:t>
+      </w:r>
+    </w:p>
+    <w:p>
+      <w:pPr>
+        <w:pStyle w:val="Compact"/>
+        <w:numPr>
+          <w:ilvl w:val="0"/>
+          <w:numId w:val="1020"/>
+        </w:numPr>
+      </w:pPr>
+      <w:r>
+        <w:t xml:space="preserve">Configure InfoBlox conditional forwarder for OPM HRIT FQDNs through FastConnect path</w:t>
+      </w:r>
+    </w:p>
+    <w:p>
+      <w:pPr>
+        <w:pStyle w:val="Compact"/>
+        <w:numPr>
+          <w:ilvl w:val="0"/>
+          <w:numId w:val="1020"/>
+        </w:numPr>
+      </w:pPr>
+      <w:r>
+        <w:t xml:space="preserve">Connect InfoBlox Certificate Tracker to OPM HRIT HTTPS endpoints; verify 90-day cert expiry alert fires</w:t>
+      </w:r>
+    </w:p>
+    <w:p>
+      <w:pPr>
+        <w:pStyle w:val="Compact"/>
+        <w:numPr>
+          <w:ilvl w:val="0"/>
+          <w:numId w:val="1020"/>
+        </w:numPr>
+      </w:pPr>
+      <w:r>
+        <w:t xml:space="preserve">Document OCI integration in SSP SA-9 external services table with OPM as system owner</w:t>
+      </w:r>
+    </w:p>
+    <w:bookmarkEnd w:id="149"/>
+    <w:bookmarkStart w:id="150" w:name="X6450109d4d09342385afb6f44eead155ff42378"/>
+    <w:p>
+      <w:pPr>
+        <w:pStyle w:val="Heading3"/>
+      </w:pPr>
+      <w:r>
+        <w:t xml:space="preserve">Phase 6 — FedRAMP Continuous Monitoring (Months 9–12)</w:t>
+      </w:r>
+    </w:p>
+    <w:p>
+      <w:pPr>
+        <w:pStyle w:val="Compact"/>
+        <w:numPr>
+          <w:ilvl w:val="0"/>
+          <w:numId w:val="1021"/>
+        </w:numPr>
+      </w:pPr>
+      <w:r>
+        <w:t xml:space="preserve">Complete InfoBlox FedRAMP ATO documentation in SSP; reference CSO FR2017257053 for DDI layer control inheritance</w:t>
+      </w:r>
+    </w:p>
+    <w:p>
+      <w:pPr>
+        <w:pStyle w:val="Compact"/>
+        <w:numPr>
+          <w:ilvl w:val="0"/>
+          <w:numId w:val="1021"/>
+        </w:numPr>
+      </w:pPr>
+      <w:r>
+        <w:t xml:space="preserve">Configure all eight FedRAMP control evidence exports as scheduled reports</w:t>
+      </w:r>
+    </w:p>
+    <w:p>
+      <w:pPr>
+        <w:pStyle w:val="Compact"/>
+        <w:numPr>
+          <w:ilvl w:val="0"/>
+          <w:numId w:val="1021"/>
+        </w:numPr>
+      </w:pPr>
+      <w:r>
+        <w:t xml:space="preserve">Implement IaC Terraform pipeline: IP allocation → DNS record → SCEP cert enrollment as single atomic pipeline</w:t>
+      </w:r>
+    </w:p>
+    <w:p>
+      <w:pPr>
+        <w:pStyle w:val="Compact"/>
+        <w:numPr>
+          <w:ilvl w:val="0"/>
+          <w:numId w:val="1021"/>
+        </w:numPr>
+      </w:pPr>
+      <w:r>
         <w:t xml:space="preserve">Configure FedRAMP 20x KSI automation checks (DNSSEC status, RPZ coverage, cert expiry, CIDR conflict) as CI/CD pipeline tests</w:t>
       </w:r>
     </w:p>
@@ -11279,9 +12696,9 @@
         </w:pict>
       </w:r>
     </w:p>
-    <w:bookmarkEnd w:id="133"/>
-    <w:bookmarkEnd w:id="134"/>
-    <w:bookmarkStart w:id="147" w:name="references"/>
+    <w:bookmarkEnd w:id="150"/>
+    <w:bookmarkEnd w:id="151"/>
+    <w:bookmarkStart w:id="164" w:name="references"/>
     <w:p>
       <w:pPr>
         <w:pStyle w:val="Heading2"/>
@@ -11355,7 +12772,7 @@
             <w:pPr>
               <w:pStyle w:val="Compact"/>
             </w:pPr>
-            <w:hyperlink r:id="rId135">
+            <w:hyperlink r:id="rId152">
               <w:r>
                 <w:rPr>
                   <w:rStyle w:val="Hyperlink"/>
@@ -11384,7 +12801,7 @@
             <w:pPr>
               <w:pStyle w:val="Compact"/>
             </w:pPr>
-            <w:hyperlink r:id="rId136">
+            <w:hyperlink r:id="rId153">
               <w:r>
                 <w:rPr>
                   <w:rStyle w:val="Hyperlink"/>
@@ -11413,7 +12830,7 @@
             <w:pPr>
               <w:pStyle w:val="Compact"/>
             </w:pPr>
-            <w:hyperlink r:id="rId137">
+            <w:hyperlink r:id="rId154">
               <w:r>
                 <w:rPr>
                   <w:rStyle w:val="Hyperlink"/>
@@ -11442,7 +12859,7 @@
             <w:pPr>
               <w:pStyle w:val="Compact"/>
             </w:pPr>
-            <w:hyperlink r:id="rId138">
+            <w:hyperlink r:id="rId155">
               <w:r>
                 <w:rPr>
                   <w:rStyle w:val="Hyperlink"/>
@@ -11471,7 +12888,7 @@
             <w:pPr>
               <w:pStyle w:val="Compact"/>
             </w:pPr>
-            <w:hyperlink r:id="rId139">
+            <w:hyperlink r:id="rId156">
               <w:r>
                 <w:rPr>
                   <w:rStyle w:val="Hyperlink"/>
@@ -11500,7 +12917,7 @@
             <w:pPr>
               <w:pStyle w:val="Compact"/>
             </w:pPr>
-            <w:hyperlink r:id="rId140">
+            <w:hyperlink r:id="rId157">
               <w:r>
                 <w:rPr>
                   <w:rStyle w:val="Hyperlink"/>
@@ -11529,7 +12946,7 @@
             <w:pPr>
               <w:pStyle w:val="Compact"/>
             </w:pPr>
-            <w:hyperlink r:id="rId141">
+            <w:hyperlink r:id="rId158">
               <w:r>
                 <w:rPr>
                   <w:rStyle w:val="Hyperlink"/>
@@ -11558,7 +12975,7 @@
             <w:pPr>
               <w:pStyle w:val="Compact"/>
             </w:pPr>
-            <w:hyperlink r:id="rId142">
+            <w:hyperlink r:id="rId159">
               <w:r>
                 <w:rPr>
                   <w:rStyle w:val="Hyperlink"/>
@@ -11587,7 +13004,7 @@
             <w:pPr>
               <w:pStyle w:val="Compact"/>
             </w:pPr>
-            <w:hyperlink r:id="rId143">
+            <w:hyperlink r:id="rId160">
               <w:r>
                 <w:rPr>
                   <w:rStyle w:val="Hyperlink"/>
@@ -11616,7 +13033,7 @@
             <w:pPr>
               <w:pStyle w:val="Compact"/>
             </w:pPr>
-            <w:hyperlink r:id="rId144">
+            <w:hyperlink r:id="rId161">
               <w:r>
                 <w:rPr>
                   <w:rStyle w:val="Hyperlink"/>
@@ -11645,7 +13062,7 @@
             <w:pPr>
               <w:pStyle w:val="Compact"/>
             </w:pPr>
-            <w:hyperlink r:id="rId145">
+            <w:hyperlink r:id="rId162">
               <w:r>
                 <w:rPr>
                   <w:rStyle w:val="Hyperlink"/>
@@ -11674,7 +13091,7 @@
             <w:pPr>
               <w:pStyle w:val="Compact"/>
             </w:pPr>
-            <w:hyperlink r:id="rId146">
+            <w:hyperlink r:id="rId163">
               <w:r>
                 <w:rPr>
                   <w:rStyle w:val="Hyperlink"/>
@@ -11693,7 +13110,7 @@
         </w:pict>
       </w:r>
     </w:p>
-    <w:bookmarkEnd w:id="147"/>
+    <w:bookmarkEnd w:id="164"/>
     <w:sectPr>
       <w:footnotePr>
         <w:numRestart w:val="eachSect"/>
@@ -12029,34 +13446,7 @@
     </w:lvlOverride>
   </w:num>
   <w:num w:numId="1003">
-    <w:abstractNumId w:val="99411"/>
-    <w:lvlOverride w:ilvl="0">
-      <w:startOverride w:val="1"/>
-    </w:lvlOverride>
-    <w:lvlOverride w:ilvl="1">
-      <w:startOverride w:val="1"/>
-    </w:lvlOverride>
-    <w:lvlOverride w:ilvl="2">
-      <w:startOverride w:val="1"/>
-    </w:lvlOverride>
-    <w:lvlOverride w:ilvl="3">
-      <w:startOverride w:val="1"/>
-    </w:lvlOverride>
-    <w:lvlOverride w:ilvl="4">
-      <w:startOverride w:val="1"/>
-    </w:lvlOverride>
-    <w:lvlOverride w:ilvl="5">
-      <w:startOverride w:val="1"/>
-    </w:lvlOverride>
-    <w:lvlOverride w:ilvl="6">
-      <w:startOverride w:val="1"/>
-    </w:lvlOverride>
-    <w:lvlOverride w:ilvl="7">
-      <w:startOverride w:val="1"/>
-    </w:lvlOverride>
-    <w:lvlOverride w:ilvl="8">
-      <w:startOverride w:val="1"/>
-    </w:lvlOverride>
+    <w:abstractNumId w:val="991"/>
   </w:num>
   <w:num w:numId="1004">
     <w:abstractNumId w:val="991"/>
@@ -12095,15 +13485,6 @@
     <w:abstractNumId w:val="991"/>
   </w:num>
   <w:num w:numId="1007">
-    <w:abstractNumId w:val="991"/>
-  </w:num>
-  <w:num w:numId="1008">
-    <w:abstractNumId w:val="991"/>
-  </w:num>
-  <w:num w:numId="1009">
-    <w:abstractNumId w:val="991"/>
-  </w:num>
-  <w:num w:numId="1010">
     <w:abstractNumId w:val="99411"/>
     <w:lvlOverride w:ilvl="0">
       <w:startOverride w:val="1"/>
@@ -12133,6 +13514,42 @@
       <w:startOverride w:val="1"/>
     </w:lvlOverride>
   </w:num>
+  <w:num w:numId="1008">
+    <w:abstractNumId w:val="99411"/>
+    <w:lvlOverride w:ilvl="0">
+      <w:startOverride w:val="1"/>
+    </w:lvlOverride>
+    <w:lvlOverride w:ilvl="1">
+      <w:startOverride w:val="1"/>
+    </w:lvlOverride>
+    <w:lvlOverride w:ilvl="2">
+      <w:startOverride w:val="1"/>
+    </w:lvlOverride>
+    <w:lvlOverride w:ilvl="3">
+      <w:startOverride w:val="1"/>
+    </w:lvlOverride>
+    <w:lvlOverride w:ilvl="4">
+      <w:startOverride w:val="1"/>
+    </w:lvlOverride>
+    <w:lvlOverride w:ilvl="5">
+      <w:startOverride w:val="1"/>
+    </w:lvlOverride>
+    <w:lvlOverride w:ilvl="6">
+      <w:startOverride w:val="1"/>
+    </w:lvlOverride>
+    <w:lvlOverride w:ilvl="7">
+      <w:startOverride w:val="1"/>
+    </w:lvlOverride>
+    <w:lvlOverride w:ilvl="8">
+      <w:startOverride w:val="1"/>
+    </w:lvlOverride>
+  </w:num>
+  <w:num w:numId="1009">
+    <w:abstractNumId w:val="991"/>
+  </w:num>
+  <w:num w:numId="1010">
+    <w:abstractNumId w:val="991"/>
+  </w:num>
   <w:num w:numId="1011">
     <w:abstractNumId w:val="991"/>
   </w:num>
@@ -12140,7 +13557,34 @@
     <w:abstractNumId w:val="991"/>
   </w:num>
   <w:num w:numId="1013">
-    <w:abstractNumId w:val="991"/>
+    <w:abstractNumId w:val="99411"/>
+    <w:lvlOverride w:ilvl="0">
+      <w:startOverride w:val="1"/>
+    </w:lvlOverride>
+    <w:lvlOverride w:ilvl="1">
+      <w:startOverride w:val="1"/>
+    </w:lvlOverride>
+    <w:lvlOverride w:ilvl="2">
+      <w:startOverride w:val="1"/>
+    </w:lvlOverride>
+    <w:lvlOverride w:ilvl="3">
+      <w:startOverride w:val="1"/>
+    </w:lvlOverride>
+    <w:lvlOverride w:ilvl="4">
+      <w:startOverride w:val="1"/>
+    </w:lvlOverride>
+    <w:lvlOverride w:ilvl="5">
+      <w:startOverride w:val="1"/>
+    </w:lvlOverride>
+    <w:lvlOverride w:ilvl="6">
+      <w:startOverride w:val="1"/>
+    </w:lvlOverride>
+    <w:lvlOverride w:ilvl="7">
+      <w:startOverride w:val="1"/>
+    </w:lvlOverride>
+    <w:lvlOverride w:ilvl="8">
+      <w:startOverride w:val="1"/>
+    </w:lvlOverride>
   </w:num>
   <w:num w:numId="1014">
     <w:abstractNumId w:val="991"/>
@@ -12155,6 +13599,15 @@
     <w:abstractNumId w:val="991"/>
   </w:num>
   <w:num w:numId="1018">
+    <w:abstractNumId w:val="991"/>
+  </w:num>
+  <w:num w:numId="1019">
+    <w:abstractNumId w:val="991"/>
+  </w:num>
+  <w:num w:numId="1020">
+    <w:abstractNumId w:val="991"/>
+  </w:num>
+  <w:num w:numId="1021">
     <w:abstractNumId w:val="991"/>
   </w:num>
 </w:numbering>

--- a/inbox/Application Aware Networking/Book_01_FedAAN_SSA_Landing_Zone_IPAM_FedRAMP.docx
+++ b/inbox/Application Aware Networking/Book_01_FedAAN_SSA_Landing_Zone_IPAM_FedRAMP.docx
@@ -4350,7 +4350,7 @@
         <w:pStyle w:val="BodyText"/>
       </w:pPr>
       <w:r>
-        <w:t xml:space="preserve">OPM is migrating HRIT (federal HR and benefits processing) to Oracle HCM Cloud on OCI. As OPM’s HRIT moves to OCI-hosted SaaS, SSA’s integration path changes from a mainframe handoff to a cloud API call from SSA’s environment to OPM’s OCI-hosted service endpoints.</w:t>
+        <w:t xml:space="preserve">OPM is migrating OPM HRIT (federal HR and benefits processing) to Oracle HCM Cloud on OCI. As OPM’s OPM HRIT moves to OCI-hosted SaaS, SSA’s integration path changes from a mainframe handoff to a cloud API call from SSA’s environment to OPM’s OCI-hosted service endpoints.</w:t>
       </w:r>
     </w:p>
     <w:p>
@@ -4368,7 +4368,7 @@
         <w:t xml:space="preserve"> </w:t>
       </w:r>
       <w:r>
-        <w:t xml:space="preserve">OPM controls their OCI tenancy. SSA has no visibility into OPM’s certificate rotation schedule, IP range changes, or maintenance windows. When OPM rotates their HRIT API TLS certificate without SSA’s trust stores being updated, the HRIT API call fails — personnel action feeds stop, benefits enrollment breaks.</w:t>
+        <w:t xml:space="preserve">OPM controls their OCI tenancy. SSA has no visibility into OPM’s certificate rotation schedule, IP range changes, or maintenance windows. When OPM rotates their OPM HRIT API TLS certificate without SSA’s trust stores being updated, the OPM HRIT API call fails — personnel action feeds stop, benefits enrollment breaks.</w:t>
       </w:r>
     </w:p>
     <w:p>
@@ -11366,13 +11366,2239 @@
       </w:r>
     </w:p>
     <w:bookmarkEnd w:id="139"/>
-    <w:bookmarkStart w:id="140" w:name="sec-summary"/>
+    <w:bookmarkStart w:id="146" w:name="sec-cmdb"/>
     <w:p>
       <w:pPr>
         <w:pStyle w:val="Heading2"/>
       </w:pPr>
       <w:r>
-        <w:t xml:space="preserve">12 Architecture Summary</w:t>
+        <w:t xml:space="preserve">12 System Component Inventory — IPAM, CMDB, and the CM-8 Gap</w:t>
+      </w:r>
+    </w:p>
+    <w:bookmarkStart w:id="142" w:name="ipam-is-not-an-asset-manager"/>
+    <w:p>
+      <w:pPr>
+        <w:pStyle w:val="Heading3"/>
+      </w:pPr>
+      <w:r>
+        <w:t xml:space="preserve">12.1 IPAM Is Not an Asset Manager</w:t>
+      </w:r>
+    </w:p>
+    <w:p>
+      <w:pPr>
+        <w:pStyle w:val="FirstParagraph"/>
+      </w:pPr>
+      <w:r>
+        <w:t xml:space="preserve">InfoBlox IPAM is the</w:t>
+      </w:r>
+      <w:r>
+        <w:t xml:space="preserve"> </w:t>
+      </w:r>
+      <w:r>
+        <w:rPr>
+          <w:b/>
+          <w:bCs/>
+        </w:rPr>
+        <w:t xml:space="preserve">network-layer addressing authority</w:t>
+      </w:r>
+      <w:r>
+        <w:t xml:space="preserve">: every IP allocation, every DNS hostname, every DHCP lease, every machine certificate binding — from this plane’s point of view. It sees every device that has an IP address. It does not see:</w:t>
+      </w:r>
+    </w:p>
+    <w:p>
+      <w:pPr>
+        <w:pStyle w:val="Compact"/>
+        <w:numPr>
+          <w:ilvl w:val="0"/>
+          <w:numId w:val="1015"/>
+        </w:numPr>
+      </w:pPr>
+      <w:r>
+        <w:t xml:space="preserve">What software is installed on a device</w:t>
+      </w:r>
+    </w:p>
+    <w:p>
+      <w:pPr>
+        <w:pStyle w:val="Compact"/>
+        <w:numPr>
+          <w:ilvl w:val="0"/>
+          <w:numId w:val="1015"/>
+        </w:numPr>
+      </w:pPr>
+      <w:r>
+        <w:t xml:space="preserve">Whether a device’s OS is patched</w:t>
+      </w:r>
+    </w:p>
+    <w:p>
+      <w:pPr>
+        <w:pStyle w:val="Compact"/>
+        <w:numPr>
+          <w:ilvl w:val="0"/>
+          <w:numId w:val="1015"/>
+        </w:numPr>
+      </w:pPr>
+      <w:r>
+        <w:t xml:space="preserve">The organizational owner or data classification of a workload</w:t>
+      </w:r>
+    </w:p>
+    <w:p>
+      <w:pPr>
+        <w:pStyle w:val="Compact"/>
+        <w:numPr>
+          <w:ilvl w:val="0"/>
+          <w:numId w:val="1015"/>
+        </w:numPr>
+      </w:pPr>
+      <w:r>
+        <w:t xml:space="preserve">The FedRAMP boundary membership of an asset</w:t>
+      </w:r>
+    </w:p>
+    <w:p>
+      <w:pPr>
+        <w:pStyle w:val="Compact"/>
+        <w:numPr>
+          <w:ilvl w:val="0"/>
+          <w:numId w:val="1015"/>
+        </w:numPr>
+      </w:pPr>
+      <w:r>
+        <w:t xml:space="preserve">Relationships between assets (which application runs on which server, which server supports which system)</w:t>
+      </w:r>
+    </w:p>
+    <w:p>
+      <w:pPr>
+        <w:pStyle w:val="Compact"/>
+        <w:numPr>
+          <w:ilvl w:val="0"/>
+          <w:numId w:val="1015"/>
+        </w:numPr>
+      </w:pPr>
+      <w:r>
+        <w:t xml:space="preserve">Non-IP assets (smart cards, HSMs, air-gapped devices, physical media)</w:t>
+      </w:r>
+    </w:p>
+    <w:p>
+      <w:pPr>
+        <w:pStyle w:val="FirstParagraph"/>
+      </w:pPr>
+      <w:r>
+        <w:t xml:space="preserve">NIST SP 800-53</w:t>
+      </w:r>
+      <w:r>
+        <w:t xml:space="preserve"> </w:t>
+      </w:r>
+      <w:r>
+        <w:rPr>
+          <w:b/>
+          <w:bCs/>
+        </w:rPr>
+        <w:t xml:space="preserve">CM-8 (System Component Inventory)</w:t>
+      </w:r>
+      <w:r>
+        <w:t xml:space="preserve"> </w:t>
+      </w:r>
+      <w:r>
+        <w:t xml:space="preserve">requires an inventory that includes hardware, software, firmware, and system interconnections — not just IP address records. InfoBlox satisfies the addressing dimension of CM-8; it does not satisfy the full control without a complementary CMDB.</w:t>
+      </w:r>
+    </w:p>
+    <w:p>
+      <w:pPr>
+        <w:pStyle w:val="BodyText"/>
+      </w:pPr>
+      <w:r>
+        <w:t xml:space="preserve">SSA currently operates</w:t>
+      </w:r>
+      <w:r>
+        <w:t xml:space="preserve"> </w:t>
+      </w:r>
+      <w:r>
+        <w:rPr>
+          <w:b/>
+          <w:bCs/>
+        </w:rPr>
+        <w:t xml:space="preserve">four asset management surfaces</w:t>
+      </w:r>
+      <w:r>
+        <w:t xml:space="preserve"> </w:t>
+      </w:r>
+      <w:r>
+        <w:t xml:space="preserve">with no unified coordinator:</w:t>
+      </w:r>
+    </w:p>
+    <w:tbl>
+      <w:tblPr>
+        <w:tblStyle w:val="Table"/>
+        <w:tblW w:type="pct" w:w="5000"/>
+        <w:tblLayout w:type="fixed"/>
+        <w:tblLook w:firstRow="1" w:lastRow="0" w:firstColumn="0" w:lastColumn="0" w:noHBand="0" w:noVBand="0" w:val="0020"/>
+      </w:tblPr>
+      <w:tblGrid>
+        <w:gridCol w:w="2640"/>
+        <w:gridCol w:w="2640"/>
+        <w:gridCol w:w="2640"/>
+      </w:tblGrid>
+      <w:tr>
+        <w:trPr>
+          <w:tblHeader w:val="on"/>
+        </w:trPr>
+        <w:tc>
+          <w:tcPr/>
+          <w:p>
+            <w:pPr>
+              <w:pStyle w:val="Compact"/>
+            </w:pPr>
+            <w:r>
+              <w:t xml:space="preserve">Surface</w:t>
+            </w:r>
+          </w:p>
+        </w:tc>
+        <w:tc>
+          <w:tcPr/>
+          <w:p>
+            <w:pPr>
+              <w:pStyle w:val="Compact"/>
+            </w:pPr>
+            <w:r>
+              <w:t xml:space="preserve">Scope</w:t>
+            </w:r>
+          </w:p>
+        </w:tc>
+        <w:tc>
+          <w:tcPr/>
+          <w:p>
+            <w:pPr>
+              <w:pStyle w:val="Compact"/>
+            </w:pPr>
+            <w:r>
+              <w:t xml:space="preserve">What It Misses</w:t>
+            </w:r>
+          </w:p>
+        </w:tc>
+      </w:tr>
+      <w:tr>
+        <w:tc>
+          <w:tcPr/>
+          <w:p>
+            <w:pPr>
+              <w:pStyle w:val="Compact"/>
+            </w:pPr>
+            <w:r>
+              <w:rPr>
+                <w:b/>
+                <w:bCs/>
+              </w:rPr>
+              <w:t xml:space="preserve">Microsoft Intune</w:t>
+            </w:r>
+          </w:p>
+        </w:tc>
+        <w:tc>
+          <w:tcPr/>
+          <w:p>
+            <w:pPr>
+              <w:pStyle w:val="Compact"/>
+            </w:pPr>
+            <w:r>
+              <w:t xml:space="preserve">Windows, macOS, iOS, Android managed endpoints</w:t>
+            </w:r>
+          </w:p>
+        </w:tc>
+        <w:tc>
+          <w:tcPr/>
+          <w:p>
+            <w:pPr>
+              <w:pStyle w:val="Compact"/>
+            </w:pPr>
+            <w:r>
+              <w:t xml:space="preserve">AWS EC2, OCI workloads, non-enrolled VMware VMs, network devices, IoT</w:t>
+            </w:r>
+          </w:p>
+        </w:tc>
+      </w:tr>
+      <w:tr>
+        <w:tc>
+          <w:tcPr/>
+          <w:p>
+            <w:pPr>
+              <w:pStyle w:val="Compact"/>
+            </w:pPr>
+            <w:r>
+              <w:rPr>
+                <w:b/>
+                <w:bCs/>
+              </w:rPr>
+              <w:t xml:space="preserve">Azure Arc (servers)</w:t>
+            </w:r>
+          </w:p>
+        </w:tc>
+        <w:tc>
+          <w:tcPr/>
+          <w:p>
+            <w:pPr>
+              <w:pStyle w:val="Compact"/>
+            </w:pPr>
+            <w:r>
+              <w:t xml:space="preserve">Windows Server + Linux on any cloud/on-prem — Arc-enrolled only</w:t>
+            </w:r>
+          </w:p>
+        </w:tc>
+        <w:tc>
+          <w:tcPr/>
+          <w:p>
+            <w:pPr>
+              <w:pStyle w:val="Compact"/>
+            </w:pPr>
+            <w:r>
+              <w:t xml:space="preserve">Workloads not explicitly Arc-onboarded; OCI-native resources; non-server assets</w:t>
+            </w:r>
+          </w:p>
+        </w:tc>
+      </w:tr>
+      <w:tr>
+        <w:tc>
+          <w:tcPr/>
+          <w:p>
+            <w:pPr>
+              <w:pStyle w:val="Compact"/>
+            </w:pPr>
+            <w:r>
+              <w:rPr>
+                <w:b/>
+                <w:bCs/>
+              </w:rPr>
+              <w:t xml:space="preserve">AWS Systems Manager (SSM)</w:t>
+            </w:r>
+          </w:p>
+        </w:tc>
+        <w:tc>
+          <w:tcPr/>
+          <w:p>
+            <w:pPr>
+              <w:pStyle w:val="Compact"/>
+            </w:pPr>
+            <w:r>
+              <w:t xml:space="preserve">AWS EC2 instances (agent-installed)</w:t>
+            </w:r>
+          </w:p>
+        </w:tc>
+        <w:tc>
+          <w:tcPr/>
+          <w:p>
+            <w:pPr>
+              <w:pStyle w:val="Compact"/>
+            </w:pPr>
+            <w:r>
+              <w:t xml:space="preserve">Azure, OCI, on-prem VMs; endpoint devices; network gear</w:t>
+            </w:r>
+          </w:p>
+        </w:tc>
+      </w:tr>
+      <w:tr>
+        <w:tc>
+          <w:tcPr/>
+          <w:p>
+            <w:pPr>
+              <w:pStyle w:val="Compact"/>
+            </w:pPr>
+            <w:r>
+              <w:rPr>
+                <w:b/>
+                <w:bCs/>
+              </w:rPr>
+              <w:t xml:space="preserve">VMware vCenter</w:t>
+            </w:r>
+          </w:p>
+        </w:tc>
+        <w:tc>
+          <w:tcPr/>
+          <w:p>
+            <w:pPr>
+              <w:pStyle w:val="Compact"/>
+            </w:pPr>
+            <w:r>
+              <w:t xml:space="preserve">On-premises VMware VMs and ESXi hosts</w:t>
+            </w:r>
+          </w:p>
+        </w:tc>
+        <w:tc>
+          <w:tcPr/>
+          <w:p>
+            <w:pPr>
+              <w:pStyle w:val="Compact"/>
+            </w:pPr>
+            <w:r>
+              <w:t xml:space="preserve">Cloud-native workloads; endpoints; network devices</w:t>
+            </w:r>
+          </w:p>
+        </w:tc>
+      </w:tr>
+    </w:tbl>
+    <w:p>
+      <w:pPr>
+        <w:pStyle w:val="BodyText"/>
+      </w:pPr>
+      <w:r>
+        <w:t xml:space="preserve">InfoBlox IPAM</w:t>
+      </w:r>
+      <w:r>
+        <w:t xml:space="preserve"> </w:t>
+      </w:r>
+      <w:r>
+        <w:rPr>
+          <w:b/>
+          <w:bCs/>
+        </w:rPr>
+        <w:t xml:space="preserve">bridges these surfaces at the IP layer</w:t>
+      </w:r>
+      <w:r>
+        <w:t xml:space="preserve"> </w:t>
+      </w:r>
+      <w:r>
+        <w:t xml:space="preserve">— every asset managed by any of the four platforms above will have a DHCP/DNS record in InfoBlox. But correlating IP records to organizational ownership, FedRAMP boundary membership, patch state, and software inventory requires a platform above the addressing layer.</w:t>
+      </w:r>
+    </w:p>
+    <w:tbl>
+      <w:tblPr>
+        <w:tblStyle w:val="Table"/>
+        <w:tblLook w:firstRow="0" w:lastRow="0" w:firstColumn="0" w:lastColumn="0" w:noHBand="0" w:noVBand="0" w:val="0000"/>
+        <w:tblBorders>
+          <w:top w:val="single" w:sz="4" w:space="0" w:color="EB9113"/>
+          <w:left w:val="single" w:sz="24" w:space="0" w:color="EB9113"/>
+          <w:bottom w:val="single" w:sz="4" w:space="0" w:color="EB9113"/>
+          <w:right w:val="single" w:sz="4" w:space="0" w:color="EB9113"/>
+        </w:tblBorders>
+        <w:tblCellMar>
+          <w:left w:w="144" w:type="dxa"/>
+          <w:right w:w="144" w:type="dxa"/>
+        </w:tblCellMar>
+        <w:tblLook w:firstRow="0" w:lastRow="0" w:firstColumn="0" w:lastColumn="0" w:noHBand="0" w:noVBand="0" w:val="0000"/>
+      </w:tblPr>
+      <w:tr>
+        <w:trPr>
+          <w:cantSplit/>
+        </w:trPr>
+        <w:tc>
+          <w:tcPr>
+            <w:shd w:color="auto" w:fill="fcefdc" w:val="clear"/>
+            <w:tcMar>
+              <w:top w:w="92" w:type="dxa"/>
+              <w:bottom w:w="92" w:type="dxa"/>
+            </w:tcMar>
+          </w:tcPr>
+          <w:p>
+            <w:pPr>
+              <w:pStyle w:val="BodyText"/>
+            </w:pPr>
+            <w:pPr>
+              <w:spacing w:before="0" w:after="0"/>
+              <w:textAlignment w:val="center"/>
+            </w:pPr>
+            <w:r>
+              <w:drawing>
+                <wp:inline>
+                  <wp:extent cx="152400" cy="152400"/>
+                  <wp:effectExtent b="0" l="0" r="0" t="0"/>
+                  <wp:docPr descr="" title="" id="140" name="Picture"/>
+                  <a:graphic>
+                    <a:graphicData uri="http://schemas.openxmlformats.org/drawingml/2006/picture">
+                      <pic:pic>
+                        <pic:nvPicPr>
+                          <pic:cNvPr descr="/opt/quarto/share/formats/docx/warning.png" id="141" name="Picture"/>
+                          <pic:cNvPicPr>
+                            <a:picLocks noChangeArrowheads="1" noChangeAspect="1"/>
+                          </pic:cNvPicPr>
+                        </pic:nvPicPr>
+                        <pic:blipFill>
+                          <a:blip r:embed="rId9"/>
+                          <a:stretch>
+                            <a:fillRect/>
+                          </a:stretch>
+                        </pic:blipFill>
+                        <pic:spPr bwMode="auto">
+                          <a:xfrm>
+                            <a:off x="0" y="0"/>
+                            <a:ext cx="152400" cy="152400"/>
+                          </a:xfrm>
+                          <a:prstGeom prst="rect">
+                            <a:avLst/>
+                          </a:prstGeom>
+                          <a:noFill/>
+                          <a:ln w="9525">
+                            <a:noFill/>
+                            <a:headEnd/>
+                            <a:tailEnd/>
+                          </a:ln>
+                        </pic:spPr>
+                      </pic:pic>
+                    </a:graphicData>
+                  </a:graphic>
+                </wp:inline>
+              </w:drawing>
+            </w:r>
+            <w:r>
+              <w:t xml:space="preserve"> </w:t>
+            </w:r>
+            <w:r>
+              <w:t xml:space="preserve"> </w:t>
+            </w:r>
+            <w:r>
+              <w:t xml:space="preserve">Open Decision — Asset Manager / CMDB Platform</w:t>
+            </w:r>
+          </w:p>
+        </w:tc>
+      </w:tr>
+      <w:tr>
+        <w:trPr>
+          <w:cantSplit/>
+        </w:trPr>
+        <w:tc>
+          <w:tcPr>
+            <w:tcMar>
+              <w:top w:w="108" w:type="dxa"/>
+              <w:bottom w:w="108" w:type="dxa"/>
+            </w:tcMar>
+          </w:tcPr>
+          <w:p>
+            <w:pPr>
+              <w:pStyle w:val="BodyText"/>
+            </w:pPr>
+            <w:pPr>
+              <w:spacing w:before="16" w:after="16"/>
+            </w:pPr>
+            <w:r>
+              <w:t xml:space="preserve">SSA has not yet selected a unified Asset Manager / CMDB for cross-platform inventory coordination.</w:t>
+            </w:r>
+            <w:r>
+              <w:t xml:space="preserve"> </w:t>
+            </w:r>
+            <w:r>
+              <w:rPr>
+                <w:b/>
+                <w:bCs/>
+              </w:rPr>
+              <w:t xml:space="preserve">This decision must be made by the CIO Office with OIS input</w:t>
+            </w:r>
+            <w:r>
+              <w:t xml:space="preserve"> </w:t>
+            </w:r>
+            <w:r>
+              <w:t xml:space="preserve">— it is architecturally significant (determines the CM-8 evidence strategy) and has procurement implications. The requirements below define what the selected platform must satisfy. Specific product selection is pending agency review.</w:t>
+            </w:r>
+          </w:p>
+          <w:p/>
+        </w:tc>
+      </w:tr>
+    </w:tbl>
+    <w:p>
+      <w:r>
+        <w:pict>
+          <v:rect style="width:0;height:1.5pt" o:hralign="center" o:hrstd="t" o:hr="t"/>
+        </w:pict>
+      </w:r>
+    </w:p>
+    <w:bookmarkEnd w:id="142"/>
+    <w:bookmarkStart w:id="143" w:name="sec-cmdb-requirements"/>
+    <w:p>
+      <w:pPr>
+        <w:pStyle w:val="Heading3"/>
+      </w:pPr>
+      <w:r>
+        <w:t xml:space="preserve">12.2 Requirements for the Asset Manager / CMDB</w:t>
+      </w:r>
+    </w:p>
+    <w:p>
+      <w:pPr>
+        <w:pStyle w:val="FirstParagraph"/>
+      </w:pPr>
+      <w:r>
+        <w:t xml:space="preserve">The following requirements must be satisfied by whichever platform SSA selects. Requirements are grouped by compliance driver.</w:t>
+      </w:r>
+      <w:r>
+        <w:t xml:space="preserve"> </w:t>
+      </w:r>
+      <w:r>
+        <w:rPr>
+          <w:b/>
+          <w:bCs/>
+        </w:rPr>
+        <w:t xml:space="preserve">All requirements must be satisfied regardless of product selection.</w:t>
+      </w:r>
+    </w:p>
+    <w:p>
+      <w:pPr>
+        <w:pStyle w:val="TableCaption"/>
+      </w:pPr>
+      <w:r>
+        <w:t xml:space="preserve">Asset Manager / CMDB Requirements</w:t>
+      </w:r>
+    </w:p>
+    <w:tbl>
+      <w:tblPr>
+        <w:tblStyle w:val="Table"/>
+        <w:tblW w:type="pct" w:w="5000"/>
+        <w:tblLayout w:type="fixed"/>
+        <w:tblLook w:firstRow="1" w:lastRow="0" w:firstColumn="0" w:lastColumn="0" w:noHBand="0" w:noVBand="0" w:val="0020"/>
+        <w:tblCaption w:val="Asset Manager / CMDB Requirements"/>
+      </w:tblPr>
+      <w:tblGrid>
+        <w:gridCol w:w="1980"/>
+        <w:gridCol w:w="1980"/>
+        <w:gridCol w:w="1980"/>
+        <w:gridCol w:w="1980"/>
+      </w:tblGrid>
+      <w:tr>
+        <w:trPr>
+          <w:tblHeader w:val="on"/>
+        </w:trPr>
+        <w:tc>
+          <w:tcPr/>
+          <w:p>
+            <w:pPr>
+              <w:pStyle w:val="Compact"/>
+            </w:pPr>
+            <w:r>
+              <w:t xml:space="preserve">ID</w:t>
+            </w:r>
+          </w:p>
+        </w:tc>
+        <w:tc>
+          <w:tcPr/>
+          <w:p>
+            <w:pPr>
+              <w:pStyle w:val="Compact"/>
+            </w:pPr>
+            <w:r>
+              <w:t xml:space="preserve">Requirement</w:t>
+            </w:r>
+          </w:p>
+        </w:tc>
+        <w:tc>
+          <w:tcPr/>
+          <w:p>
+            <w:pPr>
+              <w:pStyle w:val="Compact"/>
+            </w:pPr>
+            <w:r>
+              <w:t xml:space="preserve">Control</w:t>
+            </w:r>
+          </w:p>
+        </w:tc>
+        <w:tc>
+          <w:tcPr/>
+          <w:p>
+            <w:pPr>
+              <w:pStyle w:val="Compact"/>
+            </w:pPr>
+            <w:r>
+              <w:t xml:space="preserve">Priority</w:t>
+            </w:r>
+          </w:p>
+        </w:tc>
+      </w:tr>
+      <w:tr>
+        <w:tc>
+          <w:tcPr/>
+          <w:p>
+            <w:pPr>
+              <w:pStyle w:val="Compact"/>
+            </w:pPr>
+            <w:r>
+              <w:rPr>
+                <w:b/>
+                <w:bCs/>
+              </w:rPr>
+              <w:t xml:space="preserve">R-01</w:t>
+            </w:r>
+          </w:p>
+        </w:tc>
+        <w:tc>
+          <w:tcPr/>
+          <w:p>
+            <w:pPr>
+              <w:pStyle w:val="Compact"/>
+            </w:pPr>
+            <w:r>
+              <w:rPr>
+                <w:b/>
+                <w:bCs/>
+              </w:rPr>
+              <w:t xml:space="preserve">Cross-platform automated discovery</w:t>
+            </w:r>
+            <w:r>
+              <w:t xml:space="preserve"> </w:t>
+            </w:r>
+            <w:r>
+              <w:t xml:space="preserve">— must ingest asset records from Intune, Azure Arc, AWS Systems Manager, OCI Management Agent, VMware vCenter, InfoBlox IPAM, and network device management platforms without manual data entry</w:t>
+            </w:r>
+          </w:p>
+        </w:tc>
+        <w:tc>
+          <w:tcPr/>
+          <w:p>
+            <w:pPr>
+              <w:pStyle w:val="Compact"/>
+            </w:pPr>
+            <w:r>
+              <w:t xml:space="preserve">CM-8</w:t>
+            </w:r>
+          </w:p>
+        </w:tc>
+        <w:tc>
+          <w:tcPr/>
+          <w:p>
+            <w:pPr>
+              <w:pStyle w:val="Compact"/>
+            </w:pPr>
+            <w:r>
+              <w:t xml:space="preserve">Must</w:t>
+            </w:r>
+          </w:p>
+        </w:tc>
+      </w:tr>
+      <w:tr>
+        <w:tc>
+          <w:tcPr/>
+          <w:p>
+            <w:pPr>
+              <w:pStyle w:val="Compact"/>
+            </w:pPr>
+            <w:r>
+              <w:rPr>
+                <w:b/>
+                <w:bCs/>
+              </w:rPr>
+              <w:t xml:space="preserve">R-02</w:t>
+            </w:r>
+          </w:p>
+        </w:tc>
+        <w:tc>
+          <w:tcPr/>
+          <w:p>
+            <w:pPr>
+              <w:pStyle w:val="Compact"/>
+            </w:pPr>
+            <w:r>
+              <w:rPr>
+                <w:b/>
+                <w:bCs/>
+              </w:rPr>
+              <w:t xml:space="preserve">IP/IPAM correlation</w:t>
+            </w:r>
+            <w:r>
+              <w:t xml:space="preserve"> </w:t>
+            </w:r>
+            <w:r>
+              <w:t xml:space="preserve">— every asset record must link to an InfoBlox IPAM record; the IP address, DNS FQDN, and DHCP lease state from InfoBlox are the authoritative network-layer identity for each asset</w:t>
+            </w:r>
+          </w:p>
+        </w:tc>
+        <w:tc>
+          <w:tcPr/>
+          <w:p>
+            <w:pPr>
+              <w:pStyle w:val="Compact"/>
+            </w:pPr>
+            <w:r>
+              <w:t xml:space="preserve">CM-8, SC-22</w:t>
+            </w:r>
+          </w:p>
+        </w:tc>
+        <w:tc>
+          <w:tcPr/>
+          <w:p>
+            <w:pPr>
+              <w:pStyle w:val="Compact"/>
+            </w:pPr>
+            <w:r>
+              <w:t xml:space="preserve">Must</w:t>
+            </w:r>
+          </w:p>
+        </w:tc>
+      </w:tr>
+      <w:tr>
+        <w:tc>
+          <w:tcPr/>
+          <w:p>
+            <w:pPr>
+              <w:pStyle w:val="Compact"/>
+            </w:pPr>
+            <w:r>
+              <w:rPr>
+                <w:b/>
+                <w:bCs/>
+              </w:rPr>
+              <w:t xml:space="preserve">R-03</w:t>
+            </w:r>
+          </w:p>
+        </w:tc>
+        <w:tc>
+          <w:tcPr/>
+          <w:p>
+            <w:pPr>
+              <w:pStyle w:val="Compact"/>
+            </w:pPr>
+            <w:r>
+              <w:rPr>
+                <w:b/>
+                <w:bCs/>
+              </w:rPr>
+              <w:t xml:space="preserve">Machine certificate binding</w:t>
+            </w:r>
+            <w:r>
+              <w:t xml:space="preserve"> </w:t>
+            </w:r>
+            <w:r>
+              <w:t xml:space="preserve">— asset records must carry the machine certificate thumbprint and expiry for managed devices, populated from Intune SCEP enrollment (endpoint devices) and from InfoBlox Certificate Tracker (workloads)</w:t>
+            </w:r>
+          </w:p>
+        </w:tc>
+        <w:tc>
+          <w:tcPr/>
+          <w:p>
+            <w:pPr>
+              <w:pStyle w:val="Compact"/>
+            </w:pPr>
+            <w:r>
+              <w:t xml:space="preserve">IA-5, SC-12, SC-17</w:t>
+            </w:r>
+          </w:p>
+        </w:tc>
+        <w:tc>
+          <w:tcPr/>
+          <w:p>
+            <w:pPr>
+              <w:pStyle w:val="Compact"/>
+            </w:pPr>
+            <w:r>
+              <w:t xml:space="preserve">Must</w:t>
+            </w:r>
+          </w:p>
+        </w:tc>
+      </w:tr>
+      <w:tr>
+        <w:tc>
+          <w:tcPr/>
+          <w:p>
+            <w:pPr>
+              <w:pStyle w:val="Compact"/>
+            </w:pPr>
+            <w:r>
+              <w:rPr>
+                <w:b/>
+                <w:bCs/>
+              </w:rPr>
+              <w:t xml:space="preserve">R-04</w:t>
+            </w:r>
+          </w:p>
+        </w:tc>
+        <w:tc>
+          <w:tcPr/>
+          <w:p>
+            <w:pPr>
+              <w:pStyle w:val="Compact"/>
+            </w:pPr>
+            <w:r>
+              <w:rPr>
+                <w:b/>
+                <w:bCs/>
+              </w:rPr>
+              <w:t xml:space="preserve">FedRAMP boundary classification</w:t>
+            </w:r>
+            <w:r>
+              <w:t xml:space="preserve"> </w:t>
+            </w:r>
+            <w:r>
+              <w:t xml:space="preserve">— each asset record must carry environment tag (AWS GovCloud, Azure Government, OCI, on-prem VMware) and FedRAMP system boundary membership; assets in-boundary vs. out-of-boundary must be queryable</w:t>
+            </w:r>
+          </w:p>
+        </w:tc>
+        <w:tc>
+          <w:tcPr/>
+          <w:p>
+            <w:pPr>
+              <w:pStyle w:val="Compact"/>
+            </w:pPr>
+            <w:r>
+              <w:t xml:space="preserve">CM-8, CA-3</w:t>
+            </w:r>
+          </w:p>
+        </w:tc>
+        <w:tc>
+          <w:tcPr/>
+          <w:p>
+            <w:pPr>
+              <w:pStyle w:val="Compact"/>
+            </w:pPr>
+            <w:r>
+              <w:t xml:space="preserve">Must</w:t>
+            </w:r>
+          </w:p>
+        </w:tc>
+      </w:tr>
+      <w:tr>
+        <w:tc>
+          <w:tcPr/>
+          <w:p>
+            <w:pPr>
+              <w:pStyle w:val="Compact"/>
+            </w:pPr>
+            <w:r>
+              <w:rPr>
+                <w:b/>
+                <w:bCs/>
+              </w:rPr>
+              <w:t xml:space="preserve">R-05</w:t>
+            </w:r>
+          </w:p>
+        </w:tc>
+        <w:tc>
+          <w:tcPr/>
+          <w:p>
+            <w:pPr>
+              <w:pStyle w:val="Compact"/>
+            </w:pPr>
+            <w:r>
+              <w:rPr>
+                <w:b/>
+                <w:bCs/>
+              </w:rPr>
+              <w:t xml:space="preserve">Component owner assignment</w:t>
+            </w:r>
+            <w:r>
+              <w:t xml:space="preserve"> </w:t>
+            </w:r>
+            <w:r>
+              <w:t xml:space="preserve">— each asset must be assignable to a CIO Component owner; Component owners have read/write access scoped to their own assets and read-only access to nothing beyond their scope</w:t>
+            </w:r>
+          </w:p>
+        </w:tc>
+        <w:tc>
+          <w:tcPr/>
+          <w:p>
+            <w:pPr>
+              <w:pStyle w:val="Compact"/>
+            </w:pPr>
+            <w:r>
+              <w:t xml:space="preserve">CM-8, AC-3, AC-6</w:t>
+            </w:r>
+          </w:p>
+        </w:tc>
+        <w:tc>
+          <w:tcPr/>
+          <w:p>
+            <w:pPr>
+              <w:pStyle w:val="Compact"/>
+            </w:pPr>
+            <w:r>
+              <w:t xml:space="preserve">Must</w:t>
+            </w:r>
+          </w:p>
+        </w:tc>
+      </w:tr>
+      <w:tr>
+        <w:tc>
+          <w:tcPr/>
+          <w:p>
+            <w:pPr>
+              <w:pStyle w:val="Compact"/>
+            </w:pPr>
+            <w:r>
+              <w:rPr>
+                <w:b/>
+                <w:bCs/>
+              </w:rPr>
+              <w:t xml:space="preserve">R-06</w:t>
+            </w:r>
+          </w:p>
+        </w:tc>
+        <w:tc>
+          <w:tcPr/>
+          <w:p>
+            <w:pPr>
+              <w:pStyle w:val="Compact"/>
+            </w:pPr>
+            <w:r>
+              <w:rPr>
+                <w:b/>
+                <w:bCs/>
+              </w:rPr>
+              <w:t xml:space="preserve">Audit trail for asset record changes</w:t>
+            </w:r>
+            <w:r>
+              <w:t xml:space="preserve"> </w:t>
+            </w:r>
+            <w:r>
+              <w:t xml:space="preserve">— every discovery-driven or manual change to an asset record must produce a log entry with timestamp, change source, before/after state, and actor identity; logs must feed the SIEM</w:t>
+            </w:r>
+          </w:p>
+        </w:tc>
+        <w:tc>
+          <w:tcPr/>
+          <w:p>
+            <w:pPr>
+              <w:pStyle w:val="Compact"/>
+            </w:pPr>
+            <w:r>
+              <w:t xml:space="preserve">AU-3, AU-12, CM-8(1)</w:t>
+            </w:r>
+          </w:p>
+        </w:tc>
+        <w:tc>
+          <w:tcPr/>
+          <w:p>
+            <w:pPr>
+              <w:pStyle w:val="Compact"/>
+            </w:pPr>
+            <w:r>
+              <w:t xml:space="preserve">Must</w:t>
+            </w:r>
+          </w:p>
+        </w:tc>
+      </w:tr>
+      <w:tr>
+        <w:tc>
+          <w:tcPr/>
+          <w:p>
+            <w:pPr>
+              <w:pStyle w:val="Compact"/>
+            </w:pPr>
+            <w:r>
+              <w:rPr>
+                <w:b/>
+                <w:bCs/>
+              </w:rPr>
+              <w:t xml:space="preserve">R-07</w:t>
+            </w:r>
+          </w:p>
+        </w:tc>
+        <w:tc>
+          <w:tcPr/>
+          <w:p>
+            <w:pPr>
+              <w:pStyle w:val="Compact"/>
+            </w:pPr>
+            <w:r>
+              <w:rPr>
+                <w:b/>
+                <w:bCs/>
+              </w:rPr>
+              <w:t xml:space="preserve">Network device coverage</w:t>
+            </w:r>
+            <w:r>
+              <w:t xml:space="preserve"> </w:t>
+            </w:r>
+            <w:r>
+              <w:t xml:space="preserve">— must discover and maintain records for switches, routers, firewalls, load balancers, and wireless access points via SNMP, NetFlow, REST, or CDP/LLDP</w:t>
+            </w:r>
+          </w:p>
+        </w:tc>
+        <w:tc>
+          <w:tcPr/>
+          <w:p>
+            <w:pPr>
+              <w:pStyle w:val="Compact"/>
+            </w:pPr>
+            <w:r>
+              <w:t xml:space="preserve">CM-8</w:t>
+            </w:r>
+          </w:p>
+        </w:tc>
+        <w:tc>
+          <w:tcPr/>
+          <w:p>
+            <w:pPr>
+              <w:pStyle w:val="Compact"/>
+            </w:pPr>
+            <w:r>
+              <w:t xml:space="preserve">Must</w:t>
+            </w:r>
+          </w:p>
+        </w:tc>
+      </w:tr>
+      <w:tr>
+        <w:tc>
+          <w:tcPr/>
+          <w:p>
+            <w:pPr>
+              <w:pStyle w:val="Compact"/>
+            </w:pPr>
+            <w:r>
+              <w:rPr>
+                <w:b/>
+                <w:bCs/>
+              </w:rPr>
+              <w:t xml:space="preserve">R-08</w:t>
+            </w:r>
+          </w:p>
+        </w:tc>
+        <w:tc>
+          <w:tcPr/>
+          <w:p>
+            <w:pPr>
+              <w:pStyle w:val="Compact"/>
+            </w:pPr>
+            <w:r>
+              <w:rPr>
+                <w:b/>
+                <w:bCs/>
+              </w:rPr>
+              <w:t xml:space="preserve">Unmanaged / IoT / OT device visibility</w:t>
+            </w:r>
+            <w:r>
+              <w:t xml:space="preserve"> </w:t>
+            </w:r>
+            <w:r>
+              <w:t xml:space="preserve">— devices identified by MAC address and DHCP fingerprint in InfoBlox that have no MDM enrollment must appear in the inventory as</w:t>
+            </w:r>
+            <w:r>
+              <w:t xml:space="preserve"> </w:t>
+            </w:r>
+            <w:r>
+              <w:t xml:space="preserve">“unmanaged — device class: [fingerprint]”</w:t>
+            </w:r>
+            <w:r>
+              <w:t xml:space="preserve">; these are CM-8 scope items even if they cannot be fully managed</w:t>
+            </w:r>
+          </w:p>
+        </w:tc>
+        <w:tc>
+          <w:tcPr/>
+          <w:p>
+            <w:pPr>
+              <w:pStyle w:val="Compact"/>
+            </w:pPr>
+            <w:r>
+              <w:t xml:space="preserve">CM-8, IA-3</w:t>
+            </w:r>
+          </w:p>
+        </w:tc>
+        <w:tc>
+          <w:tcPr/>
+          <w:p>
+            <w:pPr>
+              <w:pStyle w:val="Compact"/>
+            </w:pPr>
+            <w:r>
+              <w:t xml:space="preserve">Must</w:t>
+            </w:r>
+          </w:p>
+        </w:tc>
+      </w:tr>
+      <w:tr>
+        <w:tc>
+          <w:tcPr/>
+          <w:p>
+            <w:pPr>
+              <w:pStyle w:val="Compact"/>
+            </w:pPr>
+            <w:r>
+              <w:rPr>
+                <w:b/>
+                <w:bCs/>
+              </w:rPr>
+              <w:t xml:space="preserve">R-09</w:t>
+            </w:r>
+          </w:p>
+        </w:tc>
+        <w:tc>
+          <w:tcPr/>
+          <w:p>
+            <w:pPr>
+              <w:pStyle w:val="Compact"/>
+            </w:pPr>
+            <w:r>
+              <w:rPr>
+                <w:b/>
+                <w:bCs/>
+              </w:rPr>
+              <w:t xml:space="preserve">Software inventory per managed asset</w:t>
+            </w:r>
+            <w:r>
+              <w:t xml:space="preserve"> </w:t>
+            </w:r>
+            <w:r>
+              <w:t xml:space="preserve">— installed software, version, and patch state linked to the asset record for all Intune-managed and Arc-enrolled assets</w:t>
+            </w:r>
+          </w:p>
+        </w:tc>
+        <w:tc>
+          <w:tcPr/>
+          <w:p>
+            <w:pPr>
+              <w:pStyle w:val="Compact"/>
+            </w:pPr>
+            <w:r>
+              <w:t xml:space="preserve">CM-8(1)</w:t>
+            </w:r>
+          </w:p>
+        </w:tc>
+        <w:tc>
+          <w:tcPr/>
+          <w:p>
+            <w:pPr>
+              <w:pStyle w:val="Compact"/>
+            </w:pPr>
+            <w:r>
+              <w:t xml:space="preserve">Should</w:t>
+            </w:r>
+          </w:p>
+        </w:tc>
+      </w:tr>
+      <w:tr>
+        <w:tc>
+          <w:tcPr/>
+          <w:p>
+            <w:pPr>
+              <w:pStyle w:val="Compact"/>
+            </w:pPr>
+            <w:r>
+              <w:rPr>
+                <w:b/>
+                <w:bCs/>
+              </w:rPr>
+              <w:t xml:space="preserve">R-10</w:t>
+            </w:r>
+          </w:p>
+        </w:tc>
+        <w:tc>
+          <w:tcPr/>
+          <w:p>
+            <w:pPr>
+              <w:pStyle w:val="Compact"/>
+            </w:pPr>
+            <w:r>
+              <w:rPr>
+                <w:b/>
+                <w:bCs/>
+              </w:rPr>
+              <w:t xml:space="preserve">Deduplication across sources</w:t>
+            </w:r>
+            <w:r>
+              <w:t xml:space="preserve"> </w:t>
+            </w:r>
+            <w:r>
+              <w:t xml:space="preserve">— when Intune, Arc, AWS SSM, and InfoBlox all report the same physical or virtual asset, the platform must produce a single normalized canonical record, not four separate entries</w:t>
+            </w:r>
+          </w:p>
+        </w:tc>
+        <w:tc>
+          <w:tcPr/>
+          <w:p>
+            <w:pPr>
+              <w:pStyle w:val="Compact"/>
+            </w:pPr>
+            <w:r>
+              <w:t xml:space="preserve">CM-8</w:t>
+            </w:r>
+          </w:p>
+        </w:tc>
+        <w:tc>
+          <w:tcPr/>
+          <w:p>
+            <w:pPr>
+              <w:pStyle w:val="Compact"/>
+            </w:pPr>
+            <w:r>
+              <w:t xml:space="preserve">Must</w:t>
+            </w:r>
+          </w:p>
+        </w:tc>
+      </w:tr>
+      <w:tr>
+        <w:tc>
+          <w:tcPr/>
+          <w:p>
+            <w:pPr>
+              <w:pStyle w:val="Compact"/>
+            </w:pPr>
+            <w:r>
+              <w:rPr>
+                <w:b/>
+                <w:bCs/>
+              </w:rPr>
+              <w:t xml:space="preserve">R-11</w:t>
+            </w:r>
+          </w:p>
+        </w:tc>
+        <w:tc>
+          <w:tcPr/>
+          <w:p>
+            <w:pPr>
+              <w:pStyle w:val="Compact"/>
+            </w:pPr>
+            <w:r>
+              <w:rPr>
+                <w:b/>
+                <w:bCs/>
+              </w:rPr>
+              <w:t xml:space="preserve">FedRAMP Moderate or High authorization</w:t>
+            </w:r>
+            <w:r>
+              <w:t xml:space="preserve"> </w:t>
+            </w:r>
+            <w:r>
+              <w:t xml:space="preserve">— the platform must carry its own FedRAMP ATO at Moderate or High impact, or be deployed within SSA’s own FedRAMP boundary with appropriate documentation</w:t>
+            </w:r>
+          </w:p>
+        </w:tc>
+        <w:tc>
+          <w:tcPr/>
+          <w:p>
+            <w:pPr>
+              <w:pStyle w:val="Compact"/>
+            </w:pPr>
+            <w:r>
+              <w:t xml:space="preserve">FedRAMP</w:t>
+            </w:r>
+          </w:p>
+        </w:tc>
+        <w:tc>
+          <w:tcPr/>
+          <w:p>
+            <w:pPr>
+              <w:pStyle w:val="Compact"/>
+            </w:pPr>
+            <w:r>
+              <w:t xml:space="preserve">Must</w:t>
+            </w:r>
+          </w:p>
+        </w:tc>
+      </w:tr>
+      <w:tr>
+        <w:tc>
+          <w:tcPr/>
+          <w:p>
+            <w:pPr>
+              <w:pStyle w:val="Compact"/>
+            </w:pPr>
+            <w:r>
+              <w:rPr>
+                <w:b/>
+                <w:bCs/>
+              </w:rPr>
+              <w:t xml:space="preserve">R-12</w:t>
+            </w:r>
+          </w:p>
+        </w:tc>
+        <w:tc>
+          <w:tcPr/>
+          <w:p>
+            <w:pPr>
+              <w:pStyle w:val="Compact"/>
+            </w:pPr>
+            <w:r>
+              <w:rPr>
+                <w:b/>
+                <w:bCs/>
+              </w:rPr>
+              <w:t xml:space="preserve">SIEM integration</w:t>
+            </w:r>
+            <w:r>
+              <w:t xml:space="preserve"> </w:t>
+            </w:r>
+            <w:r>
+              <w:t xml:space="preserve">— must export asset inventory and change events to the SIEM (Book 13) for enrichment of security alerts with asset context</w:t>
+            </w:r>
+          </w:p>
+        </w:tc>
+        <w:tc>
+          <w:tcPr/>
+          <w:p>
+            <w:pPr>
+              <w:pStyle w:val="Compact"/>
+            </w:pPr>
+            <w:r>
+              <w:t xml:space="preserve">SI-4, CA-7</w:t>
+            </w:r>
+          </w:p>
+        </w:tc>
+        <w:tc>
+          <w:tcPr/>
+          <w:p>
+            <w:pPr>
+              <w:pStyle w:val="Compact"/>
+            </w:pPr>
+            <w:r>
+              <w:t xml:space="preserve">Must</w:t>
+            </w:r>
+          </w:p>
+        </w:tc>
+      </w:tr>
+      <w:tr>
+        <w:tc>
+          <w:tcPr/>
+          <w:p>
+            <w:pPr>
+              <w:pStyle w:val="Compact"/>
+            </w:pPr>
+            <w:r>
+              <w:rPr>
+                <w:b/>
+                <w:bCs/>
+              </w:rPr>
+              <w:t xml:space="preserve">R-13</w:t>
+            </w:r>
+          </w:p>
+        </w:tc>
+        <w:tc>
+          <w:tcPr/>
+          <w:p>
+            <w:pPr>
+              <w:pStyle w:val="Compact"/>
+            </w:pPr>
+            <w:r>
+              <w:rPr>
+                <w:b/>
+                <w:bCs/>
+              </w:rPr>
+              <w:t xml:space="preserve">ConMon evidence generation</w:t>
+            </w:r>
+            <w:r>
+              <w:t xml:space="preserve"> </w:t>
+            </w:r>
+            <w:r>
+              <w:t xml:space="preserve">— must produce CM-8-compliant inventory exports (OSCAL format preferred) for the ConMon pipeline (Book 19)</w:t>
+            </w:r>
+          </w:p>
+        </w:tc>
+        <w:tc>
+          <w:tcPr/>
+          <w:p>
+            <w:pPr>
+              <w:pStyle w:val="Compact"/>
+            </w:pPr>
+            <w:r>
+              <w:t xml:space="preserve">CA-7</w:t>
+            </w:r>
+          </w:p>
+        </w:tc>
+        <w:tc>
+          <w:tcPr/>
+          <w:p>
+            <w:pPr>
+              <w:pStyle w:val="Compact"/>
+            </w:pPr>
+            <w:r>
+              <w:t xml:space="preserve">Must</w:t>
+            </w:r>
+          </w:p>
+        </w:tc>
+      </w:tr>
+      <w:tr>
+        <w:tc>
+          <w:tcPr/>
+          <w:p>
+            <w:pPr>
+              <w:pStyle w:val="Compact"/>
+            </w:pPr>
+            <w:r>
+              <w:rPr>
+                <w:b/>
+                <w:bCs/>
+              </w:rPr>
+              <w:t xml:space="preserve">R-14</w:t>
+            </w:r>
+          </w:p>
+        </w:tc>
+        <w:tc>
+          <w:tcPr/>
+          <w:p>
+            <w:pPr>
+              <w:pStyle w:val="Compact"/>
+            </w:pPr>
+            <w:r>
+              <w:rPr>
+                <w:b/>
+                <w:bCs/>
+              </w:rPr>
+              <w:t xml:space="preserve">API-first</w:t>
+            </w:r>
+            <w:r>
+              <w:t xml:space="preserve"> </w:t>
+            </w:r>
+            <w:r>
+              <w:t xml:space="preserve">— all discovery, query, and reporting functions must be available via documented REST API for integration with the IaC pipeline and ConMon toolchain</w:t>
+            </w:r>
+          </w:p>
+        </w:tc>
+        <w:tc>
+          <w:tcPr/>
+          <w:p>
+            <w:pPr>
+              <w:pStyle w:val="Compact"/>
+            </w:pPr>
+            <w:r>
+              <w:t xml:space="preserve">CM-8</w:t>
+            </w:r>
+          </w:p>
+        </w:tc>
+        <w:tc>
+          <w:tcPr/>
+          <w:p>
+            <w:pPr>
+              <w:pStyle w:val="Compact"/>
+            </w:pPr>
+            <w:r>
+              <w:t xml:space="preserve">Should</w:t>
+            </w:r>
+          </w:p>
+        </w:tc>
+      </w:tr>
+      <w:tr>
+        <w:tc>
+          <w:tcPr/>
+          <w:p>
+            <w:pPr>
+              <w:pStyle w:val="Compact"/>
+            </w:pPr>
+            <w:r>
+              <w:rPr>
+                <w:b/>
+                <w:bCs/>
+              </w:rPr>
+              <w:t xml:space="preserve">R-15</w:t>
+            </w:r>
+          </w:p>
+        </w:tc>
+        <w:tc>
+          <w:tcPr/>
+          <w:p>
+            <w:pPr>
+              <w:pStyle w:val="Compact"/>
+            </w:pPr>
+            <w:r>
+              <w:rPr>
+                <w:b/>
+                <w:bCs/>
+              </w:rPr>
+              <w:t xml:space="preserve">Lifecycle tracking</w:t>
+            </w:r>
+            <w:r>
+              <w:t xml:space="preserve"> </w:t>
+            </w:r>
+            <w:r>
+              <w:t xml:space="preserve">— asset records must carry lifecycle state (provisioning / active / decommissioning / retired) and must support automated decommission notification from InfoBlox (DHCP lease release triggers review)</w:t>
+            </w:r>
+          </w:p>
+        </w:tc>
+        <w:tc>
+          <w:tcPr/>
+          <w:p>
+            <w:pPr>
+              <w:pStyle w:val="Compact"/>
+            </w:pPr>
+            <w:r>
+              <w:t xml:space="preserve">CM-8(1)</w:t>
+            </w:r>
+          </w:p>
+        </w:tc>
+        <w:tc>
+          <w:tcPr/>
+          <w:p>
+            <w:pPr>
+              <w:pStyle w:val="Compact"/>
+            </w:pPr>
+            <w:r>
+              <w:t xml:space="preserve">Should</w:t>
+            </w:r>
+          </w:p>
+        </w:tc>
+      </w:tr>
+    </w:tbl>
+    <w:p>
+      <w:r>
+        <w:pict>
+          <v:rect style="width:0;height:1.5pt" o:hralign="center" o:hrstd="t" o:hr="t"/>
+        </w:pict>
+      </w:r>
+    </w:p>
+    <w:bookmarkEnd w:id="143"/>
+    <w:bookmarkStart w:id="144" w:name="sec-cmdb-products"/>
+    <w:p>
+      <w:pPr>
+        <w:pStyle w:val="Heading3"/>
+      </w:pPr>
+      <w:r>
+        <w:t xml:space="preserve">12.3 FedRAMP-Authorized Product Candidates</w:t>
+      </w:r>
+    </w:p>
+    <w:p>
+      <w:pPr>
+        <w:pStyle w:val="FirstParagraph"/>
+      </w:pPr>
+      <w:r>
+        <w:t xml:space="preserve">The following platforms have federal government deployments and FedRAMP authorization status relevant to this requirement.</w:t>
+      </w:r>
+      <w:r>
+        <w:t xml:space="preserve"> </w:t>
+      </w:r>
+      <w:r>
+        <w:rPr>
+          <w:b/>
+          <w:bCs/>
+        </w:rPr>
+        <w:t xml:space="preserve">SSA must verify current FedRAMP Marketplace listings at time of procurement</w:t>
+      </w:r>
+      <w:r>
+        <w:t xml:space="preserve"> </w:t>
+      </w:r>
+      <w:r>
+        <w:t xml:space="preserve">— authorization status changes and this list reflects a point-in-time assessment. No selection is made here; this is a landscape to inform the CIO Office’s evaluation.</w:t>
+      </w:r>
+    </w:p>
+    <w:p>
+      <w:pPr>
+        <w:pStyle w:val="TableCaption"/>
+      </w:pPr>
+      <w:r>
+        <w:t xml:space="preserve">FedRAMP-Authorized Asset Manager Candidates</w:t>
+      </w:r>
+      <w:r>
+        <w:t xml:space="preserve"> </w:t>
+      </w:r>
+      <w:r>
+        <w:rPr>
+          <w:i/>
+          <w:iCs/>
+        </w:rPr>
+        <w:t xml:space="preserve">(verify FedRAMP Marketplace at time of procurement — status changes)</w:t>
+      </w:r>
+    </w:p>
+    <w:tbl>
+      <w:tblPr>
+        <w:tblStyle w:val="Table"/>
+        <w:tblW w:type="pct" w:w="5000"/>
+        <w:tblLayout w:type="fixed"/>
+        <w:tblLook w:firstRow="1" w:lastRow="0" w:firstColumn="0" w:lastColumn="0" w:noHBand="0" w:noVBand="0" w:val="0020"/>
+        <w:tblCaption w:val="FedRAMP-Authorized Asset Manager Candidates (verify FedRAMP Marketplace at time of procurement — status changes)"/>
+      </w:tblPr>
+      <w:tblGrid>
+        <w:gridCol w:w="1584"/>
+        <w:gridCol w:w="1584"/>
+        <w:gridCol w:w="1584"/>
+        <w:gridCol w:w="1584"/>
+        <w:gridCol w:w="1584"/>
+      </w:tblGrid>
+      <w:tr>
+        <w:trPr>
+          <w:tblHeader w:val="on"/>
+        </w:trPr>
+        <w:tc>
+          <w:tcPr/>
+          <w:p>
+            <w:pPr>
+              <w:pStyle w:val="Compact"/>
+            </w:pPr>
+            <w:r>
+              <w:t xml:space="preserve">Platform</w:t>
+            </w:r>
+          </w:p>
+        </w:tc>
+        <w:tc>
+          <w:tcPr/>
+          <w:p>
+            <w:pPr>
+              <w:pStyle w:val="Compact"/>
+            </w:pPr>
+            <w:r>
+              <w:t xml:space="preserve">FedRAMP Status</w:t>
+            </w:r>
+          </w:p>
+        </w:tc>
+        <w:tc>
+          <w:tcPr/>
+          <w:p>
+            <w:pPr>
+              <w:pStyle w:val="Compact"/>
+            </w:pPr>
+            <w:r>
+              <w:t xml:space="preserve">Primary Strength</w:t>
+            </w:r>
+          </w:p>
+        </w:tc>
+        <w:tc>
+          <w:tcPr/>
+          <w:p>
+            <w:pPr>
+              <w:pStyle w:val="Compact"/>
+            </w:pPr>
+            <w:r>
+              <w:t xml:space="preserve">Key Gap for SSA</w:t>
+            </w:r>
+          </w:p>
+        </w:tc>
+        <w:tc>
+          <w:tcPr/>
+          <w:p>
+            <w:pPr>
+              <w:pStyle w:val="Compact"/>
+            </w:pPr>
+            <w:r>
+              <w:t xml:space="preserve">Requirements Met</w:t>
+            </w:r>
+          </w:p>
+        </w:tc>
+      </w:tr>
+      <w:tr>
+        <w:tc>
+          <w:tcPr/>
+          <w:p>
+            <w:pPr>
+              <w:pStyle w:val="Compact"/>
+            </w:pPr>
+            <w:r>
+              <w:rPr>
+                <w:b/>
+                <w:bCs/>
+              </w:rPr>
+              <w:t xml:space="preserve">ServiceNow Now Platform</w:t>
+            </w:r>
+            <w:r>
+              <w:t xml:space="preserve"> </w:t>
+            </w:r>
+            <w:r>
+              <w:t xml:space="preserve">(ITOM + CMDB)</w:t>
+            </w:r>
+          </w:p>
+        </w:tc>
+        <w:tc>
+          <w:tcPr/>
+          <w:p>
+            <w:pPr>
+              <w:pStyle w:val="Compact"/>
+            </w:pPr>
+            <w:r>
+              <w:t xml:space="preserve">FedRAMP Moderate (Government Community Cloud, JAB P-ATO)</w:t>
+            </w:r>
+          </w:p>
+        </w:tc>
+        <w:tc>
+          <w:tcPr/>
+          <w:p>
+            <w:pPr>
+              <w:pStyle w:val="Compact"/>
+            </w:pPr>
+            <w:r>
+              <w:t xml:space="preserve">Broadest CMDB capability; native Discovery across cloud APIs, VMware, network, and MDM; widely deployed across federal civilian agencies; full lifecycle, ownership, and relationship tracking</w:t>
+            </w:r>
+          </w:p>
+        </w:tc>
+        <w:tc>
+          <w:tcPr/>
+          <w:p>
+            <w:pPr>
+              <w:pStyle w:val="Compact"/>
+            </w:pPr>
+            <w:r>
+              <w:t xml:space="preserve">High cost; complexity of implementation; Discovery requires agent or network-based scanning agents in each environment</w:t>
+            </w:r>
+          </w:p>
+        </w:tc>
+        <w:tc>
+          <w:tcPr/>
+          <w:p>
+            <w:pPr>
+              <w:pStyle w:val="Compact"/>
+            </w:pPr>
+            <w:r>
+              <w:t xml:space="preserve">R-01 through R-15 (all, with proper configuration)</w:t>
+            </w:r>
+          </w:p>
+        </w:tc>
+      </w:tr>
+      <w:tr>
+        <w:tc>
+          <w:tcPr/>
+          <w:p>
+            <w:pPr>
+              <w:pStyle w:val="Compact"/>
+            </w:pPr>
+            <w:r>
+              <w:rPr>
+                <w:b/>
+                <w:bCs/>
+              </w:rPr>
+              <w:t xml:space="preserve">Axonius Cybersecurity Asset Management</w:t>
+            </w:r>
+          </w:p>
+        </w:tc>
+        <w:tc>
+          <w:tcPr/>
+          <w:p>
+            <w:pPr>
+              <w:pStyle w:val="Compact"/>
+            </w:pPr>
+            <w:r>
+              <w:t xml:space="preserve">FedRAMP authorization — verify current status on FedRAMP Marketplace</w:t>
+            </w:r>
+          </w:p>
+        </w:tc>
+        <w:tc>
+          <w:tcPr/>
+          <w:p>
+            <w:pPr>
+              <w:pStyle w:val="Compact"/>
+            </w:pPr>
+            <w:r>
+              <w:t xml:space="preserve">Purpose-built for exactly this problem: correlates 800+ adapters (Intune, Arc, AWS SSM, OCI, VMware, InfoBlox, Qualys, Tenable) into a single deduplicated asset record; no agents required; fastest time-to-value for cross-platform correlation</w:t>
+            </w:r>
+          </w:p>
+        </w:tc>
+        <w:tc>
+          <w:tcPr/>
+          <w:p>
+            <w:pPr>
+              <w:pStyle w:val="Compact"/>
+            </w:pPr>
+            <w:r>
+              <w:t xml:space="preserve">Less mature CMDB lifecycle and change management than ServiceNow; ITSM integration requires connector work</w:t>
+            </w:r>
+          </w:p>
+        </w:tc>
+        <w:tc>
+          <w:tcPr/>
+          <w:p>
+            <w:pPr>
+              <w:pStyle w:val="Compact"/>
+            </w:pPr>
+            <w:r>
+              <w:t xml:space="preserve">R-01, R-02, R-03, R-05, R-06, R-08, R-10, R-11, R-12, R-14</w:t>
+            </w:r>
+          </w:p>
+        </w:tc>
+      </w:tr>
+      <w:tr>
+        <w:tc>
+          <w:tcPr/>
+          <w:p>
+            <w:pPr>
+              <w:pStyle w:val="Compact"/>
+            </w:pPr>
+            <w:r>
+              <w:rPr>
+                <w:b/>
+                <w:bCs/>
+              </w:rPr>
+              <w:t xml:space="preserve">Qualys Global Asset Inventory (GAI) / VMDR</w:t>
+            </w:r>
+          </w:p>
+        </w:tc>
+        <w:tc>
+          <w:tcPr/>
+          <w:p>
+            <w:pPr>
+              <w:pStyle w:val="Compact"/>
+            </w:pPr>
+            <w:r>
+              <w:t xml:space="preserve">FedRAMP Moderate (JAB P-ATO)</w:t>
+            </w:r>
+          </w:p>
+        </w:tc>
+        <w:tc>
+          <w:tcPr/>
+          <w:p>
+            <w:pPr>
+              <w:pStyle w:val="Compact"/>
+            </w:pPr>
+            <w:r>
+              <w:t xml:space="preserve">Strong cloud connector coverage (AWS, Azure, GCP); vulnerability context tied to asset record; agentless cloud scanning</w:t>
+            </w:r>
+          </w:p>
+        </w:tc>
+        <w:tc>
+          <w:tcPr/>
+          <w:p>
+            <w:pPr>
+              <w:pStyle w:val="Compact"/>
+            </w:pPr>
+            <w:r>
+              <w:t xml:space="preserve">Weaker normalization across MDM (Intune) and IPAM sources; primarily vulnerability-centric rather than CMDB-centric; limited certificate tracking</w:t>
+            </w:r>
+          </w:p>
+        </w:tc>
+        <w:tc>
+          <w:tcPr/>
+          <w:p>
+            <w:pPr>
+              <w:pStyle w:val="Compact"/>
+            </w:pPr>
+            <w:r>
+              <w:t xml:space="preserve">R-01 (partial), R-04, R-06, R-08, R-09, R-11</w:t>
+            </w:r>
+          </w:p>
+        </w:tc>
+      </w:tr>
+      <w:tr>
+        <w:tc>
+          <w:tcPr/>
+          <w:p>
+            <w:pPr>
+              <w:pStyle w:val="Compact"/>
+            </w:pPr>
+            <w:r>
+              <w:rPr>
+                <w:b/>
+                <w:bCs/>
+              </w:rPr>
+              <w:t xml:space="preserve">Tenable.sc (Security Center)</w:t>
+            </w:r>
+          </w:p>
+        </w:tc>
+        <w:tc>
+          <w:tcPr/>
+          <w:p>
+            <w:pPr>
+              <w:pStyle w:val="Compact"/>
+            </w:pPr>
+            <w:r>
+              <w:t xml:space="preserve">FedRAMP Moderate (JAB P-ATO)</w:t>
+            </w:r>
+          </w:p>
+        </w:tc>
+        <w:tc>
+          <w:tcPr/>
+          <w:p>
+            <w:pPr>
+              <w:pStyle w:val="Compact"/>
+            </w:pPr>
+            <w:r>
+              <w:t xml:space="preserve">Deep vulnerability and asset discovery; strong network device and IoT/OT coverage via passive network analysis (Nessus Network Monitor); widely deployed in federal agencies</w:t>
+            </w:r>
+          </w:p>
+        </w:tc>
+        <w:tc>
+          <w:tcPr/>
+          <w:p>
+            <w:pPr>
+              <w:pStyle w:val="Compact"/>
+            </w:pPr>
+            <w:r>
+              <w:t xml:space="preserve">Not a CMDB — does not support organizational ownership hierarchy, lifecycle tracking, or ITSM-style asset management; certificate tracking limited</w:t>
+            </w:r>
+          </w:p>
+        </w:tc>
+        <w:tc>
+          <w:tcPr/>
+          <w:p>
+            <w:pPr>
+              <w:pStyle w:val="Compact"/>
+            </w:pPr>
+            <w:r>
+              <w:t xml:space="preserve">R-01 (partial), R-06, R-07, R-08, R-09</w:t>
+            </w:r>
+          </w:p>
+        </w:tc>
+      </w:tr>
+      <w:tr>
+        <w:tc>
+          <w:tcPr/>
+          <w:p>
+            <w:pPr>
+              <w:pStyle w:val="Compact"/>
+            </w:pPr>
+            <w:r>
+              <w:rPr>
+                <w:b/>
+                <w:bCs/>
+              </w:rPr>
+              <w:t xml:space="preserve">Microsoft Defender for Cloud</w:t>
+            </w:r>
+            <w:r>
+              <w:t xml:space="preserve"> </w:t>
+            </w:r>
+            <w:r>
+              <w:t xml:space="preserve">(GCC High)</w:t>
+            </w:r>
+          </w:p>
+        </w:tc>
+        <w:tc>
+          <w:tcPr/>
+          <w:p>
+            <w:pPr>
+              <w:pStyle w:val="Compact"/>
+            </w:pPr>
+            <w:r>
+              <w:t xml:space="preserve">FedRAMP High (as part of Microsoft GCC High)</w:t>
+            </w:r>
+          </w:p>
+        </w:tc>
+        <w:tc>
+          <w:tcPr/>
+          <w:p>
+            <w:pPr>
+              <w:pStyle w:val="Compact"/>
+            </w:pPr>
+            <w:r>
+              <w:t xml:space="preserve">Native integration with Azure Arc, Intune, Defender for Endpoint; cloud security posture management for Azure, AWS, GCP; no additional procurement for Microsoft-licensed agencies</w:t>
+            </w:r>
+          </w:p>
+        </w:tc>
+        <w:tc>
+          <w:tcPr/>
+          <w:p>
+            <w:pPr>
+              <w:pStyle w:val="Compact"/>
+            </w:pPr>
+            <w:r>
+              <w:t xml:space="preserve">Limited coverage of OCI, VMware non-Arc, network devices; not a general-purpose CMDB; strong for Microsoft estate, weak outside it</w:t>
+            </w:r>
+          </w:p>
+        </w:tc>
+        <w:tc>
+          <w:tcPr/>
+          <w:p>
+            <w:pPr>
+              <w:pStyle w:val="Compact"/>
+            </w:pPr>
+            <w:r>
+              <w:t xml:space="preserve">R-01 (partial — Microsoft scope), R-04, R-06, R-11</w:t>
+            </w:r>
+          </w:p>
+        </w:tc>
+      </w:tr>
+      <w:tr>
+        <w:tc>
+          <w:tcPr/>
+          <w:p>
+            <w:pPr>
+              <w:pStyle w:val="Compact"/>
+            </w:pPr>
+            <w:r>
+              <w:rPr>
+                <w:b/>
+                <w:bCs/>
+              </w:rPr>
+              <w:t xml:space="preserve">AWS Config + Systems Manager Inventory</w:t>
+            </w:r>
+          </w:p>
+        </w:tc>
+        <w:tc>
+          <w:tcPr/>
+          <w:p>
+            <w:pPr>
+              <w:pStyle w:val="Compact"/>
+            </w:pPr>
+            <w:r>
+              <w:t xml:space="preserve">FedRAMP High (AWS GovCloud)</w:t>
+            </w:r>
+          </w:p>
+        </w:tc>
+        <w:tc>
+          <w:tcPr/>
+          <w:p>
+            <w:pPr>
+              <w:pStyle w:val="Compact"/>
+            </w:pPr>
+            <w:r>
+              <w:t xml:space="preserve">Native AWS asset inventory; configuration history; Config Rules for compliance; no additional cost beyond AWS usage</w:t>
+            </w:r>
+          </w:p>
+        </w:tc>
+        <w:tc>
+          <w:tcPr/>
+          <w:p>
+            <w:pPr>
+              <w:pStyle w:val="Compact"/>
+            </w:pPr>
+            <w:r>
+              <w:t xml:space="preserve">AWS-only — no coverage for Azure, OCI, on-prem, or endpoint devices; cannot serve as the unified cross-environment coordinator</w:t>
+            </w:r>
+          </w:p>
+        </w:tc>
+        <w:tc>
+          <w:tcPr/>
+          <w:p>
+            <w:pPr>
+              <w:pStyle w:val="Compact"/>
+            </w:pPr>
+            <w:r>
+              <w:t xml:space="preserve">R-01 (AWS scope only), R-04, R-06, R-14</w:t>
+            </w:r>
+          </w:p>
+        </w:tc>
+      </w:tr>
+      <w:tr>
+        <w:tc>
+          <w:tcPr/>
+          <w:p>
+            <w:pPr>
+              <w:pStyle w:val="Compact"/>
+            </w:pPr>
+            <w:r>
+              <w:rPr>
+                <w:b/>
+                <w:bCs/>
+              </w:rPr>
+              <w:t xml:space="preserve">Ivanti Neurons for ITSM + Asset Management</w:t>
+            </w:r>
+          </w:p>
+        </w:tc>
+        <w:tc>
+          <w:tcPr/>
+          <w:p>
+            <w:pPr>
+              <w:pStyle w:val="Compact"/>
+            </w:pPr>
+            <w:r>
+              <w:t xml:space="preserve">FedRAMP Moderate (verify current status on FedRAMP Marketplace)</w:t>
+            </w:r>
+          </w:p>
+        </w:tc>
+        <w:tc>
+          <w:tcPr/>
+          <w:p>
+            <w:pPr>
+              <w:pStyle w:val="Compact"/>
+            </w:pPr>
+            <w:r>
+              <w:t xml:space="preserve">Comprehensive ITSM + CMDB + discovery; strong on endpoint asset management and patch management; federal deployments</w:t>
+            </w:r>
+          </w:p>
+        </w:tc>
+        <w:tc>
+          <w:tcPr/>
+          <w:p>
+            <w:pPr>
+              <w:pStyle w:val="Compact"/>
+            </w:pPr>
+            <w:r>
+              <w:t xml:space="preserve">Less cloud-native than ServiceNow for multi-cloud asset correlation; verify current FedRAMP scope and boundary</w:t>
+            </w:r>
+          </w:p>
+        </w:tc>
+        <w:tc>
+          <w:tcPr/>
+          <w:p>
+            <w:pPr>
+              <w:pStyle w:val="Compact"/>
+            </w:pPr>
+            <w:r>
+              <w:t xml:space="preserve">R-01 (partial), R-05, R-06, R-09, R-10, R-15</w:t>
+            </w:r>
+          </w:p>
+        </w:tc>
+      </w:tr>
+    </w:tbl>
+    <w:bookmarkEnd w:id="144"/>
+    <w:bookmarkStart w:id="145" w:name="recommended-evaluation-approach"/>
+    <w:p>
+      <w:pPr>
+        <w:pStyle w:val="Heading3"/>
+      </w:pPr>
+      <w:r>
+        <w:t xml:space="preserve">12.4 Recommended Evaluation Approach</w:t>
+      </w:r>
+    </w:p>
+    <w:p>
+      <w:pPr>
+        <w:pStyle w:val="FirstParagraph"/>
+      </w:pPr>
+      <w:r>
+        <w:t xml:space="preserve">SSA should evaluate candidates against requirements R-01 through R-15 in a structured proof-of-concept across three specific scenarios:</w:t>
+      </w:r>
+    </w:p>
+    <w:p>
+      <w:pPr>
+        <w:numPr>
+          <w:ilvl w:val="0"/>
+          <w:numId w:val="1016"/>
+        </w:numPr>
+      </w:pPr>
+      <w:r>
+        <w:rPr>
+          <w:b/>
+          <w:bCs/>
+        </w:rPr>
+        <w:t xml:space="preserve">Correlation test</w:t>
+      </w:r>
+      <w:r>
+        <w:t xml:space="preserve"> </w:t>
+      </w:r>
+      <w:r>
+        <w:t xml:space="preserve">— take a single managed Windows laptop; confirm that the candidate platform produces one deduplicated asset record that includes the Intune MDM record, the InfoBlox DHCP record, the machine certificate from Intune SCEP, and the DNS FQDN. This is R-01, R-02, R-03, and R-10 simultaneously.</w:t>
+      </w:r>
+    </w:p>
+    <w:p>
+      <w:pPr>
+        <w:numPr>
+          <w:ilvl w:val="0"/>
+          <w:numId w:val="1016"/>
+        </w:numPr>
+      </w:pPr>
+      <w:r>
+        <w:rPr>
+          <w:b/>
+          <w:bCs/>
+        </w:rPr>
+        <w:t xml:space="preserve">Unmanaged device test</w:t>
+      </w:r>
+      <w:r>
+        <w:t xml:space="preserve"> </w:t>
+      </w:r>
+      <w:r>
+        <w:t xml:space="preserve">— connect an IoT device (or a device not enrolled in Intune) to a NAC-controlled port; confirm that the device appears in the inventory within one DHCP lease cycle as an unmanaged asset with InfoBlox DHCP fingerprint data. This is R-08.</w:t>
+      </w:r>
+    </w:p>
+    <w:p>
+      <w:pPr>
+        <w:numPr>
+          <w:ilvl w:val="0"/>
+          <w:numId w:val="1016"/>
+        </w:numPr>
+      </w:pPr>
+      <w:r>
+        <w:rPr>
+          <w:b/>
+          <w:bCs/>
+        </w:rPr>
+        <w:t xml:space="preserve">Component owner scoping test</w:t>
+      </w:r>
+      <w:r>
+        <w:t xml:space="preserve"> </w:t>
+      </w:r>
+      <w:r>
+        <w:t xml:space="preserve">— create two CIO Component owners in the candidate platform; confirm that each owner sees only their assigned assets and cannot access the other’s records. This is R-05.</w:t>
+      </w:r>
+    </w:p>
+    <w:p>
+      <w:pPr>
+        <w:pStyle w:val="FirstParagraph"/>
+      </w:pPr>
+      <w:r>
+        <w:t xml:space="preserve">Until a platform is selected and deployed, InfoBlox IPAM serves as the</w:t>
+      </w:r>
+      <w:r>
+        <w:t xml:space="preserve"> </w:t>
+      </w:r>
+      <w:r>
+        <w:rPr>
+          <w:b/>
+          <w:bCs/>
+        </w:rPr>
+        <w:t xml:space="preserve">best-available addressing proxy for CM-8</w:t>
+      </w:r>
+      <w:r>
+        <w:t xml:space="preserve"> </w:t>
+      </w:r>
+      <w:r>
+        <w:t xml:space="preserve">— every in-scope IP address is documented, every DNS hostname is authoritative, and DHCP fingerprinting provides unmanaged device classification. This is not a full CM-8 closure; it is the network-layer foundation on which the CMDB will be built.</w:t>
+      </w:r>
+    </w:p>
+    <w:p>
+      <w:r>
+        <w:pict>
+          <v:rect style="width:0;height:1.5pt" o:hralign="center" o:hrstd="t" o:hr="t"/>
+        </w:pict>
+      </w:r>
+    </w:p>
+    <w:bookmarkEnd w:id="145"/>
+    <w:bookmarkEnd w:id="146"/>
+    <w:bookmarkStart w:id="147" w:name="sec-summary"/>
+    <w:p>
+      <w:pPr>
+        <w:pStyle w:val="Heading2"/>
+      </w:pPr>
+      <w:r>
+        <w:t xml:space="preserve">13 Architecture Summary</w:t>
       </w:r>
     </w:p>
     <w:p>
@@ -12126,14 +14352,14 @@
         </w:pict>
       </w:r>
     </w:p>
-    <w:bookmarkEnd w:id="140"/>
-    <w:bookmarkStart w:id="151" w:name="sec-roadmap"/>
+    <w:bookmarkEnd w:id="147"/>
+    <w:bookmarkStart w:id="158" w:name="sec-roadmap"/>
     <w:p>
       <w:pPr>
         <w:pStyle w:val="Heading2"/>
       </w:pPr>
       <w:r>
-        <w:t xml:space="preserve">13 Recommended Buildout Roadmap</w:t>
+        <w:t xml:space="preserve">14 Recommended Buildout Roadmap</w:t>
       </w:r>
     </w:p>
     <w:p>
@@ -12165,18 +14391,18 @@
           <wp:inline>
             <wp:extent cx="5334000" cy="3526366"/>
             <wp:effectExtent b="0" l="0" r="0" t="0"/>
-            <wp:docPr descr="InfoBlox DDI Landing Zone — Six-Phase Buildout Roadmap" title="" id="142" name="Picture"/>
+            <wp:docPr descr="InfoBlox DDI Landing Zone — Six-Phase Buildout Roadmap" title="" id="149" name="Picture"/>
             <a:graphic>
               <a:graphicData uri="http://schemas.openxmlformats.org/drawingml/2006/picture">
                 <pic:pic>
                   <pic:nvPicPr>
-                    <pic:cNvPr descr="figs/lz-fig-14-roadmap.png" id="143" name="Picture"/>
+                    <pic:cNvPr descr="figs/lz-fig-14-roadmap.png" id="150" name="Picture"/>
                     <pic:cNvPicPr>
                       <a:picLocks noChangeArrowheads="1" noChangeAspect="1"/>
                     </pic:cNvPicPr>
                   </pic:nvPicPr>
                   <pic:blipFill>
-                    <a:blip r:embed="rId141"/>
+                    <a:blip r:embed="rId148"/>
                     <a:stretch>
                       <a:fillRect/>
                     </a:stretch>
@@ -12211,7 +14437,7 @@
         <w:t xml:space="preserve">InfoBlox DDI Landing Zone — Six-Phase Buildout Roadmap</w:t>
       </w:r>
     </w:p>
-    <w:bookmarkStart w:id="144" w:name="X6998601d02e0784d9756e9b3df61efe56f843a2"/>
+    <w:bookmarkStart w:id="151" w:name="X6998601d02e0784d9756e9b3df61efe56f843a2"/>
     <w:p>
       <w:pPr>
         <w:pStyle w:val="Heading3"/>
@@ -12225,7 +14451,7 @@
         <w:pStyle w:val="Compact"/>
         <w:numPr>
           <w:ilvl w:val="0"/>
-          <w:numId w:val="1015"/>
+          <w:numId w:val="1017"/>
         </w:numPr>
       </w:pPr>
       <w:r>
@@ -12253,7 +14479,7 @@
         <w:pStyle w:val="Compact"/>
         <w:numPr>
           <w:ilvl w:val="0"/>
-          <w:numId w:val="1015"/>
+          <w:numId w:val="1017"/>
         </w:numPr>
       </w:pPr>
       <w:r>
@@ -12281,7 +14507,7 @@
         <w:pStyle w:val="Compact"/>
         <w:numPr>
           <w:ilvl w:val="0"/>
-          <w:numId w:val="1015"/>
+          <w:numId w:val="1017"/>
         </w:numPr>
       </w:pPr>
       <w:r>
@@ -12293,15 +14519,15 @@
         <w:pStyle w:val="Compact"/>
         <w:numPr>
           <w:ilvl w:val="0"/>
-          <w:numId w:val="1015"/>
+          <w:numId w:val="1017"/>
         </w:numPr>
       </w:pPr>
       <w:r>
         <w:t xml:space="preserve">Engage InfoBlox Professional Services for VCF 9.1 DDI integration workshop</w:t>
       </w:r>
     </w:p>
-    <w:bookmarkEnd w:id="144"/>
-    <w:bookmarkStart w:id="145" w:name="phase-1-on-premises-foundation-months-13"/>
+    <w:bookmarkEnd w:id="151"/>
+    <w:bookmarkStart w:id="152" w:name="phase-1-on-premises-foundation-months-13"/>
     <w:p>
       <w:pPr>
         <w:pStyle w:val="Heading3"/>
@@ -12315,7 +14541,7 @@
         <w:pStyle w:val="Compact"/>
         <w:numPr>
           <w:ilvl w:val="0"/>
-          <w:numId w:val="1016"/>
+          <w:numId w:val="1018"/>
         </w:numPr>
       </w:pPr>
       <w:r>
@@ -12327,7 +14553,7 @@
         <w:pStyle w:val="Compact"/>
         <w:numPr>
           <w:ilvl w:val="0"/>
-          <w:numId w:val="1016"/>
+          <w:numId w:val="1018"/>
         </w:numPr>
       </w:pPr>
       <w:r>
@@ -12339,7 +14565,7 @@
         <w:pStyle w:val="Compact"/>
         <w:numPr>
           <w:ilvl w:val="0"/>
-          <w:numId w:val="1016"/>
+          <w:numId w:val="1018"/>
         </w:numPr>
       </w:pPr>
       <w:r>
@@ -12368,91 +14594,11 @@
         <w:pStyle w:val="Compact"/>
         <w:numPr>
           <w:ilvl w:val="0"/>
-          <w:numId w:val="1016"/>
+          <w:numId w:val="1018"/>
         </w:numPr>
       </w:pPr>
       <w:r>
         <w:t xml:space="preserve">Configure syslog forwarding from all Grid Members to SIEM (Splunk/Sentinel); verify AU-12 event receipt</w:t>
-      </w:r>
-    </w:p>
-    <w:p>
-      <w:pPr>
-        <w:pStyle w:val="Compact"/>
-        <w:numPr>
-          <w:ilvl w:val="0"/>
-          <w:numId w:val="1016"/>
-        </w:numPr>
-      </w:pPr>
-      <w:r>
-        <w:t xml:space="preserve">Deploy SCEP connector to ADCS; test automated cert enrollment from new IP host record</w:t>
-      </w:r>
-    </w:p>
-    <w:p>
-      <w:pPr>
-        <w:pStyle w:val="Compact"/>
-        <w:numPr>
-          <w:ilvl w:val="0"/>
-          <w:numId w:val="1016"/>
-        </w:numPr>
-      </w:pPr>
-      <w:r>
-        <w:t xml:space="preserve">Generate first CM-8 IP inventory export; reconcile against existing CMDB</w:t>
-      </w:r>
-    </w:p>
-    <w:bookmarkEnd w:id="145"/>
-    <w:bookmarkStart w:id="146" w:name="Xc4c0bc48ec731a428e8eb5363949c17466fc71f"/>
-    <w:p>
-      <w:pPr>
-        <w:pStyle w:val="Heading3"/>
-      </w:pPr>
-      <w:r>
-        <w:t xml:space="preserve">Phase 2 — VMware VCF 9.1 Integration (Months 2–4)</w:t>
-      </w:r>
-    </w:p>
-    <w:p>
-      <w:pPr>
-        <w:pStyle w:val="Compact"/>
-        <w:numPr>
-          <w:ilvl w:val="0"/>
-          <w:numId w:val="1017"/>
-        </w:numPr>
-      </w:pPr>
-      <w:r>
-        <w:t xml:space="preserve">Update VCF to 9.1; configure VCF-A to use InfoBlox WAPI as external IPAM backend</w:t>
-      </w:r>
-    </w:p>
-    <w:p>
-      <w:pPr>
-        <w:pStyle w:val="Compact"/>
-        <w:numPr>
-          <w:ilvl w:val="0"/>
-          <w:numId w:val="1017"/>
-        </w:numPr>
-      </w:pPr>
-      <w:r>
-        <w:t xml:space="preserve">Update NSX-T DHCP Server Profiles to route DNS to InfoBlox Grid Member IP</w:t>
-      </w:r>
-    </w:p>
-    <w:p>
-      <w:pPr>
-        <w:pStyle w:val="Compact"/>
-        <w:numPr>
-          <w:ilvl w:val="0"/>
-          <w:numId w:val="1017"/>
-        </w:numPr>
-      </w:pPr>
-      <w:r>
-        <w:t xml:space="preserve">Verify NSX-T VM IP assignments appear in InfoBlox On-Premises Network View within 60 seconds</w:t>
-      </w:r>
-    </w:p>
-    <w:bookmarkEnd w:id="146"/>
-    <w:bookmarkStart w:id="147" w:name="X77a697cf21d0ca41f2584ad67baf5270bd4b388"/>
-    <w:p>
-      <w:pPr>
-        <w:pStyle w:val="Heading3"/>
-      </w:pPr>
-      <w:r>
-        <w:t xml:space="preserve">Phase 3 — Azure Government Integration (Months 3–5)</w:t>
       </w:r>
     </w:p>
     <w:p>
@@ -12464,7 +14610,7 @@
         </w:numPr>
       </w:pPr>
       <w:r>
-        <w:t xml:space="preserve">Deploy InfoBlox Grid Member as Azure VM in Hub VNet; configure Azure DNS Private Resolver to forward to Grid Member</w:t>
+        <w:t xml:space="preserve">Deploy SCEP connector to ADCS; test automated cert enrollment from new IP host record</w:t>
       </w:r>
     </w:p>
     <w:p>
@@ -12476,41 +14622,17 @@
         </w:numPr>
       </w:pPr>
       <w:r>
-        <w:t xml:space="preserve">Register all Azure VNet/subnet CIDRs in InfoBlox Azure-GCC Network View; enable Azure connector</w:t>
-      </w:r>
-    </w:p>
-    <w:p>
-      <w:pPr>
-        <w:pStyle w:val="Compact"/>
-        <w:numPr>
-          <w:ilvl w:val="0"/>
-          <w:numId w:val="1018"/>
-        </w:numPr>
-      </w:pPr>
-      <w:r>
-        <w:t xml:space="preserve">Configure Azure Key Vault Certificate Manager polling in InfoBlox Certificate Tracker</w:t>
-      </w:r>
-    </w:p>
-    <w:p>
-      <w:pPr>
-        <w:pStyle w:val="Compact"/>
-        <w:numPr>
-          <w:ilvl w:val="0"/>
-          <w:numId w:val="1018"/>
-        </w:numPr>
-      </w:pPr>
-      <w:r>
-        <w:t xml:space="preserve">Configure M365 GCC endpoint API polling; test RPZ passthrough and commercial M365 RPZ block</w:t>
-      </w:r>
-    </w:p>
-    <w:bookmarkEnd w:id="147"/>
-    <w:bookmarkStart w:id="148" w:name="Xa43eec936343295a8326917a9cf352928776252"/>
+        <w:t xml:space="preserve">Generate first CM-8 IP inventory export; reconcile against existing CMDB</w:t>
+      </w:r>
+    </w:p>
+    <w:bookmarkEnd w:id="152"/>
+    <w:bookmarkStart w:id="153" w:name="Xc4c0bc48ec731a428e8eb5363949c17466fc71f"/>
     <w:p>
       <w:pPr>
         <w:pStyle w:val="Heading3"/>
       </w:pPr>
       <w:r>
-        <w:t xml:space="preserve">Phase 4 — AWS GovCloud Integration (Months 5–7)</w:t>
+        <w:t xml:space="preserve">Phase 2 — VMware VCF 9.1 Integration (Months 2–4)</w:t>
       </w:r>
     </w:p>
     <w:p>
@@ -12522,7 +14644,7 @@
         </w:numPr>
       </w:pPr>
       <w:r>
-        <w:t xml:space="preserve">Deploy InfoBlox Grid Member as EC2 instance in Transit VPC</w:t>
+        <w:t xml:space="preserve">Update VCF to 9.1; configure VCF-A to use InfoBlox WAPI as external IPAM backend</w:t>
       </w:r>
     </w:p>
     <w:p>
@@ -12534,7 +14656,7 @@
         </w:numPr>
       </w:pPr>
       <w:r>
-        <w:t xml:space="preserve">Update VPC DHCP Options Sets to use Grid Member IP as domain-name-server</w:t>
+        <w:t xml:space="preserve">Update NSX-T DHCP Server Profiles to route DNS to InfoBlox Grid Member IP</w:t>
       </w:r>
     </w:p>
     <w:p>
@@ -12546,41 +14668,17 @@
         </w:numPr>
       </w:pPr>
       <w:r>
-        <w:t xml:space="preserve">Enable InfoBlox AWS connector; register all VPC CIDR allocations in AWS-GovCloud Network View</w:t>
-      </w:r>
-    </w:p>
-    <w:p>
-      <w:pPr>
-        <w:pStyle w:val="Compact"/>
-        <w:numPr>
-          <w:ilvl w:val="0"/>
-          <w:numId w:val="1019"/>
-        </w:numPr>
-      </w:pPr>
-      <w:r>
-        <w:t xml:space="preserve">Configure ACM DNS validation CNAME automation; test certificate issuance for an internal ALB</w:t>
-      </w:r>
-    </w:p>
-    <w:p>
-      <w:pPr>
-        <w:pStyle w:val="Compact"/>
-        <w:numPr>
-          <w:ilvl w:val="0"/>
-          <w:numId w:val="1019"/>
-        </w:numPr>
-      </w:pPr>
-      <w:r>
-        <w:t xml:space="preserve">Integrate InfoBlox RPZ events with AWS Security Hub findings</w:t>
-      </w:r>
-    </w:p>
-    <w:bookmarkEnd w:id="148"/>
-    <w:bookmarkStart w:id="149" w:name="Xca1eadb88ebaa0b3ed62b98ccc9ae1a6edf20c4"/>
+        <w:t xml:space="preserve">Verify NSX-T VM IP assignments appear in InfoBlox On-Premises Network View within 60 seconds</w:t>
+      </w:r>
+    </w:p>
+    <w:bookmarkEnd w:id="153"/>
+    <w:bookmarkStart w:id="154" w:name="X77a697cf21d0ca41f2584ad67baf5270bd4b388"/>
     <w:p>
       <w:pPr>
         <w:pStyle w:val="Heading3"/>
       </w:pPr>
       <w:r>
-        <w:t xml:space="preserve">Phase 5 — OCI OPM HRIT Integration (Months 7–9)</w:t>
+        <w:t xml:space="preserve">Phase 3 — Azure Government Integration (Months 3–5)</w:t>
       </w:r>
     </w:p>
     <w:p>
@@ -12592,7 +14690,7 @@
         </w:numPr>
       </w:pPr>
       <w:r>
-        <w:t xml:space="preserve">Import all known OPM HRIT service endpoint IPs and FQDNs as external host records</w:t>
+        <w:t xml:space="preserve">Deploy InfoBlox Grid Member as Azure VM in Hub VNet; configure Azure DNS Private Resolver to forward to Grid Member</w:t>
       </w:r>
     </w:p>
     <w:p>
@@ -12604,7 +14702,7 @@
         </w:numPr>
       </w:pPr>
       <w:r>
-        <w:t xml:space="preserve">Configure InfoBlox conditional forwarder for OPM HRIT FQDNs through FastConnect path</w:t>
+        <w:t xml:space="preserve">Register all Azure VNet/subnet CIDRs in InfoBlox Azure-GCC Network View; enable Azure connector</w:t>
       </w:r>
     </w:p>
     <w:p>
@@ -12616,7 +14714,7 @@
         </w:numPr>
       </w:pPr>
       <w:r>
-        <w:t xml:space="preserve">Connect InfoBlox Certificate Tracker to OPM HRIT HTTPS endpoints; verify 90-day cert expiry alert fires</w:t>
+        <w:t xml:space="preserve">Configure Azure Key Vault Certificate Manager polling in InfoBlox Certificate Tracker</w:t>
       </w:r>
     </w:p>
     <w:p>
@@ -12628,17 +14726,17 @@
         </w:numPr>
       </w:pPr>
       <w:r>
-        <w:t xml:space="preserve">Document OCI integration in SSP SA-9 external services table with OPM as system owner</w:t>
-      </w:r>
-    </w:p>
-    <w:bookmarkEnd w:id="149"/>
-    <w:bookmarkStart w:id="150" w:name="X6450109d4d09342385afb6f44eead155ff42378"/>
+        <w:t xml:space="preserve">Configure M365 GCC endpoint API polling; test RPZ passthrough and commercial M365 RPZ block</w:t>
+      </w:r>
+    </w:p>
+    <w:bookmarkEnd w:id="154"/>
+    <w:bookmarkStart w:id="155" w:name="Xa43eec936343295a8326917a9cf352928776252"/>
     <w:p>
       <w:pPr>
         <w:pStyle w:val="Heading3"/>
       </w:pPr>
       <w:r>
-        <w:t xml:space="preserve">Phase 6 — FedRAMP Continuous Monitoring (Months 9–12)</w:t>
+        <w:t xml:space="preserve">Phase 4 — AWS GovCloud Integration (Months 5–7)</w:t>
       </w:r>
     </w:p>
     <w:p>
@@ -12650,7 +14748,7 @@
         </w:numPr>
       </w:pPr>
       <w:r>
-        <w:t xml:space="preserve">Complete InfoBlox FedRAMP ATO documentation in SSP; reference CSO FR2017257053 for DDI layer control inheritance</w:t>
+        <w:t xml:space="preserve">Deploy InfoBlox Grid Member as EC2 instance in Transit VPC</w:t>
       </w:r>
     </w:p>
     <w:p>
@@ -12662,7 +14760,7 @@
         </w:numPr>
       </w:pPr>
       <w:r>
-        <w:t xml:space="preserve">Configure all eight FedRAMP control evidence exports as scheduled reports</w:t>
+        <w:t xml:space="preserve">Update VPC DHCP Options Sets to use Grid Member IP as domain-name-server</w:t>
       </w:r>
     </w:p>
     <w:p>
@@ -12674,7 +14772,7 @@
         </w:numPr>
       </w:pPr>
       <w:r>
-        <w:t xml:space="preserve">Implement IaC Terraform pipeline: IP allocation → DNS record → SCEP cert enrollment as single atomic pipeline</w:t>
+        <w:t xml:space="preserve">Enable InfoBlox AWS connector; register all VPC CIDR allocations in AWS-GovCloud Network View</w:t>
       </w:r>
     </w:p>
     <w:p>
@@ -12686,6 +14784,134 @@
         </w:numPr>
       </w:pPr>
       <w:r>
+        <w:t xml:space="preserve">Configure ACM DNS validation CNAME automation; test certificate issuance for an internal ALB</w:t>
+      </w:r>
+    </w:p>
+    <w:p>
+      <w:pPr>
+        <w:pStyle w:val="Compact"/>
+        <w:numPr>
+          <w:ilvl w:val="0"/>
+          <w:numId w:val="1021"/>
+        </w:numPr>
+      </w:pPr>
+      <w:r>
+        <w:t xml:space="preserve">Integrate InfoBlox RPZ events with AWS Security Hub findings</w:t>
+      </w:r>
+    </w:p>
+    <w:bookmarkEnd w:id="155"/>
+    <w:bookmarkStart w:id="156" w:name="Xca1eadb88ebaa0b3ed62b98ccc9ae1a6edf20c4"/>
+    <w:p>
+      <w:pPr>
+        <w:pStyle w:val="Heading3"/>
+      </w:pPr>
+      <w:r>
+        <w:t xml:space="preserve">Phase 5 — OCI OPM HRIT Integration (Months 7–9)</w:t>
+      </w:r>
+    </w:p>
+    <w:p>
+      <w:pPr>
+        <w:pStyle w:val="Compact"/>
+        <w:numPr>
+          <w:ilvl w:val="0"/>
+          <w:numId w:val="1022"/>
+        </w:numPr>
+      </w:pPr>
+      <w:r>
+        <w:t xml:space="preserve">Import all known OPM HRIT service endpoint IPs and FQDNs as external host records</w:t>
+      </w:r>
+    </w:p>
+    <w:p>
+      <w:pPr>
+        <w:pStyle w:val="Compact"/>
+        <w:numPr>
+          <w:ilvl w:val="0"/>
+          <w:numId w:val="1022"/>
+        </w:numPr>
+      </w:pPr>
+      <w:r>
+        <w:t xml:space="preserve">Configure InfoBlox conditional forwarder for OPM HRIT FQDNs through FastConnect path</w:t>
+      </w:r>
+    </w:p>
+    <w:p>
+      <w:pPr>
+        <w:pStyle w:val="Compact"/>
+        <w:numPr>
+          <w:ilvl w:val="0"/>
+          <w:numId w:val="1022"/>
+        </w:numPr>
+      </w:pPr>
+      <w:r>
+        <w:t xml:space="preserve">Connect InfoBlox Certificate Tracker to OPM HRIT HTTPS endpoints; verify 90-day cert expiry alert fires</w:t>
+      </w:r>
+    </w:p>
+    <w:p>
+      <w:pPr>
+        <w:pStyle w:val="Compact"/>
+        <w:numPr>
+          <w:ilvl w:val="0"/>
+          <w:numId w:val="1022"/>
+        </w:numPr>
+      </w:pPr>
+      <w:r>
+        <w:t xml:space="preserve">Document OCI integration in SSP SA-9 external services table with OPM as system owner</w:t>
+      </w:r>
+    </w:p>
+    <w:bookmarkEnd w:id="156"/>
+    <w:bookmarkStart w:id="157" w:name="X6450109d4d09342385afb6f44eead155ff42378"/>
+    <w:p>
+      <w:pPr>
+        <w:pStyle w:val="Heading3"/>
+      </w:pPr>
+      <w:r>
+        <w:t xml:space="preserve">Phase 6 — FedRAMP Continuous Monitoring (Months 9–12)</w:t>
+      </w:r>
+    </w:p>
+    <w:p>
+      <w:pPr>
+        <w:pStyle w:val="Compact"/>
+        <w:numPr>
+          <w:ilvl w:val="0"/>
+          <w:numId w:val="1023"/>
+        </w:numPr>
+      </w:pPr>
+      <w:r>
+        <w:t xml:space="preserve">Complete InfoBlox FedRAMP ATO documentation in SSP; reference CSO FR2017257053 for DDI layer control inheritance</w:t>
+      </w:r>
+    </w:p>
+    <w:p>
+      <w:pPr>
+        <w:pStyle w:val="Compact"/>
+        <w:numPr>
+          <w:ilvl w:val="0"/>
+          <w:numId w:val="1023"/>
+        </w:numPr>
+      </w:pPr>
+      <w:r>
+        <w:t xml:space="preserve">Configure all eight FedRAMP control evidence exports as scheduled reports</w:t>
+      </w:r>
+    </w:p>
+    <w:p>
+      <w:pPr>
+        <w:pStyle w:val="Compact"/>
+        <w:numPr>
+          <w:ilvl w:val="0"/>
+          <w:numId w:val="1023"/>
+        </w:numPr>
+      </w:pPr>
+      <w:r>
+        <w:t xml:space="preserve">Implement IaC Terraform pipeline: IP allocation → DNS record → SCEP cert enrollment as single atomic pipeline</w:t>
+      </w:r>
+    </w:p>
+    <w:p>
+      <w:pPr>
+        <w:pStyle w:val="Compact"/>
+        <w:numPr>
+          <w:ilvl w:val="0"/>
+          <w:numId w:val="1023"/>
+        </w:numPr>
+      </w:pPr>
+      <w:r>
         <w:t xml:space="preserve">Configure FedRAMP 20x KSI automation checks (DNSSEC status, RPZ coverage, cert expiry, CIDR conflict) as CI/CD pipeline tests</w:t>
       </w:r>
     </w:p>
@@ -12696,9 +14922,9 @@
         </w:pict>
       </w:r>
     </w:p>
-    <w:bookmarkEnd w:id="150"/>
-    <w:bookmarkEnd w:id="151"/>
-    <w:bookmarkStart w:id="164" w:name="references"/>
+    <w:bookmarkEnd w:id="157"/>
+    <w:bookmarkEnd w:id="158"/>
+    <w:bookmarkStart w:id="171" w:name="references"/>
     <w:p>
       <w:pPr>
         <w:pStyle w:val="Heading2"/>
@@ -12772,7 +14998,7 @@
             <w:pPr>
               <w:pStyle w:val="Compact"/>
             </w:pPr>
-            <w:hyperlink r:id="rId152">
+            <w:hyperlink r:id="rId159">
               <w:r>
                 <w:rPr>
                   <w:rStyle w:val="Hyperlink"/>
@@ -12801,7 +15027,7 @@
             <w:pPr>
               <w:pStyle w:val="Compact"/>
             </w:pPr>
-            <w:hyperlink r:id="rId153">
+            <w:hyperlink r:id="rId160">
               <w:r>
                 <w:rPr>
                   <w:rStyle w:val="Hyperlink"/>
@@ -12830,7 +15056,7 @@
             <w:pPr>
               <w:pStyle w:val="Compact"/>
             </w:pPr>
-            <w:hyperlink r:id="rId154">
+            <w:hyperlink r:id="rId161">
               <w:r>
                 <w:rPr>
                   <w:rStyle w:val="Hyperlink"/>
@@ -12859,7 +15085,7 @@
             <w:pPr>
               <w:pStyle w:val="Compact"/>
             </w:pPr>
-            <w:hyperlink r:id="rId155">
+            <w:hyperlink r:id="rId162">
               <w:r>
                 <w:rPr>
                   <w:rStyle w:val="Hyperlink"/>
@@ -12888,7 +15114,7 @@
             <w:pPr>
               <w:pStyle w:val="Compact"/>
             </w:pPr>
-            <w:hyperlink r:id="rId156">
+            <w:hyperlink r:id="rId163">
               <w:r>
                 <w:rPr>
                   <w:rStyle w:val="Hyperlink"/>
@@ -12917,7 +15143,7 @@
             <w:pPr>
               <w:pStyle w:val="Compact"/>
             </w:pPr>
-            <w:hyperlink r:id="rId157">
+            <w:hyperlink r:id="rId164">
               <w:r>
                 <w:rPr>
                   <w:rStyle w:val="Hyperlink"/>
@@ -12946,7 +15172,7 @@
             <w:pPr>
               <w:pStyle w:val="Compact"/>
             </w:pPr>
-            <w:hyperlink r:id="rId158">
+            <w:hyperlink r:id="rId165">
               <w:r>
                 <w:rPr>
                   <w:rStyle w:val="Hyperlink"/>
@@ -12975,7 +15201,7 @@
             <w:pPr>
               <w:pStyle w:val="Compact"/>
             </w:pPr>
-            <w:hyperlink r:id="rId159">
+            <w:hyperlink r:id="rId166">
               <w:r>
                 <w:rPr>
                   <w:rStyle w:val="Hyperlink"/>
@@ -13004,7 +15230,7 @@
             <w:pPr>
               <w:pStyle w:val="Compact"/>
             </w:pPr>
-            <w:hyperlink r:id="rId160">
+            <w:hyperlink r:id="rId167">
               <w:r>
                 <w:rPr>
                   <w:rStyle w:val="Hyperlink"/>
@@ -13033,7 +15259,7 @@
             <w:pPr>
               <w:pStyle w:val="Compact"/>
             </w:pPr>
-            <w:hyperlink r:id="rId161">
+            <w:hyperlink r:id="rId168">
               <w:r>
                 <w:rPr>
                   <w:rStyle w:val="Hyperlink"/>
@@ -13062,7 +15288,7 @@
             <w:pPr>
               <w:pStyle w:val="Compact"/>
             </w:pPr>
-            <w:hyperlink r:id="rId162">
+            <w:hyperlink r:id="rId169">
               <w:r>
                 <w:rPr>
                   <w:rStyle w:val="Hyperlink"/>
@@ -13091,7 +15317,7 @@
             <w:pPr>
               <w:pStyle w:val="Compact"/>
             </w:pPr>
-            <w:hyperlink r:id="rId163">
+            <w:hyperlink r:id="rId170">
               <w:r>
                 <w:rPr>
                   <w:rStyle w:val="Hyperlink"/>
@@ -13110,7 +15336,7 @@
         </w:pict>
       </w:r>
     </w:p>
-    <w:bookmarkEnd w:id="164"/>
+    <w:bookmarkEnd w:id="171"/>
     <w:sectPr>
       <w:footnotePr>
         <w:numRestart w:val="eachSect"/>
@@ -13593,7 +15819,34 @@
     <w:abstractNumId w:val="991"/>
   </w:num>
   <w:num w:numId="1016">
-    <w:abstractNumId w:val="991"/>
+    <w:abstractNumId w:val="99411"/>
+    <w:lvlOverride w:ilvl="0">
+      <w:startOverride w:val="1"/>
+    </w:lvlOverride>
+    <w:lvlOverride w:ilvl="1">
+      <w:startOverride w:val="1"/>
+    </w:lvlOverride>
+    <w:lvlOverride w:ilvl="2">
+      <w:startOverride w:val="1"/>
+    </w:lvlOverride>
+    <w:lvlOverride w:ilvl="3">
+      <w:startOverride w:val="1"/>
+    </w:lvlOverride>
+    <w:lvlOverride w:ilvl="4">
+      <w:startOverride w:val="1"/>
+    </w:lvlOverride>
+    <w:lvlOverride w:ilvl="5">
+      <w:startOverride w:val="1"/>
+    </w:lvlOverride>
+    <w:lvlOverride w:ilvl="6">
+      <w:startOverride w:val="1"/>
+    </w:lvlOverride>
+    <w:lvlOverride w:ilvl="7">
+      <w:startOverride w:val="1"/>
+    </w:lvlOverride>
+    <w:lvlOverride w:ilvl="8">
+      <w:startOverride w:val="1"/>
+    </w:lvlOverride>
   </w:num>
   <w:num w:numId="1017">
     <w:abstractNumId w:val="991"/>
@@ -13608,6 +15861,12 @@
     <w:abstractNumId w:val="991"/>
   </w:num>
   <w:num w:numId="1021">
+    <w:abstractNumId w:val="991"/>
+  </w:num>
+  <w:num w:numId="1022">
+    <w:abstractNumId w:val="991"/>
+  </w:num>
+  <w:num w:numId="1023">
     <w:abstractNumId w:val="991"/>
   </w:num>
 </w:numbering>
@@ -14149,22 +16408,32 @@
   <w:style w:default="1" w:styleId="Table" w:type="table">
     <w:name w:val="Table"/>
     <w:basedOn w:val="TableNormal"/>
-    <w:semiHidden/>
-    <w:unhideWhenUsed/>
+    <w:uiPriority w:val="59"/>
     <w:qFormat/>
     <w:tblPr>
       <w:tblInd w:type="dxa" w:w="0"/>
+      <w:tblBorders>
+        <w:top w:color="0078D4" w:space="0" w:sz="12" w:val="single"/>
+        <w:bottom w:color="0078D4" w:space="0" w:sz="12" w:val="single"/>
+        <w:left w:val="nil"/>
+        <w:right w:val="nil"/>
+        <w:insideH w:color="D1D5DA" w:space="0" w:sz="4" w:val="single"/>
+        <w:insideV w:val="nil"/>
+      </w:tblBorders>
       <w:tblCellMar>
-        <w:top w:type="dxa" w:w="0"/>
+        <w:top w:type="dxa" w:w="80"/>
         <w:left w:type="dxa" w:w="108"/>
-        <w:bottom w:type="dxa" w:w="0"/>
+        <w:bottom w:type="dxa" w:w="80"/>
         <w:right w:type="dxa" w:w="108"/>
       </w:tblCellMar>
     </w:tblPr>
     <w:tblStylePr w:type="firstRow">
+      <w:rPr>
+        <w:b/>
+      </w:rPr>
       <w:tcPr>
         <w:tcBorders>
-          <w:bottom w:val="single"/>
+          <w:bottom w:color="0078D4" w:space="0" w:sz="8" w:val="single"/>
         </w:tcBorders>
         <w:vAlign w:val="bottom"/>
       </w:tcPr>
@@ -14225,6 +16494,29 @@
     <w:basedOn w:val="DefaultParagraphFont"/>
     <w:link w:val="BodyText"/>
   </w:style>
+  <w:style w:customStyle="1" w:styleId="SourceCode" w:type="paragraph">
+    <w:name w:val="Source Code"/>
+    <w:basedOn w:val="Normal"/>
+    <w:link w:val="VerbatimChar"/>
+    <w:pPr>
+      <w:pBdr>
+        <w:top w:color="D1D5DA" w:space="6" w:sz="6" w:val="single"/>
+        <w:left w:color="D1D5DA" w:space="6" w:sz="6" w:val="single"/>
+        <w:bottom w:color="D1D5DA" w:space="6" w:sz="6" w:val="single"/>
+        <w:right w:color="D1D5DA" w:space="6" w:sz="6" w:val="single"/>
+      </w:pBdr>
+      <w:shd w:fill="F6F8FA" w:val="clear"/>
+      <w:wordWrap w:val="off"/>
+      <w:spacing w:after="0" w:before="0" w:line="240" w:lineRule="auto"/>
+      <w:ind w:left="144" w:right="144"/>
+      <w:contextualSpacing/>
+    </w:pPr>
+    <w:rPr>
+      <w:rFonts w:ascii="Consolas" w:hAnsi="Consolas"/>
+      <w:color w:val="24292E"/>
+      <w:sz w:val="18"/>
+    </w:rPr>
+  </w:style>
   <w:style w:customStyle="1" w:styleId="VerbatimChar" w:type="character">
     <w:name w:val="Verbatim Char"/>
     <w:basedOn w:val="BodyTextChar"/>
@@ -14268,15 +16560,6 @@
       <w:bCs w:val="0"/>
       <w:color w:themeColor="accent1" w:themeShade="BF" w:val="365F91"/>
     </w:rPr>
-  </w:style>
-  <w:style w:type="paragraph" w:customStyle="1" w:styleId="SourceCode">
-    <w:name w:val="Source Code"/>
-    <w:basedOn w:val="Normal"/>
-    <w:link w:val="VerbatimChar"/>
-    <w:pPr>
-      <w:wordWrap w:val="off"/>
-      <w:shd w:val="clear" w:fill="f1f3f5"/>
-    </w:pPr>
   </w:style>
   <w:style w:type="character" w:customStyle="1" w:styleId="KeywordTok">
     <w:name w:val="KeywordTok"/>
